--- a/ssw-support-templates/01_支援実施状況報告書.docx
+++ b/ssw-support-templates/01_支援実施状況報告書.docx
@@ -4,7 +4,6 @@
   <w:body>
     <w:p>
       <w:pPr>
-        <w:pStyle w:val="Heading1"/>
         <w:jc w:val="center"/>
       </w:pPr>
       <w:r>
@@ -12,2197 +11,4852 @@
           <w:b/>
           <w:sz w:val="28"/>
         </w:rPr>
-        <w:t>参考様式第５－２号｜特定技能外国人支援実施状況報告書</w:t>
-      </w:r>
-    </w:p>
-    <w:p/>
-    <w:p>
-      <w:pPr/>
-      <w:r>
-        <w:rPr>
-          <w:i/>
-          <w:color w:val="555555"/>
-          <w:sz w:val="18"/>
-        </w:rPr>
-        <w:t>**凡例**</w:t>
-      </w:r>
-    </w:p>
-    <w:p>
-      <w:pPr/>
-      <w:r>
-        <w:rPr>
-          <w:i/>
-          <w:color w:val="555555"/>
-          <w:sz w:val="18"/>
-        </w:rPr>
-        <w:t>- `██ 固定情報 ██` … 登録後一度だけ設定する会社マスタ情報</w:t>
-      </w:r>
-    </w:p>
-    <w:p>
-      <w:pPr/>
-      <w:r>
-        <w:rPr>
-          <w:i/>
-          <w:color w:val="555555"/>
-          <w:sz w:val="18"/>
-        </w:rPr>
-        <w:t>- `[変数名]` … 四半期ごと／届出ごとに書き換える変数</w:t>
-      </w:r>
-    </w:p>
-    <w:p>
-      <w:pPr/>
-      <w:r>
-        <w:rPr>
-          <w:i/>
-          <w:color w:val="555555"/>
-          <w:sz w:val="18"/>
-        </w:rPr>
-        <w:t>- 変数一覧は末尾の「**変数速查表**」を参照</w:t>
+        <w:t>特定技能外国人支援実施状況報告書（参考様式第５－２号）</w:t>
       </w:r>
     </w:p>
     <w:p/>
     <w:p>
       <w:r>
-        <w:t>────────────────────────────────────────</w:t>
-      </w:r>
-    </w:p>
-    <w:p/>
-    <w:p>
-      <w:pPr/>
-      <w:r>
         <w:rPr>
-          <w:rFonts w:ascii="Courier New" w:hAnsi="Courier New"/>
-          <w:sz w:val="18"/>
+          <w:sz w:val="16"/>
         </w:rPr>
-        <w:t>━━━━━━━━━━━━━━━━━━━━━━━━━━━━━━━━━━━━━━━━</w:t>
-      </w:r>
-    </w:p>
-    <w:p>
-      <w:pPr/>
-      <w:r>
-        <w:rPr>
-          <w:rFonts w:ascii="Courier New" w:hAnsi="Courier New"/>
-          <w:sz w:val="18"/>
-        </w:rPr>
-        <w:t xml:space="preserve">         特定技能外国人支援実施状況報告書</w:t>
-      </w:r>
-    </w:p>
-    <w:p>
-      <w:pPr/>
-      <w:r>
-        <w:rPr>
-          <w:rFonts w:ascii="Courier New" w:hAnsi="Courier New"/>
-          <w:sz w:val="18"/>
-        </w:rPr>
-        <w:t xml:space="preserve">                （参考様式第５－２号）</w:t>
-      </w:r>
-    </w:p>
-    <w:p>
-      <w:pPr/>
-      <w:r>
-        <w:rPr>
-          <w:rFonts w:ascii="Courier New" w:hAnsi="Courier New"/>
-          <w:sz w:val="18"/>
-        </w:rPr>
-        <w:t>━━━━━━━━━━━━━━━━━━━━━━━━━━━━━━━━━━━━━━━━</w:t>
-      </w:r>
-    </w:p>
-    <w:p>
-      <w:pPr/>
-    </w:p>
-    <w:p>
-      <w:pPr/>
-      <w:r>
-        <w:rPr>
-          <w:rFonts w:ascii="Courier New" w:hAnsi="Courier New"/>
-          <w:sz w:val="18"/>
-        </w:rPr>
-        <w:t>届出年月日：令和 [届出年] 年 [届出月] 月 [届出日] 日</w:t>
-      </w:r>
-    </w:p>
-    <w:p>
-      <w:pPr/>
-    </w:p>
-    <w:p>
-      <w:pPr/>
-      <w:r>
-        <w:rPr>
-          <w:rFonts w:ascii="Courier New" w:hAnsi="Courier New"/>
-          <w:sz w:val="18"/>
-        </w:rPr>
-        <w:t>届出先：[管轄入国管理局名] 長 殿</w:t>
-      </w:r>
-    </w:p>
-    <w:p>
-      <w:pPr/>
-    </w:p>
-    <w:p>
-      <w:pPr/>
-      <w:r>
-        <w:rPr>
-          <w:rFonts w:ascii="Courier New" w:hAnsi="Courier New"/>
-          <w:sz w:val="18"/>
-        </w:rPr>
-        <w:t>━━━━━━━━━━━━━━━━━━━━━━━━━━━━━━</w:t>
-      </w:r>
-    </w:p>
-    <w:p>
-      <w:pPr/>
-      <w:r>
-        <w:rPr>
-          <w:rFonts w:ascii="Courier New" w:hAnsi="Courier New"/>
-          <w:sz w:val="18"/>
-        </w:rPr>
-        <w:t>【届出者情報】※ 会社マスタより自動挿入（固定）</w:t>
-      </w:r>
-    </w:p>
-    <w:p>
-      <w:pPr/>
-      <w:r>
-        <w:rPr>
-          <w:rFonts w:ascii="Courier New" w:hAnsi="Courier New"/>
-          <w:sz w:val="18"/>
-        </w:rPr>
-        <w:t>━━━━━━━━━━━━━━━━━━━━━━━━━━━━━━</w:t>
-      </w:r>
-    </w:p>
-    <w:p>
-      <w:pPr/>
-    </w:p>
-    <w:p>
-      <w:pPr/>
-      <w:r>
-        <w:rPr>
-          <w:rFonts w:ascii="Courier New" w:hAnsi="Courier New"/>
-          <w:sz w:val="18"/>
-        </w:rPr>
-        <w:t>登録支援機関名称  ：██ [自社名称]                               ██</w:t>
-      </w:r>
-    </w:p>
-    <w:p>
-      <w:pPr/>
-      <w:r>
-        <w:rPr>
-          <w:rFonts w:ascii="Courier New" w:hAnsi="Courier New"/>
-          <w:sz w:val="18"/>
-        </w:rPr>
-        <w:t>登録番号          ：██ 19登－XXXXXXXX                           ██</w:t>
-      </w:r>
-    </w:p>
-    <w:p>
-      <w:pPr/>
-      <w:r>
-        <w:rPr>
-          <w:rFonts w:ascii="Courier New" w:hAnsi="Courier New"/>
-          <w:sz w:val="18"/>
-        </w:rPr>
-        <w:t>代表者氏名        ：██ [代表者氏名]                             ██</w:t>
-      </w:r>
-    </w:p>
-    <w:p>
-      <w:pPr/>
-      <w:r>
-        <w:rPr>
-          <w:rFonts w:ascii="Courier New" w:hAnsi="Courier New"/>
-          <w:sz w:val="18"/>
-        </w:rPr>
-        <w:t>住所（郵便番号）  ：██ 〒XXX-XXXX                               ██</w:t>
-      </w:r>
-    </w:p>
-    <w:p>
-      <w:pPr/>
-      <w:r>
-        <w:rPr>
-          <w:rFonts w:ascii="Courier New" w:hAnsi="Courier New"/>
-          <w:sz w:val="18"/>
-        </w:rPr>
-        <w:t>住所              ：██ [都道府県 市区町村 番地 建物名]          ██</w:t>
-      </w:r>
-    </w:p>
-    <w:p>
-      <w:pPr/>
-      <w:r>
-        <w:rPr>
-          <w:rFonts w:ascii="Courier New" w:hAnsi="Courier New"/>
-          <w:sz w:val="18"/>
-        </w:rPr>
-        <w:t>電話番号          ：██ [TEL]                                     ██</w:t>
-      </w:r>
-    </w:p>
-    <w:p>
-      <w:pPr/>
-      <w:r>
-        <w:rPr>
-          <w:rFonts w:ascii="Courier New" w:hAnsi="Courier New"/>
-          <w:sz w:val="18"/>
-        </w:rPr>
-        <w:t>担当者氏名        ：██ [担当者氏名]                             ██</w:t>
-      </w:r>
-    </w:p>
-    <w:p>
-      <w:pPr/>
-      <w:r>
-        <w:rPr>
-          <w:rFonts w:ascii="Courier New" w:hAnsi="Courier New"/>
-          <w:sz w:val="18"/>
-        </w:rPr>
-        <w:t>担当者連絡先      ：██ [担当者直通TEL / メールアドレス]         ██</w:t>
-      </w:r>
-    </w:p>
-    <w:p>
-      <w:pPr/>
-    </w:p>
-    <w:p>
-      <w:pPr/>
-      <w:r>
-        <w:rPr>
-          <w:rFonts w:ascii="Courier New" w:hAnsi="Courier New"/>
-          <w:sz w:val="18"/>
-        </w:rPr>
-        <w:t>━━━━━━━━━━━━━━━━━━━━━━━━━━━━━━</w:t>
-      </w:r>
-    </w:p>
-    <w:p>
-      <w:pPr/>
-      <w:r>
-        <w:rPr>
-          <w:rFonts w:ascii="Courier New" w:hAnsi="Courier New"/>
-          <w:sz w:val="18"/>
-        </w:rPr>
-        <w:t>【第１部：報告対象期間】</w:t>
-      </w:r>
-    </w:p>
-    <w:p>
-      <w:pPr/>
-      <w:r>
-        <w:rPr>
-          <w:rFonts w:ascii="Courier New" w:hAnsi="Courier New"/>
-          <w:sz w:val="18"/>
-        </w:rPr>
-        <w:t>━━━━━━━━━━━━━━━━━━━━━━━━━━━━━━</w:t>
-      </w:r>
-    </w:p>
-    <w:p>
-      <w:pPr/>
-    </w:p>
-    <w:p>
-      <w:pPr/>
-      <w:r>
-        <w:rPr>
-          <w:rFonts w:ascii="Courier New" w:hAnsi="Courier New"/>
-          <w:sz w:val="18"/>
-        </w:rPr>
-        <w:t>報告対象期間：令和 [報告年] 年 [開始月] 月 1 日</w:t>
-      </w:r>
-    </w:p>
-    <w:p>
-      <w:pPr/>
-      <w:r>
-        <w:rPr>
-          <w:rFonts w:ascii="Courier New" w:hAnsi="Courier New"/>
-          <w:sz w:val="18"/>
-        </w:rPr>
-        <w:t xml:space="preserve">              ～ 令和 [報告年] 年 [終了月] 月 末日</w:t>
-      </w:r>
-    </w:p>
-    <w:p>
-      <w:pPr/>
-    </w:p>
-    <w:p>
-      <w:pPr/>
-      <w:r>
-        <w:rPr>
-          <w:rFonts w:ascii="Courier New" w:hAnsi="Courier New"/>
-          <w:sz w:val="18"/>
-        </w:rPr>
-        <w:t>四半期区分（該当に☑）：</w:t>
-      </w:r>
-    </w:p>
-    <w:p>
-      <w:pPr/>
-      <w:r>
-        <w:rPr>
-          <w:rFonts w:ascii="Courier New" w:hAnsi="Courier New"/>
-          <w:sz w:val="18"/>
-        </w:rPr>
-        <w:t xml:space="preserve">  □ 第１四半期（4月1日～6月30日）</w:t>
-      </w:r>
-    </w:p>
-    <w:p>
-      <w:pPr/>
-      <w:r>
-        <w:rPr>
-          <w:rFonts w:ascii="Courier New" w:hAnsi="Courier New"/>
-          <w:sz w:val="18"/>
-        </w:rPr>
-        <w:t xml:space="preserve">  □ 第２四半期（7月1日～9月30日）</w:t>
-      </w:r>
-    </w:p>
-    <w:p>
-      <w:pPr/>
-      <w:r>
-        <w:rPr>
-          <w:rFonts w:ascii="Courier New" w:hAnsi="Courier New"/>
-          <w:sz w:val="18"/>
-        </w:rPr>
-        <w:t xml:space="preserve">  □ 第３四半期（10月1日～12月31日）</w:t>
-      </w:r>
-    </w:p>
-    <w:p>
-      <w:pPr/>
-      <w:r>
-        <w:rPr>
-          <w:rFonts w:ascii="Courier New" w:hAnsi="Courier New"/>
-          <w:sz w:val="18"/>
-        </w:rPr>
-        <w:t xml:space="preserve">  □ 第４四半期（1月1日～3月31日）</w:t>
-      </w:r>
-    </w:p>
-    <w:p>
-      <w:pPr/>
-    </w:p>
-    <w:p>
-      <w:pPr/>
-      <w:r>
-        <w:rPr>
-          <w:rFonts w:ascii="Courier New" w:hAnsi="Courier New"/>
-          <w:sz w:val="18"/>
-        </w:rPr>
-        <w:t>当該期間中に支援を行った特定技能外国人の総数：[支援人数] 名</w:t>
-      </w:r>
-    </w:p>
-    <w:p>
-      <w:pPr/>
-    </w:p>
-    <w:p>
-      <w:pPr/>
-      <w:r>
-        <w:rPr>
-          <w:rFonts w:ascii="Courier New" w:hAnsi="Courier New"/>
-          <w:sz w:val="18"/>
-        </w:rPr>
-        <w:t>━━━━━━━━━━━━━━━━━━━━━━━━━━━━━━</w:t>
-      </w:r>
-    </w:p>
-    <w:p>
-      <w:pPr/>
-      <w:r>
-        <w:rPr>
-          <w:rFonts w:ascii="Courier New" w:hAnsi="Courier New"/>
-          <w:sz w:val="18"/>
-        </w:rPr>
-        <w:t>【第２部：支援対象外国人一覧】</w:t>
-      </w:r>
-    </w:p>
-    <w:p>
-      <w:pPr/>
-      <w:r>
-        <w:rPr>
-          <w:rFonts w:ascii="Courier New" w:hAnsi="Courier New"/>
-          <w:sz w:val="18"/>
-        </w:rPr>
-        <w:t>━━━━━━━━━━━━━━━━━━━━━━━━━━━━━━</w:t>
-      </w:r>
-    </w:p>
-    <w:p>
-      <w:pPr/>
-    </w:p>
-    <w:p>
-      <w:pPr/>
-      <w:r>
-        <w:rPr>
-          <w:rFonts w:ascii="Courier New" w:hAnsi="Courier New"/>
-          <w:sz w:val="18"/>
-        </w:rPr>
-        <w:t>※ 対象者ごとに1行追加（行数 = [支援人数]）</w:t>
-      </w:r>
-    </w:p>
-    <w:p>
-      <w:pPr/>
-    </w:p>
-    <w:p>
-      <w:pPr/>
-      <w:r>
-        <w:rPr>
-          <w:rFonts w:ascii="Courier New" w:hAnsi="Courier New"/>
-          <w:sz w:val="18"/>
-        </w:rPr>
-        <w:t>| No | 氏名（ローマ字） | 国籍 | 在留カード番号 | 受入機関名 | 在留期間満了日 | 特定技能分野 |</w:t>
-      </w:r>
-    </w:p>
-    <w:p>
-      <w:pPr/>
-      <w:r>
-        <w:rPr>
-          <w:rFonts w:ascii="Courier New" w:hAnsi="Courier New"/>
-          <w:sz w:val="18"/>
-        </w:rPr>
-        <w:t>|----|----------------|------|--------------|-----------|--------------|------------|</w:t>
-      </w:r>
-    </w:p>
-    <w:p>
-      <w:pPr/>
-      <w:r>
-        <w:rPr>
-          <w:rFonts w:ascii="Courier New" w:hAnsi="Courier New"/>
-          <w:sz w:val="18"/>
-        </w:rPr>
-        <w:t>| 1  | [氏名_01]      | [国籍_01] | [在留カード番号_01] | [受入機関名_01] | 令和[満了年_01]年[満了月_01]月[満了日_01]日 | [分野_01] |</w:t>
-      </w:r>
-    </w:p>
-    <w:p>
-      <w:pPr/>
-      <w:r>
-        <w:rPr>
-          <w:rFonts w:ascii="Courier New" w:hAnsi="Courier New"/>
-          <w:sz w:val="18"/>
-        </w:rPr>
-        <w:t>| 2  | [氏名_02]      | [国籍_02] | [在留カード番号_02] | [受入機関名_02] | 令和[満了年_02]年[満了月_02]月[満了日_02]日 | [分野_02] |</w:t>
-      </w:r>
-    </w:p>
-    <w:p>
-      <w:pPr/>
-      <w:r>
-        <w:rPr>
-          <w:rFonts w:ascii="Courier New" w:hAnsi="Courier New"/>
-          <w:sz w:val="18"/>
-        </w:rPr>
-        <w:t>| 3  | [氏名_03]      | [国籍_03] | [在留カード番号_03] | [受入機関名_03] | 令和[満了年_03]年[満了月_03]月[満了日_03]日 | [分野_03] |</w:t>
-      </w:r>
-    </w:p>
-    <w:p>
-      <w:pPr/>
-      <w:r>
-        <w:rPr>
-          <w:rFonts w:ascii="Courier New" w:hAnsi="Courier New"/>
-          <w:sz w:val="18"/>
-        </w:rPr>
-        <w:t>| …  | （行を追加）   | …    | …            | …         | …            | …         |</w:t>
-      </w:r>
-    </w:p>
-    <w:p>
-      <w:pPr/>
-    </w:p>
-    <w:p>
-      <w:pPr/>
-      <w:r>
-        <w:rPr>
-          <w:rFonts w:ascii="Courier New" w:hAnsi="Courier New"/>
-          <w:sz w:val="18"/>
-        </w:rPr>
-        <w:t>━━━━━━━━━━━━━━━━━━━━━━━━━━━━━━</w:t>
-      </w:r>
-    </w:p>
-    <w:p>
-      <w:pPr/>
-      <w:r>
-        <w:rPr>
-          <w:rFonts w:ascii="Courier New" w:hAnsi="Courier New"/>
-          <w:sz w:val="18"/>
-        </w:rPr>
-        <w:t>【第３部：義務的支援10項目の実施状況】</w:t>
-      </w:r>
-    </w:p>
-    <w:p>
-      <w:pPr/>
-      <w:r>
-        <w:rPr>
-          <w:rFonts w:ascii="Courier New" w:hAnsi="Courier New"/>
-          <w:sz w:val="18"/>
-        </w:rPr>
-        <w:t>━━━━━━━━━━━━━━━━━━━━━━━━━━━━━━</w:t>
-      </w:r>
-    </w:p>
-    <w:p>
-      <w:pPr/>
-    </w:p>
-    <w:p>
-      <w:pPr/>
-      <w:r>
-        <w:rPr>
-          <w:rFonts w:ascii="Courier New" w:hAnsi="Courier New"/>
-          <w:sz w:val="18"/>
-        </w:rPr>
-        <w:t>────────────────────────────────</w:t>
-      </w:r>
-    </w:p>
-    <w:p>
-      <w:pPr/>
-      <w:r>
-        <w:rPr>
-          <w:rFonts w:ascii="Courier New" w:hAnsi="Courier New"/>
-          <w:sz w:val="18"/>
-        </w:rPr>
-        <w:t>支援項目① 事前ガイダンス</w:t>
-      </w:r>
-    </w:p>
-    <w:p>
-      <w:pPr/>
-      <w:r>
-        <w:rPr>
-          <w:rFonts w:ascii="Courier New" w:hAnsi="Courier New"/>
-          <w:sz w:val="18"/>
-        </w:rPr>
-        <w:t>────────────────────────────────</w:t>
-      </w:r>
-    </w:p>
-    <w:p>
-      <w:pPr/>
-      <w:r>
-        <w:rPr>
-          <w:rFonts w:ascii="Courier New" w:hAnsi="Courier New"/>
-          <w:sz w:val="18"/>
-        </w:rPr>
-        <w:t xml:space="preserve">  実施有無  ：□ 実施あり  □ 実施なし（理由：[未実施理由_①]）</w:t>
-      </w:r>
-    </w:p>
-    <w:p>
-      <w:pPr/>
-      <w:r>
-        <w:rPr>
-          <w:rFonts w:ascii="Courier New" w:hAnsi="Courier New"/>
-          <w:sz w:val="18"/>
-        </w:rPr>
-        <w:t xml:space="preserve">  実施件数  ：[件数_①] 件</w:t>
-      </w:r>
-    </w:p>
-    <w:p>
-      <w:pPr/>
-      <w:r>
-        <w:rPr>
-          <w:rFonts w:ascii="Courier New" w:hAnsi="Courier New"/>
-          <w:sz w:val="18"/>
-        </w:rPr>
-        <w:t xml:space="preserve">  実施方法  ：□ 対面  □ オンライン（ツール：[ツール名_①]）  □ 書面</w:t>
-      </w:r>
-    </w:p>
-    <w:p>
-      <w:pPr/>
-      <w:r>
-        <w:rPr>
-          <w:rFonts w:ascii="Courier New" w:hAnsi="Courier New"/>
-          <w:sz w:val="18"/>
-        </w:rPr>
-        <w:t xml:space="preserve">  使用言語  ：[使用言語_①]</w:t>
-      </w:r>
-    </w:p>
-    <w:p>
-      <w:pPr/>
-      <w:r>
-        <w:rPr>
-          <w:rFonts w:ascii="Courier New" w:hAnsi="Courier New"/>
-          <w:sz w:val="18"/>
-        </w:rPr>
-        <w:t xml:space="preserve">  実施内容概要：</w:t>
-      </w:r>
-    </w:p>
-    <w:p>
-      <w:pPr/>
-      <w:r>
-        <w:rPr>
-          <w:rFonts w:ascii="Courier New" w:hAnsi="Courier New"/>
-          <w:sz w:val="18"/>
-        </w:rPr>
-        <w:t xml:space="preserve">    [内容概要_①]</w:t>
-      </w:r>
-    </w:p>
-    <w:p>
-      <w:pPr/>
-      <w:r>
-        <w:rPr>
-          <w:rFonts w:ascii="Courier New" w:hAnsi="Courier New"/>
-          <w:sz w:val="18"/>
-        </w:rPr>
-        <w:t xml:space="preserve">    （例：就労条件・生活環境・相談窓口・禁止事項等についての説明を実施）</w:t>
-      </w:r>
-    </w:p>
-    <w:p>
-      <w:pPr/>
-    </w:p>
-    <w:p>
-      <w:pPr/>
-      <w:r>
-        <w:rPr>
-          <w:rFonts w:ascii="Courier New" w:hAnsi="Courier New"/>
-          <w:sz w:val="18"/>
-        </w:rPr>
-        <w:t>────────────────────────────────</w:t>
-      </w:r>
-    </w:p>
-    <w:p>
-      <w:pPr/>
-      <w:r>
-        <w:rPr>
-          <w:rFonts w:ascii="Courier New" w:hAnsi="Courier New"/>
-          <w:sz w:val="18"/>
-        </w:rPr>
-        <w:t>支援項目② 出入国する際の送迎</w:t>
-      </w:r>
-    </w:p>
-    <w:p>
-      <w:pPr/>
-      <w:r>
-        <w:rPr>
-          <w:rFonts w:ascii="Courier New" w:hAnsi="Courier New"/>
-          <w:sz w:val="18"/>
-        </w:rPr>
-        <w:t>────────────────────────────────</w:t>
-      </w:r>
-    </w:p>
-    <w:p>
-      <w:pPr/>
-      <w:r>
-        <w:rPr>
-          <w:rFonts w:ascii="Courier New" w:hAnsi="Courier New"/>
-          <w:sz w:val="18"/>
-        </w:rPr>
-        <w:t xml:space="preserve">  実施有無  ：□ 実施あり  □ 実施なし（理由：[未実施理由_②]）</w:t>
-      </w:r>
-    </w:p>
-    <w:p>
-      <w:pPr/>
-      <w:r>
-        <w:rPr>
-          <w:rFonts w:ascii="Courier New" w:hAnsi="Courier New"/>
-          <w:sz w:val="18"/>
-        </w:rPr>
-        <w:t xml:space="preserve">  実施件数  ：[件数_②] 件（入国時：[入国件数_②] 件 ／ 帰国時：[帰国件数_②] 件）</w:t>
-      </w:r>
-    </w:p>
-    <w:p>
-      <w:pPr/>
-      <w:r>
-        <w:rPr>
-          <w:rFonts w:ascii="Courier New" w:hAnsi="Courier New"/>
-          <w:sz w:val="18"/>
-        </w:rPr>
-        <w:t xml:space="preserve">  実施内容概要：</w:t>
-      </w:r>
-    </w:p>
-    <w:p>
-      <w:pPr/>
-      <w:r>
-        <w:rPr>
-          <w:rFonts w:ascii="Courier New" w:hAnsi="Courier New"/>
-          <w:sz w:val="18"/>
-        </w:rPr>
-        <w:t xml:space="preserve">    [内容概要_②]</w:t>
-      </w:r>
-    </w:p>
-    <w:p>
-      <w:pPr/>
-      <w:r>
-        <w:rPr>
-          <w:rFonts w:ascii="Courier New" w:hAnsi="Courier New"/>
-          <w:sz w:val="18"/>
-        </w:rPr>
-        <w:t xml:space="preserve">    （例：空港送迎・公共交通機関の案内・交通費支援）</w:t>
-      </w:r>
-    </w:p>
-    <w:p>
-      <w:pPr/>
-    </w:p>
-    <w:p>
-      <w:pPr/>
-      <w:r>
-        <w:rPr>
-          <w:rFonts w:ascii="Courier New" w:hAnsi="Courier New"/>
-          <w:sz w:val="18"/>
-        </w:rPr>
-        <w:t>────────────────────────────────</w:t>
-      </w:r>
-    </w:p>
-    <w:p>
-      <w:pPr/>
-      <w:r>
-        <w:rPr>
-          <w:rFonts w:ascii="Courier New" w:hAnsi="Courier New"/>
-          <w:sz w:val="18"/>
-        </w:rPr>
-        <w:t>支援項目③ 適切な住居確保に係る支援</w:t>
-      </w:r>
-    </w:p>
-    <w:p>
-      <w:pPr/>
-      <w:r>
-        <w:rPr>
-          <w:rFonts w:ascii="Courier New" w:hAnsi="Courier New"/>
-          <w:sz w:val="18"/>
-        </w:rPr>
-        <w:t>────────────────────────────────</w:t>
-      </w:r>
-    </w:p>
-    <w:p>
-      <w:pPr/>
-      <w:r>
-        <w:rPr>
-          <w:rFonts w:ascii="Courier New" w:hAnsi="Courier New"/>
-          <w:sz w:val="18"/>
-        </w:rPr>
-        <w:t xml:space="preserve">  実施有無  ：□ 実施あり  □ 実施なし（理由：[未実施理由_③]）</w:t>
-      </w:r>
-    </w:p>
-    <w:p>
-      <w:pPr/>
-      <w:r>
-        <w:rPr>
-          <w:rFonts w:ascii="Courier New" w:hAnsi="Courier New"/>
-          <w:sz w:val="18"/>
-        </w:rPr>
-        <w:t xml:space="preserve">  実施件数  ：[件数_③] 件</w:t>
-      </w:r>
-    </w:p>
-    <w:p>
-      <w:pPr/>
-      <w:r>
-        <w:rPr>
-          <w:rFonts w:ascii="Courier New" w:hAnsi="Courier New"/>
-          <w:sz w:val="18"/>
-        </w:rPr>
-        <w:t xml:space="preserve">  支援内容  ：</w:t>
-      </w:r>
-    </w:p>
-    <w:p>
-      <w:pPr/>
-      <w:r>
-        <w:rPr>
-          <w:rFonts w:ascii="Courier New" w:hAnsi="Courier New"/>
-          <w:sz w:val="18"/>
-        </w:rPr>
-        <w:t xml:space="preserve">    □ 住居あっせん</w:t>
-      </w:r>
-    </w:p>
-    <w:p>
-      <w:pPr/>
-      <w:r>
-        <w:rPr>
-          <w:rFonts w:ascii="Courier New" w:hAnsi="Courier New"/>
-          <w:sz w:val="18"/>
-        </w:rPr>
-        <w:t xml:space="preserve">    □ 社宅・寮の提供補助</w:t>
-      </w:r>
-    </w:p>
-    <w:p>
-      <w:pPr/>
-      <w:r>
-        <w:rPr>
-          <w:rFonts w:ascii="Courier New" w:hAnsi="Courier New"/>
-          <w:sz w:val="18"/>
-        </w:rPr>
-        <w:t xml:space="preserve">    □ 連帯保証人への就任</w:t>
-      </w:r>
-    </w:p>
-    <w:p>
-      <w:pPr/>
-      <w:r>
-        <w:rPr>
-          <w:rFonts w:ascii="Courier New" w:hAnsi="Courier New"/>
-          <w:sz w:val="18"/>
-        </w:rPr>
-        <w:t xml:space="preserve">    □ その他（[その他内容_③]）</w:t>
-      </w:r>
-    </w:p>
-    <w:p>
-      <w:pPr/>
-      <w:r>
-        <w:rPr>
-          <w:rFonts w:ascii="Courier New" w:hAnsi="Courier New"/>
-          <w:sz w:val="18"/>
-        </w:rPr>
-        <w:t xml:space="preserve">  実施内容概要：</w:t>
-      </w:r>
-    </w:p>
-    <w:p>
-      <w:pPr/>
-      <w:r>
-        <w:rPr>
-          <w:rFonts w:ascii="Courier New" w:hAnsi="Courier New"/>
-          <w:sz w:val="18"/>
-        </w:rPr>
-        <w:t xml:space="preserve">    [内容概要_③]</w:t>
-      </w:r>
-    </w:p>
-    <w:p>
-      <w:pPr/>
-    </w:p>
-    <w:p>
-      <w:pPr/>
-      <w:r>
-        <w:rPr>
-          <w:rFonts w:ascii="Courier New" w:hAnsi="Courier New"/>
-          <w:sz w:val="18"/>
-        </w:rPr>
-        <w:t>────────────────────────────────</w:t>
-      </w:r>
-    </w:p>
-    <w:p>
-      <w:pPr/>
-      <w:r>
-        <w:rPr>
-          <w:rFonts w:ascii="Courier New" w:hAnsi="Courier New"/>
-          <w:sz w:val="18"/>
-        </w:rPr>
-        <w:t>支援項目④ 生活オリエンテーション</w:t>
-      </w:r>
-    </w:p>
-    <w:p>
-      <w:pPr/>
-      <w:r>
-        <w:rPr>
-          <w:rFonts w:ascii="Courier New" w:hAnsi="Courier New"/>
-          <w:sz w:val="18"/>
-        </w:rPr>
-        <w:t>────────────────────────────────</w:t>
-      </w:r>
-    </w:p>
-    <w:p>
-      <w:pPr/>
-      <w:r>
-        <w:rPr>
-          <w:rFonts w:ascii="Courier New" w:hAnsi="Courier New"/>
-          <w:sz w:val="18"/>
-        </w:rPr>
-        <w:t xml:space="preserve">  実施有無  ：□ 実施あり  □ 実施なし（理由：[未実施理由_④]）</w:t>
-      </w:r>
-    </w:p>
-    <w:p>
-      <w:pPr/>
-      <w:r>
-        <w:rPr>
-          <w:rFonts w:ascii="Courier New" w:hAnsi="Courier New"/>
-          <w:sz w:val="18"/>
-        </w:rPr>
-        <w:t xml:space="preserve">  実施件数  ：[件数_④] 件</w:t>
-      </w:r>
-    </w:p>
-    <w:p>
-      <w:pPr/>
-      <w:r>
-        <w:rPr>
-          <w:rFonts w:ascii="Courier New" w:hAnsi="Courier New"/>
-          <w:sz w:val="18"/>
-        </w:rPr>
-        <w:t xml:space="preserve">  1件当たり平均実施時間：約 [平均時間_④] 時間</w:t>
-      </w:r>
-    </w:p>
-    <w:p>
-      <w:pPr/>
-      <w:r>
-        <w:rPr>
-          <w:rFonts w:ascii="Courier New" w:hAnsi="Courier New"/>
-          <w:sz w:val="18"/>
-        </w:rPr>
-        <w:t xml:space="preserve">  説明内容（複数選択可）：</w:t>
-      </w:r>
-    </w:p>
-    <w:p>
-      <w:pPr/>
-      <w:r>
-        <w:rPr>
-          <w:rFonts w:ascii="Courier New" w:hAnsi="Courier New"/>
-          <w:sz w:val="18"/>
-        </w:rPr>
-        <w:t xml:space="preserve">    □ 医療機関の利用方法</w:t>
-      </w:r>
-    </w:p>
-    <w:p>
-      <w:pPr/>
-      <w:r>
-        <w:rPr>
-          <w:rFonts w:ascii="Courier New" w:hAnsi="Courier New"/>
-          <w:sz w:val="18"/>
-        </w:rPr>
-        <w:t xml:space="preserve">    □ 交通機関の利用方法</w:t>
-      </w:r>
-    </w:p>
-    <w:p>
-      <w:pPr/>
-      <w:r>
-        <w:rPr>
-          <w:rFonts w:ascii="Courier New" w:hAnsi="Courier New"/>
-          <w:sz w:val="18"/>
-        </w:rPr>
-        <w:t xml:space="preserve">    □ 銀行・金融機関の利用方法</w:t>
-      </w:r>
-    </w:p>
-    <w:p>
-      <w:pPr/>
-      <w:r>
-        <w:rPr>
-          <w:rFonts w:ascii="Courier New" w:hAnsi="Courier New"/>
-          <w:sz w:val="18"/>
-        </w:rPr>
-        <w:t xml:space="preserve">    □ 日常生活ルール・マナー</w:t>
-      </w:r>
-    </w:p>
-    <w:p>
-      <w:pPr/>
-      <w:r>
-        <w:rPr>
-          <w:rFonts w:ascii="Courier New" w:hAnsi="Courier New"/>
-          <w:sz w:val="18"/>
-        </w:rPr>
-        <w:t xml:space="preserve">    □ 緊急時の連絡先</w:t>
-      </w:r>
-    </w:p>
-    <w:p>
-      <w:pPr/>
-      <w:r>
-        <w:rPr>
-          <w:rFonts w:ascii="Courier New" w:hAnsi="Courier New"/>
-          <w:sz w:val="18"/>
-        </w:rPr>
-        <w:t xml:space="preserve">    □ その他（[その他内容_④]）</w:t>
-      </w:r>
-    </w:p>
-    <w:p>
-      <w:pPr/>
-      <w:r>
-        <w:rPr>
-          <w:rFonts w:ascii="Courier New" w:hAnsi="Courier New"/>
-          <w:sz w:val="18"/>
-        </w:rPr>
-        <w:t xml:space="preserve">  使用言語  ：[使用言語_④]</w:t>
-      </w:r>
-    </w:p>
-    <w:p>
-      <w:pPr/>
-      <w:r>
-        <w:rPr>
-          <w:rFonts w:ascii="Courier New" w:hAnsi="Courier New"/>
-          <w:sz w:val="18"/>
-        </w:rPr>
-        <w:t xml:space="preserve">  実施内容概要：</w:t>
-      </w:r>
-    </w:p>
-    <w:p>
-      <w:pPr/>
-      <w:r>
-        <w:rPr>
-          <w:rFonts w:ascii="Courier New" w:hAnsi="Courier New"/>
-          <w:sz w:val="18"/>
-        </w:rPr>
-        <w:t xml:space="preserve">    [内容概要_④]</w:t>
-      </w:r>
-    </w:p>
-    <w:p>
-      <w:pPr/>
-    </w:p>
-    <w:p>
-      <w:pPr/>
-      <w:r>
-        <w:rPr>
-          <w:rFonts w:ascii="Courier New" w:hAnsi="Courier New"/>
-          <w:sz w:val="18"/>
-        </w:rPr>
-        <w:t>────────────────────────────────</w:t>
-      </w:r>
-    </w:p>
-    <w:p>
-      <w:pPr/>
-      <w:r>
-        <w:rPr>
-          <w:rFonts w:ascii="Courier New" w:hAnsi="Courier New"/>
-          <w:sz w:val="18"/>
-        </w:rPr>
-        <w:t>支援項目⑤ 公的手続等への同行</w:t>
-      </w:r>
-    </w:p>
-    <w:p>
-      <w:pPr/>
-      <w:r>
-        <w:rPr>
-          <w:rFonts w:ascii="Courier New" w:hAnsi="Courier New"/>
-          <w:sz w:val="18"/>
-        </w:rPr>
-        <w:t>────────────────────────────────</w:t>
-      </w:r>
-    </w:p>
-    <w:p>
-      <w:pPr/>
-      <w:r>
-        <w:rPr>
-          <w:rFonts w:ascii="Courier New" w:hAnsi="Courier New"/>
-          <w:sz w:val="18"/>
-        </w:rPr>
-        <w:t xml:space="preserve">  実施有無  ：□ 実施あり  □ 実施なし（理由：[未実施理由_⑤]）</w:t>
-      </w:r>
-    </w:p>
-    <w:p>
-      <w:pPr/>
-      <w:r>
-        <w:rPr>
-          <w:rFonts w:ascii="Courier New" w:hAnsi="Courier New"/>
-          <w:sz w:val="18"/>
-        </w:rPr>
-        <w:t xml:space="preserve">  実施件数  ：[件数_⑤] 件</w:t>
-      </w:r>
-    </w:p>
-    <w:p>
-      <w:pPr/>
-      <w:r>
-        <w:rPr>
-          <w:rFonts w:ascii="Courier New" w:hAnsi="Courier New"/>
-          <w:sz w:val="18"/>
-        </w:rPr>
-        <w:t xml:space="preserve">  同行先（複数選択可）：</w:t>
-      </w:r>
-    </w:p>
-    <w:p>
-      <w:pPr/>
-      <w:r>
-        <w:rPr>
-          <w:rFonts w:ascii="Courier New" w:hAnsi="Courier New"/>
-          <w:sz w:val="18"/>
-        </w:rPr>
-        <w:t xml:space="preserve">    □ 市区町村役所（住民登録等）</w:t>
-      </w:r>
-    </w:p>
-    <w:p>
-      <w:pPr/>
-      <w:r>
-        <w:rPr>
-          <w:rFonts w:ascii="Courier New" w:hAnsi="Courier New"/>
-          <w:sz w:val="18"/>
-        </w:rPr>
-        <w:t xml:space="preserve">    □ 年金事務所・社会保険事務所</w:t>
-      </w:r>
-    </w:p>
-    <w:p>
-      <w:pPr/>
-      <w:r>
-        <w:rPr>
-          <w:rFonts w:ascii="Courier New" w:hAnsi="Courier New"/>
-          <w:sz w:val="18"/>
-        </w:rPr>
-        <w:t xml:space="preserve">    □ ハローワーク</w:t>
-      </w:r>
-    </w:p>
-    <w:p>
-      <w:pPr/>
-      <w:r>
-        <w:rPr>
-          <w:rFonts w:ascii="Courier New" w:hAnsi="Courier New"/>
-          <w:sz w:val="18"/>
-        </w:rPr>
-        <w:t xml:space="preserve">    □ 税務署</w:t>
-      </w:r>
-    </w:p>
-    <w:p>
-      <w:pPr/>
-      <w:r>
-        <w:rPr>
-          <w:rFonts w:ascii="Courier New" w:hAnsi="Courier New"/>
-          <w:sz w:val="18"/>
-        </w:rPr>
-        <w:t xml:space="preserve">    □ その他（[その他内容_⑤]）</w:t>
-      </w:r>
-    </w:p>
-    <w:p>
-      <w:pPr/>
-      <w:r>
-        <w:rPr>
-          <w:rFonts w:ascii="Courier New" w:hAnsi="Courier New"/>
-          <w:sz w:val="18"/>
-        </w:rPr>
-        <w:t xml:space="preserve">  実施内容概要：</w:t>
-      </w:r>
-    </w:p>
-    <w:p>
-      <w:pPr/>
-      <w:r>
-        <w:rPr>
-          <w:rFonts w:ascii="Courier New" w:hAnsi="Courier New"/>
-          <w:sz w:val="18"/>
-        </w:rPr>
-        <w:t xml:space="preserve">    [内容概要_⑤]</w:t>
-      </w:r>
-    </w:p>
-    <w:p>
-      <w:pPr/>
-    </w:p>
-    <w:p>
-      <w:pPr/>
-      <w:r>
-        <w:rPr>
-          <w:rFonts w:ascii="Courier New" w:hAnsi="Courier New"/>
-          <w:sz w:val="18"/>
-        </w:rPr>
-        <w:t>────────────────────────────────</w:t>
-      </w:r>
-    </w:p>
-    <w:p>
-      <w:pPr/>
-      <w:r>
-        <w:rPr>
-          <w:rFonts w:ascii="Courier New" w:hAnsi="Courier New"/>
-          <w:sz w:val="18"/>
-        </w:rPr>
-        <w:t>支援項目⑥ 日本語学習の機会の提供</w:t>
-      </w:r>
-    </w:p>
-    <w:p>
-      <w:pPr/>
-      <w:r>
-        <w:rPr>
-          <w:rFonts w:ascii="Courier New" w:hAnsi="Courier New"/>
-          <w:sz w:val="18"/>
-        </w:rPr>
-        <w:t>────────────────────────────────</w:t>
-      </w:r>
-    </w:p>
-    <w:p>
-      <w:pPr/>
-      <w:r>
-        <w:rPr>
-          <w:rFonts w:ascii="Courier New" w:hAnsi="Courier New"/>
-          <w:sz w:val="18"/>
-        </w:rPr>
-        <w:t xml:space="preserve">  実施有無  ：□ 実施あり  □ 実施なし（理由：[未実施理由_⑥]）</w:t>
-      </w:r>
-    </w:p>
-    <w:p>
-      <w:pPr/>
-      <w:r>
-        <w:rPr>
-          <w:rFonts w:ascii="Courier New" w:hAnsi="Courier New"/>
-          <w:sz w:val="18"/>
-        </w:rPr>
-        <w:t xml:space="preserve">  提供方法（複数選択可）：</w:t>
-      </w:r>
-    </w:p>
-    <w:p>
-      <w:pPr/>
-      <w:r>
-        <w:rPr>
-          <w:rFonts w:ascii="Courier New" w:hAnsi="Courier New"/>
-          <w:sz w:val="18"/>
-        </w:rPr>
-        <w:t xml:space="preserve">    □ 日本語教室の紹介・あっせん</w:t>
-      </w:r>
-    </w:p>
-    <w:p>
-      <w:pPr/>
-      <w:r>
-        <w:rPr>
-          <w:rFonts w:ascii="Courier New" w:hAnsi="Courier New"/>
-          <w:sz w:val="18"/>
-        </w:rPr>
-        <w:t xml:space="preserve">    □ オンライン学習教材の提供</w:t>
-      </w:r>
-    </w:p>
-    <w:p>
-      <w:pPr/>
-      <w:r>
-        <w:rPr>
-          <w:rFonts w:ascii="Courier New" w:hAnsi="Courier New"/>
-          <w:sz w:val="18"/>
-        </w:rPr>
-        <w:t xml:space="preserve">    □ 日本語学習費用の補助</w:t>
-      </w:r>
-    </w:p>
-    <w:p>
-      <w:pPr/>
-      <w:r>
-        <w:rPr>
-          <w:rFonts w:ascii="Courier New" w:hAnsi="Courier New"/>
-          <w:sz w:val="18"/>
-        </w:rPr>
-        <w:t xml:space="preserve">    □ 自社開催の日本語講座</w:t>
-      </w:r>
-    </w:p>
-    <w:p>
-      <w:pPr/>
-      <w:r>
-        <w:rPr>
-          <w:rFonts w:ascii="Courier New" w:hAnsi="Courier New"/>
-          <w:sz w:val="18"/>
-        </w:rPr>
-        <w:t xml:space="preserve">    □ その他（[その他内容_⑥]）</w:t>
-      </w:r>
-    </w:p>
-    <w:p>
-      <w:pPr/>
-      <w:r>
-        <w:rPr>
-          <w:rFonts w:ascii="Courier New" w:hAnsi="Courier New"/>
-          <w:sz w:val="18"/>
-        </w:rPr>
-        <w:t xml:space="preserve">  対象者数  ：[対象者数_⑥] 名</w:t>
-      </w:r>
-    </w:p>
-    <w:p>
-      <w:pPr/>
-      <w:r>
-        <w:rPr>
-          <w:rFonts w:ascii="Courier New" w:hAnsi="Courier New"/>
-          <w:sz w:val="18"/>
-        </w:rPr>
-        <w:t xml:space="preserve">  実施内容概要：</w:t>
-      </w:r>
-    </w:p>
-    <w:p>
-      <w:pPr/>
-      <w:r>
-        <w:rPr>
-          <w:rFonts w:ascii="Courier New" w:hAnsi="Courier New"/>
-          <w:sz w:val="18"/>
-        </w:rPr>
-        <w:t xml:space="preserve">    [内容概要_⑥]</w:t>
-      </w:r>
-    </w:p>
-    <w:p>
-      <w:pPr/>
-    </w:p>
-    <w:p>
-      <w:pPr/>
-      <w:r>
-        <w:rPr>
-          <w:rFonts w:ascii="Courier New" w:hAnsi="Courier New"/>
-          <w:sz w:val="18"/>
-        </w:rPr>
-        <w:t>────────────────────────────────</w:t>
-      </w:r>
-    </w:p>
-    <w:p>
-      <w:pPr/>
-      <w:r>
-        <w:rPr>
-          <w:rFonts w:ascii="Courier New" w:hAnsi="Courier New"/>
-          <w:sz w:val="18"/>
-        </w:rPr>
-        <w:t>支援項目⑦ 相談・苦情への対応</w:t>
-      </w:r>
-    </w:p>
-    <w:p>
-      <w:pPr/>
-      <w:r>
-        <w:rPr>
-          <w:rFonts w:ascii="Courier New" w:hAnsi="Courier New"/>
-          <w:sz w:val="18"/>
-        </w:rPr>
-        <w:t>────────────────────────────────</w:t>
-      </w:r>
-    </w:p>
-    <w:p>
-      <w:pPr/>
-      <w:r>
-        <w:rPr>
-          <w:rFonts w:ascii="Courier New" w:hAnsi="Courier New"/>
-          <w:sz w:val="18"/>
-        </w:rPr>
-        <w:t xml:space="preserve">  実施有無  ：□ 実施あり  □ 実施なし（理由：[未実施理由_⑦]）</w:t>
-      </w:r>
-    </w:p>
-    <w:p>
-      <w:pPr/>
-      <w:r>
-        <w:rPr>
-          <w:rFonts w:ascii="Courier New" w:hAnsi="Courier New"/>
-          <w:sz w:val="18"/>
-        </w:rPr>
-        <w:t xml:space="preserve">  相談受付件数：[相談件数_⑦] 件</w:t>
-      </w:r>
-    </w:p>
-    <w:p>
-      <w:pPr/>
-      <w:r>
-        <w:rPr>
-          <w:rFonts w:ascii="Courier New" w:hAnsi="Courier New"/>
-          <w:sz w:val="18"/>
-        </w:rPr>
-        <w:t xml:space="preserve">  主な相談区分（複数選択可）：</w:t>
-      </w:r>
-    </w:p>
-    <w:p>
-      <w:pPr/>
-      <w:r>
-        <w:rPr>
-          <w:rFonts w:ascii="Courier New" w:hAnsi="Courier New"/>
-          <w:sz w:val="18"/>
-        </w:rPr>
-        <w:t xml:space="preserve">    □ 労働条件・職場環境</w:t>
-      </w:r>
-    </w:p>
-    <w:p>
-      <w:pPr/>
-      <w:r>
-        <w:rPr>
-          <w:rFonts w:ascii="Courier New" w:hAnsi="Courier New"/>
-          <w:sz w:val="18"/>
-        </w:rPr>
-        <w:t xml:space="preserve">    □ 賃金・給与・控除</w:t>
-      </w:r>
-    </w:p>
-    <w:p>
-      <w:pPr/>
-      <w:r>
-        <w:rPr>
-          <w:rFonts w:ascii="Courier New" w:hAnsi="Courier New"/>
-          <w:sz w:val="18"/>
-        </w:rPr>
-        <w:t xml:space="preserve">    □ 職場の人間関係</w:t>
-      </w:r>
-    </w:p>
-    <w:p>
-      <w:pPr/>
-      <w:r>
-        <w:rPr>
-          <w:rFonts w:ascii="Courier New" w:hAnsi="Courier New"/>
-          <w:sz w:val="18"/>
-        </w:rPr>
-        <w:t xml:space="preserve">    □ 住居関係</w:t>
-      </w:r>
-    </w:p>
-    <w:p>
-      <w:pPr/>
-      <w:r>
-        <w:rPr>
-          <w:rFonts w:ascii="Courier New" w:hAnsi="Courier New"/>
-          <w:sz w:val="18"/>
-        </w:rPr>
-        <w:t xml:space="preserve">    □ 体調・医療・健康</w:t>
-      </w:r>
-    </w:p>
-    <w:p>
-      <w:pPr/>
-      <w:r>
-        <w:rPr>
-          <w:rFonts w:ascii="Courier New" w:hAnsi="Courier New"/>
-          <w:sz w:val="18"/>
-        </w:rPr>
-        <w:t xml:space="preserve">    □ 家族関係</w:t>
-      </w:r>
-    </w:p>
-    <w:p>
-      <w:pPr/>
-      <w:r>
-        <w:rPr>
-          <w:rFonts w:ascii="Courier New" w:hAnsi="Courier New"/>
-          <w:sz w:val="18"/>
-        </w:rPr>
-        <w:t xml:space="preserve">    □ その他（[その他内容_⑦]）</w:t>
-      </w:r>
-    </w:p>
-    <w:p>
-      <w:pPr/>
-      <w:r>
-        <w:rPr>
-          <w:rFonts w:ascii="Courier New" w:hAnsi="Courier New"/>
-          <w:sz w:val="18"/>
-        </w:rPr>
-        <w:t xml:space="preserve">  対応内容概要：</w:t>
-      </w:r>
-    </w:p>
-    <w:p>
-      <w:pPr/>
-      <w:r>
-        <w:rPr>
-          <w:rFonts w:ascii="Courier New" w:hAnsi="Courier New"/>
-          <w:sz w:val="18"/>
-        </w:rPr>
-        <w:t xml:space="preserve">    [内容概要_⑦]</w:t>
-      </w:r>
-    </w:p>
-    <w:p>
-      <w:pPr/>
-      <w:r>
-        <w:rPr>
-          <w:rFonts w:ascii="Courier New" w:hAnsi="Courier New"/>
-          <w:sz w:val="18"/>
-        </w:rPr>
-        <w:t xml:space="preserve">  関係行政機関への連絡：</w:t>
-      </w:r>
-    </w:p>
-    <w:p>
-      <w:pPr/>
-      <w:r>
-        <w:rPr>
-          <w:rFonts w:ascii="Courier New" w:hAnsi="Courier New"/>
-          <w:sz w:val="18"/>
-        </w:rPr>
-        <w:t xml:space="preserve">    □ なし</w:t>
-      </w:r>
-    </w:p>
-    <w:p>
-      <w:pPr/>
-      <w:r>
-        <w:rPr>
-          <w:rFonts w:ascii="Courier New" w:hAnsi="Courier New"/>
-          <w:sz w:val="18"/>
-        </w:rPr>
-        <w:t xml:space="preserve">    □ あり（連絡先機関名：[連絡機関名_⑦]、対応概要：[機関連絡概要_⑦]）</w:t>
-      </w:r>
-    </w:p>
-    <w:p>
-      <w:pPr/>
-    </w:p>
-    <w:p>
-      <w:pPr/>
-      <w:r>
-        <w:rPr>
-          <w:rFonts w:ascii="Courier New" w:hAnsi="Courier New"/>
-          <w:sz w:val="18"/>
-        </w:rPr>
-        <w:t>────────────────────────────────</w:t>
-      </w:r>
-    </w:p>
-    <w:p>
-      <w:pPr/>
-      <w:r>
-        <w:rPr>
-          <w:rFonts w:ascii="Courier New" w:hAnsi="Courier New"/>
-          <w:sz w:val="18"/>
-        </w:rPr>
-        <w:t>支援項目⑧ 日本人との交流促進に係る支援</w:t>
-      </w:r>
-    </w:p>
-    <w:p>
-      <w:pPr/>
-      <w:r>
-        <w:rPr>
-          <w:rFonts w:ascii="Courier New" w:hAnsi="Courier New"/>
-          <w:sz w:val="18"/>
-        </w:rPr>
-        <w:t>────────────────────────────────</w:t>
-      </w:r>
-    </w:p>
-    <w:p>
-      <w:pPr/>
-      <w:r>
-        <w:rPr>
-          <w:rFonts w:ascii="Courier New" w:hAnsi="Courier New"/>
-          <w:sz w:val="18"/>
-        </w:rPr>
-        <w:t xml:space="preserve">  実施有無  ：□ 実施あり  □ 実施なし（理由：[未実施理由_⑧]）</w:t>
-      </w:r>
-    </w:p>
-    <w:p>
-      <w:pPr/>
-      <w:r>
-        <w:rPr>
-          <w:rFonts w:ascii="Courier New" w:hAnsi="Courier New"/>
-          <w:sz w:val="18"/>
-        </w:rPr>
-        <w:t xml:space="preserve">  実施内容（複数選択可）：</w:t>
-      </w:r>
-    </w:p>
-    <w:p>
-      <w:pPr/>
-      <w:r>
-        <w:rPr>
-          <w:rFonts w:ascii="Courier New" w:hAnsi="Courier New"/>
-          <w:sz w:val="18"/>
-        </w:rPr>
-        <w:t xml:space="preserve">    □ 地域行事・祭り等への参加案内</w:t>
-      </w:r>
-    </w:p>
-    <w:p>
-      <w:pPr/>
-      <w:r>
-        <w:rPr>
-          <w:rFonts w:ascii="Courier New" w:hAnsi="Courier New"/>
-          <w:sz w:val="18"/>
-        </w:rPr>
-        <w:t xml:space="preserve">    □ 日本人との交流イベントの開催</w:t>
-      </w:r>
-    </w:p>
-    <w:p>
-      <w:pPr/>
-      <w:r>
-        <w:rPr>
-          <w:rFonts w:ascii="Courier New" w:hAnsi="Courier New"/>
-          <w:sz w:val="18"/>
-        </w:rPr>
-        <w:t xml:space="preserve">    □ 地域自治会・町内会への加入支援</w:t>
-      </w:r>
-    </w:p>
-    <w:p>
-      <w:pPr/>
-      <w:r>
-        <w:rPr>
-          <w:rFonts w:ascii="Courier New" w:hAnsi="Courier New"/>
-          <w:sz w:val="18"/>
-        </w:rPr>
-        <w:t xml:space="preserve">    □ その他（[その他内容_⑧]）</w:t>
-      </w:r>
-    </w:p>
-    <w:p>
-      <w:pPr/>
-      <w:r>
-        <w:rPr>
-          <w:rFonts w:ascii="Courier New" w:hAnsi="Courier New"/>
-          <w:sz w:val="18"/>
-        </w:rPr>
-        <w:t xml:space="preserve">  対象者数  ：[対象者数_⑧] 名</w:t>
-      </w:r>
-    </w:p>
-    <w:p>
-      <w:pPr/>
-      <w:r>
-        <w:rPr>
-          <w:rFonts w:ascii="Courier New" w:hAnsi="Courier New"/>
-          <w:sz w:val="18"/>
-        </w:rPr>
-        <w:t xml:space="preserve">  実施内容概要：</w:t>
-      </w:r>
-    </w:p>
-    <w:p>
-      <w:pPr/>
-      <w:r>
-        <w:rPr>
-          <w:rFonts w:ascii="Courier New" w:hAnsi="Courier New"/>
-          <w:sz w:val="18"/>
-        </w:rPr>
-        <w:t xml:space="preserve">    [内容概要_⑧]</w:t>
-      </w:r>
-    </w:p>
-    <w:p>
-      <w:pPr/>
-    </w:p>
-    <w:p>
-      <w:pPr/>
-      <w:r>
-        <w:rPr>
-          <w:rFonts w:ascii="Courier New" w:hAnsi="Courier New"/>
-          <w:sz w:val="18"/>
-        </w:rPr>
-        <w:t>────────────────────────────────</w:t>
-      </w:r>
-    </w:p>
-    <w:p>
-      <w:pPr/>
-      <w:r>
-        <w:rPr>
-          <w:rFonts w:ascii="Courier New" w:hAnsi="Courier New"/>
-          <w:sz w:val="18"/>
-        </w:rPr>
-        <w:t>支援項目⑨ 非自発的離職時の転職支援</w:t>
-      </w:r>
-    </w:p>
-    <w:p>
-      <w:pPr/>
-      <w:r>
-        <w:rPr>
-          <w:rFonts w:ascii="Courier New" w:hAnsi="Courier New"/>
-          <w:sz w:val="18"/>
-        </w:rPr>
-        <w:t>────────────────────────────────</w:t>
-      </w:r>
-    </w:p>
-    <w:p>
-      <w:pPr/>
-      <w:r>
-        <w:rPr>
-          <w:rFonts w:ascii="Courier New" w:hAnsi="Courier New"/>
-          <w:sz w:val="18"/>
-        </w:rPr>
-        <w:t xml:space="preserve">  対象者発生：□ 発生なし  □ 発生あり（[発生件数_⑨] 件）</w:t>
-      </w:r>
-    </w:p>
-    <w:p>
-      <w:pPr/>
-    </w:p>
-    <w:p>
-      <w:pPr/>
-      <w:r>
-        <w:rPr>
-          <w:rFonts w:ascii="Courier New" w:hAnsi="Courier New"/>
-          <w:sz w:val="18"/>
-        </w:rPr>
-        <w:t xml:space="preserve">  ── 発生ありの場合のみ記入 ──────────────</w:t>
-      </w:r>
-    </w:p>
-    <w:p>
-      <w:pPr/>
-      <w:r>
-        <w:rPr>
-          <w:rFonts w:ascii="Courier New" w:hAnsi="Courier New"/>
-          <w:sz w:val="18"/>
-        </w:rPr>
-        <w:t xml:space="preserve">  離職理由  ：</w:t>
-      </w:r>
-    </w:p>
-    <w:p>
-      <w:pPr/>
-      <w:r>
-        <w:rPr>
-          <w:rFonts w:ascii="Courier New" w:hAnsi="Courier New"/>
-          <w:sz w:val="18"/>
-        </w:rPr>
-        <w:t xml:space="preserve">    □ 受入機関側の都合（事業縮小・廃業等）</w:t>
-      </w:r>
-    </w:p>
-    <w:p>
-      <w:pPr/>
-      <w:r>
-        <w:rPr>
-          <w:rFonts w:ascii="Courier New" w:hAnsi="Courier New"/>
-          <w:sz w:val="18"/>
-        </w:rPr>
-        <w:t xml:space="preserve">    □ 特定産業分野の業務量減少</w:t>
-      </w:r>
-    </w:p>
-    <w:p>
-      <w:pPr/>
-      <w:r>
-        <w:rPr>
-          <w:rFonts w:ascii="Courier New" w:hAnsi="Courier New"/>
-          <w:sz w:val="18"/>
-        </w:rPr>
-        <w:t xml:space="preserve">    □ その他（[理由_⑨]）</w:t>
-      </w:r>
-    </w:p>
-    <w:p>
-      <w:pPr/>
-      <w:r>
-        <w:rPr>
-          <w:rFonts w:ascii="Courier New" w:hAnsi="Courier New"/>
-          <w:sz w:val="18"/>
-        </w:rPr>
-        <w:t xml:space="preserve">  転職支援内容：</w:t>
-      </w:r>
-    </w:p>
-    <w:p>
-      <w:pPr/>
-      <w:r>
-        <w:rPr>
-          <w:rFonts w:ascii="Courier New" w:hAnsi="Courier New"/>
-          <w:sz w:val="18"/>
-        </w:rPr>
-        <w:t xml:space="preserve">    □ 求人情報の収集・提供</w:t>
-      </w:r>
-    </w:p>
-    <w:p>
-      <w:pPr/>
-      <w:r>
-        <w:rPr>
-          <w:rFonts w:ascii="Courier New" w:hAnsi="Courier New"/>
-          <w:sz w:val="18"/>
-        </w:rPr>
-        <w:t xml:space="preserve">    □ ハローワーク・職業紹介機関への同行</w:t>
-      </w:r>
-    </w:p>
-    <w:p>
-      <w:pPr/>
-      <w:r>
-        <w:rPr>
-          <w:rFonts w:ascii="Courier New" w:hAnsi="Courier New"/>
-          <w:sz w:val="18"/>
-        </w:rPr>
-        <w:t xml:space="preserve">    □ 民間職業紹介機関の紹介</w:t>
-      </w:r>
-    </w:p>
-    <w:p>
-      <w:pPr/>
-      <w:r>
-        <w:rPr>
-          <w:rFonts w:ascii="Courier New" w:hAnsi="Courier New"/>
-          <w:sz w:val="18"/>
-        </w:rPr>
-        <w:t xml:space="preserve">    □ 在留資格変更手続きの支援</w:t>
-      </w:r>
-    </w:p>
-    <w:p>
-      <w:pPr/>
-      <w:r>
-        <w:rPr>
-          <w:rFonts w:ascii="Courier New" w:hAnsi="Courier New"/>
-          <w:sz w:val="18"/>
-        </w:rPr>
-        <w:t xml:space="preserve">    □ その他（[内容_⑨]）</w:t>
-      </w:r>
-    </w:p>
-    <w:p>
-      <w:pPr/>
-      <w:r>
-        <w:rPr>
-          <w:rFonts w:ascii="Courier New" w:hAnsi="Courier New"/>
-          <w:sz w:val="18"/>
-        </w:rPr>
-        <w:t xml:space="preserve">  転職先決定状況：</w:t>
-      </w:r>
-    </w:p>
-    <w:p>
-      <w:pPr/>
-      <w:r>
-        <w:rPr>
-          <w:rFonts w:ascii="Courier New" w:hAnsi="Courier New"/>
-          <w:sz w:val="18"/>
-        </w:rPr>
-        <w:t xml:space="preserve">    □ 決定済（転職先 [転職先機関名_⑨]）</w:t>
-      </w:r>
-    </w:p>
-    <w:p>
-      <w:pPr/>
-      <w:r>
-        <w:rPr>
-          <w:rFonts w:ascii="Courier New" w:hAnsi="Courier New"/>
-          <w:sz w:val="18"/>
-        </w:rPr>
-        <w:t xml:space="preserve">    □ 未定（在留期限：令和[在留期限年_⑨]年[在留期限月_⑨]月[在留期限日_⑨]日）</w:t>
-      </w:r>
-    </w:p>
-    <w:p>
-      <w:pPr/>
-    </w:p>
-    <w:p>
-      <w:pPr/>
-      <w:r>
-        <w:rPr>
-          <w:rFonts w:ascii="Courier New" w:hAnsi="Courier New"/>
-          <w:sz w:val="18"/>
-        </w:rPr>
-        <w:t>────────────────────────────────</w:t>
-      </w:r>
-    </w:p>
-    <w:p>
-      <w:pPr/>
-      <w:r>
-        <w:rPr>
-          <w:rFonts w:ascii="Courier New" w:hAnsi="Courier New"/>
-          <w:sz w:val="18"/>
-        </w:rPr>
-        <w:t>支援項目⑩ 定期的な面談の実施</w:t>
-      </w:r>
-    </w:p>
-    <w:p>
-      <w:pPr/>
-      <w:r>
-        <w:rPr>
-          <w:rFonts w:ascii="Courier New" w:hAnsi="Courier New"/>
-          <w:sz w:val="18"/>
-        </w:rPr>
-        <w:t>────────────────────────────────</w:t>
-      </w:r>
-    </w:p>
-    <w:p>
-      <w:pPr/>
-      <w:r>
-        <w:rPr>
-          <w:rFonts w:ascii="Courier New" w:hAnsi="Courier New"/>
-          <w:sz w:val="18"/>
-        </w:rPr>
-        <w:t xml:space="preserve">  【外国人本人との面談】</w:t>
-      </w:r>
-    </w:p>
-    <w:p>
-      <w:pPr/>
-      <w:r>
-        <w:rPr>
-          <w:rFonts w:ascii="Courier New" w:hAnsi="Courier New"/>
-          <w:sz w:val="18"/>
-        </w:rPr>
-        <w:t xml:space="preserve">    実施件数  ：[件数_⑩A] 件</w:t>
-      </w:r>
-    </w:p>
-    <w:p>
-      <w:pPr/>
-      <w:r>
-        <w:rPr>
-          <w:rFonts w:ascii="Courier New" w:hAnsi="Courier New"/>
-          <w:sz w:val="18"/>
-        </w:rPr>
-        <w:t xml:space="preserve">               （対象 [人数_⑩A] 名 × 各 [回数_⑩A] 回）</w:t>
-      </w:r>
-    </w:p>
-    <w:p>
-      <w:pPr/>
-      <w:r>
-        <w:rPr>
-          <w:rFonts w:ascii="Courier New" w:hAnsi="Courier New"/>
-          <w:sz w:val="18"/>
-        </w:rPr>
-        <w:t xml:space="preserve">    実施頻度  ：□ 毎月  □ 隔月  □ 四半期ごと</w:t>
-      </w:r>
-    </w:p>
-    <w:p>
-      <w:pPr/>
-      <w:r>
-        <w:rPr>
-          <w:rFonts w:ascii="Courier New" w:hAnsi="Courier New"/>
-          <w:sz w:val="18"/>
-        </w:rPr>
-        <w:t xml:space="preserve">    実施方法  ：□ 対面  □ オンライン（ツール：[ツール名_⑩A]）  □ 電話</w:t>
-      </w:r>
-    </w:p>
-    <w:p>
-      <w:pPr/>
-      <w:r>
-        <w:rPr>
-          <w:rFonts w:ascii="Courier New" w:hAnsi="Courier New"/>
-          <w:sz w:val="18"/>
-        </w:rPr>
-        <w:t xml:space="preserve">    使用言語  ：[使用言語_⑩A]</w:t>
-      </w:r>
-    </w:p>
-    <w:p>
-      <w:pPr/>
-    </w:p>
-    <w:p>
-      <w:pPr/>
-      <w:r>
-        <w:rPr>
-          <w:rFonts w:ascii="Courier New" w:hAnsi="Courier New"/>
-          <w:sz w:val="18"/>
-        </w:rPr>
-        <w:t xml:space="preserve">  【監督者との面談】</w:t>
-      </w:r>
-    </w:p>
-    <w:p>
-      <w:pPr/>
-      <w:r>
-        <w:rPr>
-          <w:rFonts w:ascii="Courier New" w:hAnsi="Courier New"/>
-          <w:sz w:val="18"/>
-        </w:rPr>
-        <w:t xml:space="preserve">    実施件数  ：[件数_⑩B] 件（対象受入機関数：[機関数_⑩B] 社）</w:t>
-      </w:r>
-    </w:p>
-    <w:p>
-      <w:pPr/>
-      <w:r>
-        <w:rPr>
-          <w:rFonts w:ascii="Courier New" w:hAnsi="Courier New"/>
-          <w:sz w:val="18"/>
-        </w:rPr>
-        <w:t xml:space="preserve">    実施方法  ：□ 対面  □ オンライン  □ 電話</w:t>
-      </w:r>
-    </w:p>
-    <w:p>
-      <w:pPr/>
-    </w:p>
-    <w:p>
-      <w:pPr/>
-      <w:r>
-        <w:rPr>
-          <w:rFonts w:ascii="Courier New" w:hAnsi="Courier New"/>
-          <w:sz w:val="18"/>
-        </w:rPr>
-        <w:t xml:space="preserve">  面談で把握した主な事項：</w:t>
-      </w:r>
-    </w:p>
-    <w:p>
-      <w:pPr/>
-      <w:r>
-        <w:rPr>
-          <w:rFonts w:ascii="Courier New" w:hAnsi="Courier New"/>
-          <w:sz w:val="18"/>
-        </w:rPr>
-        <w:t xml:space="preserve">    [面談把握事項_⑩]</w:t>
-      </w:r>
-    </w:p>
-    <w:p>
-      <w:pPr/>
-      <w:r>
-        <w:rPr>
-          <w:rFonts w:ascii="Courier New" w:hAnsi="Courier New"/>
-          <w:sz w:val="18"/>
-        </w:rPr>
-        <w:t xml:space="preserve">    （例：労働条件に変更なし・住居に問題なし・生活面に特段の懸念事項なし）</w:t>
-      </w:r>
-    </w:p>
-    <w:p>
-      <w:pPr/>
-    </w:p>
-    <w:p>
-      <w:pPr/>
-      <w:r>
-        <w:rPr>
-          <w:rFonts w:ascii="Courier New" w:hAnsi="Courier New"/>
-          <w:sz w:val="18"/>
-        </w:rPr>
-        <w:t xml:space="preserve">  人権侵害・法令違反等の把握：</w:t>
-      </w:r>
-    </w:p>
-    <w:p>
-      <w:pPr/>
-      <w:r>
-        <w:rPr>
-          <w:rFonts w:ascii="Courier New" w:hAnsi="Courier New"/>
-          <w:sz w:val="18"/>
-        </w:rPr>
-        <w:t xml:space="preserve">    □ 把握なし</w:t>
-      </w:r>
-    </w:p>
-    <w:p>
-      <w:pPr/>
-      <w:r>
-        <w:rPr>
-          <w:rFonts w:ascii="Courier New" w:hAnsi="Courier New"/>
-          <w:sz w:val="18"/>
-        </w:rPr>
-        <w:t xml:space="preserve">    □ 把握あり</w:t>
-      </w:r>
-    </w:p>
-    <w:p>
-      <w:pPr/>
-      <w:r>
-        <w:rPr>
-          <w:rFonts w:ascii="Courier New" w:hAnsi="Courier New"/>
-          <w:sz w:val="18"/>
-        </w:rPr>
-        <w:t xml:space="preserve">       → 行政機関等への通報・連絡：□ あり  □ なし</w:t>
-      </w:r>
-    </w:p>
-    <w:p>
-      <w:pPr/>
-      <w:r>
-        <w:rPr>
-          <w:rFonts w:ascii="Courier New" w:hAnsi="Courier New"/>
-          <w:sz w:val="18"/>
-        </w:rPr>
-        <w:t xml:space="preserve">          対応内容：[人権侵害対応内容_⑩]</w:t>
-      </w:r>
-    </w:p>
-    <w:p>
-      <w:pPr/>
-    </w:p>
-    <w:p>
-      <w:pPr/>
-      <w:r>
-        <w:rPr>
-          <w:rFonts w:ascii="Courier New" w:hAnsi="Courier New"/>
-          <w:sz w:val="18"/>
-        </w:rPr>
-        <w:t>━━━━━━━━━━━━━━━━━━━━━━━━━━━━━━</w:t>
-      </w:r>
-    </w:p>
-    <w:p>
-      <w:pPr/>
-      <w:r>
-        <w:rPr>
-          <w:rFonts w:ascii="Courier New" w:hAnsi="Courier New"/>
-          <w:sz w:val="18"/>
-        </w:rPr>
-        <w:t>【第４部：特記事項・その他】</w:t>
-      </w:r>
-    </w:p>
-    <w:p>
-      <w:pPr/>
-      <w:r>
-        <w:rPr>
-          <w:rFonts w:ascii="Courier New" w:hAnsi="Courier New"/>
-          <w:sz w:val="18"/>
-        </w:rPr>
-        <w:t>━━━━━━━━━━━━━━━━━━━━━━━━━━━━━━</w:t>
-      </w:r>
-    </w:p>
-    <w:p>
-      <w:pPr/>
-    </w:p>
-    <w:p>
-      <w:pPr/>
-      <w:r>
-        <w:rPr>
-          <w:rFonts w:ascii="Courier New" w:hAnsi="Courier New"/>
-          <w:sz w:val="18"/>
-        </w:rPr>
-        <w:t>当該期間中の特記事項（問題事案・改善措置・行政対応等）：</w:t>
-      </w:r>
-    </w:p>
-    <w:p>
-      <w:pPr/>
-      <w:r>
-        <w:rPr>
-          <w:rFonts w:ascii="Courier New" w:hAnsi="Courier New"/>
-          <w:sz w:val="18"/>
-        </w:rPr>
-        <w:t xml:space="preserve">  [特記事項]</w:t>
-      </w:r>
-    </w:p>
-    <w:p>
-      <w:pPr/>
-      <w:r>
-        <w:rPr>
-          <w:rFonts w:ascii="Courier New" w:hAnsi="Courier New"/>
-          <w:sz w:val="18"/>
-        </w:rPr>
-        <w:t xml:space="preserve">  ※ 問題事案がない場合は「特になし」と記入</w:t>
-      </w:r>
-    </w:p>
-    <w:p>
-      <w:pPr/>
-    </w:p>
-    <w:p>
-      <w:pPr/>
-      <w:r>
-        <w:rPr>
-          <w:rFonts w:ascii="Courier New" w:hAnsi="Courier New"/>
-          <w:sz w:val="18"/>
-        </w:rPr>
-        <w:t>━━━━━━━━━━━━━━━━━━━━━━━━━━━━━━</w:t>
-      </w:r>
-    </w:p>
-    <w:p>
-      <w:pPr/>
-      <w:r>
-        <w:rPr>
-          <w:rFonts w:ascii="Courier New" w:hAnsi="Courier New"/>
-          <w:sz w:val="18"/>
-        </w:rPr>
-        <w:t>【第５部：添付書類チェックリスト】</w:t>
-      </w:r>
-    </w:p>
-    <w:p>
-      <w:pPr/>
-      <w:r>
-        <w:rPr>
-          <w:rFonts w:ascii="Courier New" w:hAnsi="Courier New"/>
-          <w:sz w:val="18"/>
-        </w:rPr>
-        <w:t>━━━━━━━━━━━━━━━━━━━━━━━━━━━━━━</w:t>
-      </w:r>
-    </w:p>
-    <w:p>
-      <w:pPr/>
-    </w:p>
-    <w:p>
-      <w:pPr/>
-      <w:r>
-        <w:rPr>
-          <w:rFonts w:ascii="Courier New" w:hAnsi="Courier New"/>
-          <w:sz w:val="18"/>
-        </w:rPr>
-        <w:t xml:space="preserve">  □ 支援実施記録書（参考様式第４－２号）          … [件数_④⑦等] 件分</w:t>
-      </w:r>
-    </w:p>
-    <w:p>
-      <w:pPr/>
-      <w:r>
-        <w:rPr>
-          <w:rFonts w:ascii="Courier New" w:hAnsi="Courier New"/>
-          <w:sz w:val="18"/>
-        </w:rPr>
-        <w:t xml:space="preserve">  □ 定期面談報告書・外国人用（参考様式第４－３号） … [件数_⑩A] 件分</w:t>
-      </w:r>
-    </w:p>
-    <w:p>
-      <w:pPr/>
-      <w:r>
-        <w:rPr>
-          <w:rFonts w:ascii="Courier New" w:hAnsi="Courier New"/>
-          <w:sz w:val="18"/>
-        </w:rPr>
-        <w:t xml:space="preserve">  □ 定期面談報告書・監督者用（参考様式第４－４号） … [件数_⑩B] 件分</w:t>
-      </w:r>
-    </w:p>
-    <w:p>
-      <w:pPr/>
-      <w:r>
-        <w:rPr>
-          <w:rFonts w:ascii="Courier New" w:hAnsi="Courier New"/>
-          <w:sz w:val="18"/>
-        </w:rPr>
-        <w:t xml:space="preserve">  □ その他（[その他添付書類名]）</w:t>
-      </w:r>
-    </w:p>
-    <w:p>
-      <w:pPr/>
-    </w:p>
-    <w:p>
-      <w:pPr/>
-      <w:r>
-        <w:rPr>
-          <w:rFonts w:ascii="Courier New" w:hAnsi="Courier New"/>
-          <w:sz w:val="18"/>
-        </w:rPr>
-        <w:t>━━━━━━━━━━━━━━━━━━━━━━━━━━━━━━</w:t>
-      </w:r>
-    </w:p>
-    <w:p>
-      <w:pPr/>
-      <w:r>
-        <w:rPr>
-          <w:rFonts w:ascii="Courier New" w:hAnsi="Courier New"/>
-          <w:sz w:val="18"/>
-        </w:rPr>
-        <w:t>【作成者署名欄】</w:t>
-      </w:r>
-    </w:p>
-    <w:p>
-      <w:pPr/>
-      <w:r>
-        <w:rPr>
-          <w:rFonts w:ascii="Courier New" w:hAnsi="Courier New"/>
-          <w:sz w:val="18"/>
-        </w:rPr>
-        <w:t>━━━━━━━━━━━━━━━━━━━━━━━━━━━━━━</w:t>
-      </w:r>
-    </w:p>
-    <w:p>
-      <w:pPr/>
-    </w:p>
-    <w:p>
-      <w:pPr/>
-      <w:r>
-        <w:rPr>
-          <w:rFonts w:ascii="Courier New" w:hAnsi="Courier New"/>
-          <w:sz w:val="18"/>
-        </w:rPr>
-        <w:t xml:space="preserve">  作成日      ：令和 [作成年] 年 [作成月] 月 [作成日] 日</w:t>
-      </w:r>
-    </w:p>
-    <w:p>
-      <w:pPr/>
-      <w:r>
-        <w:rPr>
-          <w:rFonts w:ascii="Courier New" w:hAnsi="Courier New"/>
-          <w:sz w:val="18"/>
-        </w:rPr>
-        <w:t xml:space="preserve">  作成者氏名  ：██ [担当者氏名]    ██  （署名または記名押印）</w:t>
-      </w:r>
-    </w:p>
-    <w:p>
-      <w:pPr/>
-      <w:r>
-        <w:rPr>
-          <w:rFonts w:ascii="Courier New" w:hAnsi="Courier New"/>
-          <w:sz w:val="18"/>
-        </w:rPr>
-        <w:t xml:space="preserve">  確認者氏名  ：██ [確認者氏名・役職] ██  （署名または記名押印）</w:t>
-      </w:r>
-    </w:p>
-    <w:p>
-      <w:pPr/>
-      <w:r>
-        <w:rPr>
-          <w:rFonts w:ascii="Courier New" w:hAnsi="Courier New"/>
-          <w:sz w:val="18"/>
-        </w:rPr>
-        <w:t xml:space="preserve">  代表者氏名  ：██ [代表者氏名]    ██  （記名押印）</w:t>
-      </w:r>
-    </w:p>
-    <w:p>
-      <w:pPr/>
-    </w:p>
-    <w:p>
-      <w:pPr/>
-      <w:r>
-        <w:rPr>
-          <w:rFonts w:ascii="Courier New" w:hAnsi="Courier New"/>
-          <w:sz w:val="18"/>
-        </w:rPr>
-        <w:t>━━━━━━━━━━━━━━━━━━━━━━━━━━━━━━</w:t>
+        <w:t>──────────────────────────────────────────────────</w:t>
       </w:r>
     </w:p>
     <w:p/>
     <w:p>
       <w:r>
-        <w:t>────────────────────────────────────────</w:t>
+        <w:rPr>
+          <w:b/>
+          <w:sz w:val="24"/>
+        </w:rPr>
+        <w:t>▌届出情報</w:t>
+      </w:r>
+    </w:p>
+    <w:p/>
+    <w:tbl>
+      <w:tblPr>
+        <w:tblStyle w:val="TableGrid"/>
+        <w:tblW w:type="auto" w:w="0"/>
+        <w:tblLook w:firstColumn="1" w:firstRow="1" w:lastColumn="0" w:lastRow="0" w:noHBand="0" w:noVBand="1" w:val="04A0"/>
+      </w:tblPr>
+      <w:tblGrid>
+        <w:gridCol w:w="4703"/>
+        <w:gridCol w:w="4703"/>
+      </w:tblGrid>
+      <w:tr>
+        <w:tc>
+          <w:tcPr>
+            <w:tcW w:type="dxa" w:w="4703"/>
+          </w:tcPr>
+          <w:p>
+            <w:r>
+              <w:rPr>
+                <w:b/>
+                <w:sz w:val="17"/>
+              </w:rPr>
+              <w:t>項目</w:t>
+            </w:r>
+          </w:p>
+        </w:tc>
+        <w:tc>
+          <w:tcPr>
+            <w:tcW w:type="dxa" w:w="4703"/>
+          </w:tcPr>
+          <w:p>
+            <w:r>
+              <w:rPr>
+                <w:b/>
+                <w:sz w:val="17"/>
+              </w:rPr>
+              <w:t>内容</w:t>
+            </w:r>
+          </w:p>
+        </w:tc>
+      </w:tr>
+      <w:tr>
+        <w:tc>
+          <w:tcPr>
+            <w:tcW w:type="dxa" w:w="4703"/>
+          </w:tcPr>
+          <w:p>
+            <w:r>
+              <w:rPr>
+                <w:sz w:val="17"/>
+              </w:rPr>
+              <w:t>届出日</w:t>
+            </w:r>
+          </w:p>
+        </w:tc>
+        <w:tc>
+          <w:tcPr>
+            <w:tcW w:type="dxa" w:w="4703"/>
+          </w:tcPr>
+          <w:p>
+            <w:r>
+              <w:rPr>
+                <w:sz w:val="17"/>
+              </w:rPr>
+              <w:t>令和 **[届出年]** 年 **[届出月]** 月 **[届出日]** 日</w:t>
+            </w:r>
+          </w:p>
+        </w:tc>
+      </w:tr>
+      <w:tr>
+        <w:tc>
+          <w:tcPr>
+            <w:tcW w:type="dxa" w:w="4703"/>
+          </w:tcPr>
+          <w:p>
+            <w:r>
+              <w:rPr>
+                <w:sz w:val="17"/>
+              </w:rPr>
+              <w:t>届出先</w:t>
+            </w:r>
+          </w:p>
+        </w:tc>
+        <w:tc>
+          <w:tcPr>
+            <w:tcW w:type="dxa" w:w="4703"/>
+          </w:tcPr>
+          <w:p>
+            <w:r>
+              <w:rPr>
+                <w:sz w:val="17"/>
+              </w:rPr>
+              <w:t>**[管轄入国管理局名]** 長 殿</w:t>
+            </w:r>
+          </w:p>
+        </w:tc>
+      </w:tr>
+      <w:tr>
+        <w:tc>
+          <w:tcPr>
+            <w:tcW w:type="dxa" w:w="4703"/>
+          </w:tcPr>
+          <w:p>
+            <w:r>
+              <w:rPr>
+                <w:sz w:val="17"/>
+              </w:rPr>
+              <w:t>報告対象四半期</w:t>
+            </w:r>
+          </w:p>
+        </w:tc>
+        <w:tc>
+          <w:tcPr>
+            <w:tcW w:type="dxa" w:w="4703"/>
+          </w:tcPr>
+          <w:p>
+            <w:r>
+              <w:rPr>
+                <w:sz w:val="17"/>
+              </w:rPr>
+              <w:t>□ Q1（4〜6月）　□ Q2（7〜9月）　□ Q3（10〜12月）　□ Q4（1〜3月）</w:t>
+            </w:r>
+          </w:p>
+        </w:tc>
+      </w:tr>
+      <w:tr>
+        <w:tc>
+          <w:tcPr>
+            <w:tcW w:type="dxa" w:w="4703"/>
+          </w:tcPr>
+          <w:p>
+            <w:r>
+              <w:rPr>
+                <w:sz w:val="17"/>
+              </w:rPr>
+              <w:t>報告年度</w:t>
+            </w:r>
+          </w:p>
+        </w:tc>
+        <w:tc>
+          <w:tcPr>
+            <w:tcW w:type="dxa" w:w="4703"/>
+          </w:tcPr>
+          <w:p>
+            <w:r>
+              <w:rPr>
+                <w:sz w:val="17"/>
+              </w:rPr>
+              <w:t>令和 **[報告年]** 年度</w:t>
+            </w:r>
+          </w:p>
+        </w:tc>
+      </w:tr>
+      <w:tr>
+        <w:tc>
+          <w:tcPr>
+            <w:tcW w:type="dxa" w:w="4703"/>
+          </w:tcPr>
+          <w:p>
+            <w:r>
+              <w:rPr>
+                <w:sz w:val="17"/>
+              </w:rPr>
+              <w:t>当期支援人数合計</w:t>
+            </w:r>
+          </w:p>
+        </w:tc>
+        <w:tc>
+          <w:tcPr>
+            <w:tcW w:type="dxa" w:w="4703"/>
+          </w:tcPr>
+          <w:p>
+            <w:r>
+              <w:rPr>
+                <w:sz w:val="17"/>
+              </w:rPr>
+              <w:t>**[支援人数]** 名</w:t>
+            </w:r>
+          </w:p>
+        </w:tc>
+      </w:tr>
+    </w:tbl>
+    <w:p/>
+    <w:p/>
+    <w:p>
+      <w:r>
+        <w:rPr>
+          <w:sz w:val="16"/>
+        </w:rPr>
+        <w:t>──────────────────────────────────────────────────</w:t>
       </w:r>
     </w:p>
     <w:p/>
     <w:p>
-      <w:pPr>
-        <w:pStyle w:val="Heading2"/>
-      </w:pPr>
       <w:r>
         <w:rPr>
           <w:b/>
           <w:sz w:val="24"/>
         </w:rPr>
-        <w:t>変数速查表（文件①専用・所要時間目安：約3分）</w:t>
+        <w:t>▌登録支援機関情報（固定）</w:t>
+      </w:r>
+    </w:p>
+    <w:p/>
+    <w:tbl>
+      <w:tblPr>
+        <w:tblStyle w:val="TableGrid"/>
+        <w:tblW w:type="auto" w:w="0"/>
+        <w:tblLook w:firstColumn="1" w:firstRow="1" w:lastColumn="0" w:lastRow="0" w:noHBand="0" w:noVBand="1" w:val="04A0"/>
+      </w:tblPr>
+      <w:tblGrid>
+        <w:gridCol w:w="4703"/>
+        <w:gridCol w:w="4703"/>
+      </w:tblGrid>
+      <w:tr>
+        <w:tc>
+          <w:tcPr>
+            <w:tcW w:type="dxa" w:w="4703"/>
+          </w:tcPr>
+          <w:p>
+            <w:r>
+              <w:rPr>
+                <w:b/>
+                <w:sz w:val="17"/>
+              </w:rPr>
+              <w:t>項目</w:t>
+            </w:r>
+          </w:p>
+        </w:tc>
+        <w:tc>
+          <w:tcPr>
+            <w:tcW w:type="dxa" w:w="4703"/>
+          </w:tcPr>
+          <w:p>
+            <w:r>
+              <w:rPr>
+                <w:b/>
+                <w:sz w:val="17"/>
+              </w:rPr>
+              <w:t>固定情報</w:t>
+            </w:r>
+          </w:p>
+        </w:tc>
+      </w:tr>
+      <w:tr>
+        <w:tc>
+          <w:tcPr>
+            <w:tcW w:type="dxa" w:w="4703"/>
+          </w:tcPr>
+          <w:p>
+            <w:r>
+              <w:rPr>
+                <w:sz w:val="17"/>
+              </w:rPr>
+              <w:t>機関名称</w:t>
+            </w:r>
+          </w:p>
+        </w:tc>
+        <w:tc>
+          <w:tcPr>
+            <w:tcW w:type="dxa" w:w="4703"/>
+          </w:tcPr>
+          <w:p>
+            <w:r>
+              <w:rPr>
+                <w:sz w:val="17"/>
+              </w:rPr>
+              <w:t>[自社名称]</w:t>
+            </w:r>
+          </w:p>
+        </w:tc>
+      </w:tr>
+      <w:tr>
+        <w:tc>
+          <w:tcPr>
+            <w:tcW w:type="dxa" w:w="4703"/>
+          </w:tcPr>
+          <w:p>
+            <w:r>
+              <w:rPr>
+                <w:sz w:val="17"/>
+              </w:rPr>
+              <w:t>登録番号</w:t>
+            </w:r>
+          </w:p>
+        </w:tc>
+        <w:tc>
+          <w:tcPr>
+            <w:tcW w:type="dxa" w:w="4703"/>
+          </w:tcPr>
+          <w:p>
+            <w:r>
+              <w:rPr>
+                <w:sz w:val="17"/>
+              </w:rPr>
+              <w:t>19登－XXXXXXXX</w:t>
+            </w:r>
+          </w:p>
+        </w:tc>
+      </w:tr>
+      <w:tr>
+        <w:tc>
+          <w:tcPr>
+            <w:tcW w:type="dxa" w:w="4703"/>
+          </w:tcPr>
+          <w:p>
+            <w:r>
+              <w:rPr>
+                <w:sz w:val="17"/>
+              </w:rPr>
+              <w:t>代表者</w:t>
+            </w:r>
+          </w:p>
+        </w:tc>
+        <w:tc>
+          <w:tcPr>
+            <w:tcW w:type="dxa" w:w="4703"/>
+          </w:tcPr>
+          <w:p>
+            <w:r>
+              <w:rPr>
+                <w:sz w:val="17"/>
+              </w:rPr>
+              <w:t>[代表者氏名]</w:t>
+            </w:r>
+          </w:p>
+        </w:tc>
+      </w:tr>
+      <w:tr>
+        <w:tc>
+          <w:tcPr>
+            <w:tcW w:type="dxa" w:w="4703"/>
+          </w:tcPr>
+          <w:p>
+            <w:r>
+              <w:rPr>
+                <w:sz w:val="17"/>
+              </w:rPr>
+              <w:t>住所</w:t>
+            </w:r>
+          </w:p>
+        </w:tc>
+        <w:tc>
+          <w:tcPr>
+            <w:tcW w:type="dxa" w:w="4703"/>
+          </w:tcPr>
+          <w:p>
+            <w:r>
+              <w:rPr>
+                <w:sz w:val="17"/>
+              </w:rPr>
+              <w:t>〒XXX-XXXX　[住所]</w:t>
+            </w:r>
+          </w:p>
+        </w:tc>
+      </w:tr>
+      <w:tr>
+        <w:tc>
+          <w:tcPr>
+            <w:tcW w:type="dxa" w:w="4703"/>
+          </w:tcPr>
+          <w:p>
+            <w:r>
+              <w:rPr>
+                <w:sz w:val="17"/>
+              </w:rPr>
+              <w:t>担当者</w:t>
+            </w:r>
+          </w:p>
+        </w:tc>
+        <w:tc>
+          <w:tcPr>
+            <w:tcW w:type="dxa" w:w="4703"/>
+          </w:tcPr>
+          <w:p>
+            <w:r>
+              <w:rPr>
+                <w:sz w:val="17"/>
+              </w:rPr>
+              <w:t>[担当者氏名]　／　[TEL]　／　[メール]</w:t>
+            </w:r>
+          </w:p>
+        </w:tc>
+      </w:tr>
+    </w:tbl>
+    <w:p/>
+    <w:p/>
+    <w:p>
+      <w:r>
+        <w:rPr>
+          <w:sz w:val="16"/>
+        </w:rPr>
+        <w:t>──────────────────────────────────────────────────</w:t>
+      </w:r>
+    </w:p>
+    <w:p/>
+    <w:p>
+      <w:r>
+        <w:rPr>
+          <w:b/>
+          <w:sz w:val="24"/>
+        </w:rPr>
+        <w:t>▌支援対象外国人一覧</w:t>
+      </w:r>
+    </w:p>
+    <w:p/>
+    <w:tbl>
+      <w:tblPr>
+        <w:tblStyle w:val="TableGrid"/>
+        <w:tblW w:type="auto" w:w="0"/>
+        <w:tblLook w:firstColumn="1" w:firstRow="1" w:lastColumn="0" w:lastRow="0" w:noHBand="0" w:noVBand="1" w:val="04A0"/>
+      </w:tblPr>
+      <w:tblGrid>
+        <w:gridCol w:w="1344"/>
+        <w:gridCol w:w="1344"/>
+        <w:gridCol w:w="1344"/>
+        <w:gridCol w:w="1344"/>
+        <w:gridCol w:w="1344"/>
+        <w:gridCol w:w="1344"/>
+        <w:gridCol w:w="1344"/>
+      </w:tblGrid>
+      <w:tr>
+        <w:tc>
+          <w:tcPr>
+            <w:tcW w:type="dxa" w:w="1344"/>
+          </w:tcPr>
+          <w:p>
+            <w:r>
+              <w:rPr>
+                <w:b/>
+                <w:sz w:val="17"/>
+              </w:rPr>
+              <w:t>No</w:t>
+            </w:r>
+          </w:p>
+        </w:tc>
+        <w:tc>
+          <w:tcPr>
+            <w:tcW w:type="dxa" w:w="1344"/>
+          </w:tcPr>
+          <w:p>
+            <w:r>
+              <w:rPr>
+                <w:b/>
+                <w:sz w:val="17"/>
+              </w:rPr>
+              <w:t>氏名（ローマ字）</w:t>
+            </w:r>
+          </w:p>
+        </w:tc>
+        <w:tc>
+          <w:tcPr>
+            <w:tcW w:type="dxa" w:w="1344"/>
+          </w:tcPr>
+          <w:p>
+            <w:r>
+              <w:rPr>
+                <w:b/>
+                <w:sz w:val="17"/>
+              </w:rPr>
+              <w:t>国籍</w:t>
+            </w:r>
+          </w:p>
+        </w:tc>
+        <w:tc>
+          <w:tcPr>
+            <w:tcW w:type="dxa" w:w="1344"/>
+          </w:tcPr>
+          <w:p>
+            <w:r>
+              <w:rPr>
+                <w:b/>
+                <w:sz w:val="17"/>
+              </w:rPr>
+              <w:t>在留カード番号</w:t>
+            </w:r>
+          </w:p>
+        </w:tc>
+        <w:tc>
+          <w:tcPr>
+            <w:tcW w:type="dxa" w:w="1344"/>
+          </w:tcPr>
+          <w:p>
+            <w:r>
+              <w:rPr>
+                <w:b/>
+                <w:sz w:val="17"/>
+              </w:rPr>
+              <w:t>受入機関名</w:t>
+            </w:r>
+          </w:p>
+        </w:tc>
+        <w:tc>
+          <w:tcPr>
+            <w:tcW w:type="dxa" w:w="1344"/>
+          </w:tcPr>
+          <w:p>
+            <w:r>
+              <w:rPr>
+                <w:b/>
+                <w:sz w:val="17"/>
+              </w:rPr>
+              <w:t>在留期限</w:t>
+            </w:r>
+          </w:p>
+        </w:tc>
+        <w:tc>
+          <w:tcPr>
+            <w:tcW w:type="dxa" w:w="1344"/>
+          </w:tcPr>
+          <w:p>
+            <w:r>
+              <w:rPr>
+                <w:b/>
+                <w:sz w:val="17"/>
+              </w:rPr>
+              <w:t>特定技能分野</w:t>
+            </w:r>
+          </w:p>
+        </w:tc>
+      </w:tr>
+      <w:tr>
+        <w:tc>
+          <w:tcPr>
+            <w:tcW w:type="dxa" w:w="1344"/>
+          </w:tcPr>
+          <w:p>
+            <w:r>
+              <w:rPr>
+                <w:sz w:val="17"/>
+              </w:rPr>
+              <w:t>1</w:t>
+            </w:r>
+          </w:p>
+        </w:tc>
+        <w:tc>
+          <w:tcPr>
+            <w:tcW w:type="dxa" w:w="1344"/>
+          </w:tcPr>
+          <w:p>
+            <w:r>
+              <w:rPr>
+                <w:sz w:val="17"/>
+              </w:rPr>
+              <w:t>**[氏名_01]**</w:t>
+            </w:r>
+          </w:p>
+        </w:tc>
+        <w:tc>
+          <w:tcPr>
+            <w:tcW w:type="dxa" w:w="1344"/>
+          </w:tcPr>
+          <w:p>
+            <w:r>
+              <w:rPr>
+                <w:sz w:val="17"/>
+              </w:rPr>
+              <w:t>**[国籍_01]**</w:t>
+            </w:r>
+          </w:p>
+        </w:tc>
+        <w:tc>
+          <w:tcPr>
+            <w:tcW w:type="dxa" w:w="1344"/>
+          </w:tcPr>
+          <w:p>
+            <w:r>
+              <w:rPr>
+                <w:sz w:val="17"/>
+              </w:rPr>
+              <w:t>**[番号_01]**</w:t>
+            </w:r>
+          </w:p>
+        </w:tc>
+        <w:tc>
+          <w:tcPr>
+            <w:tcW w:type="dxa" w:w="1344"/>
+          </w:tcPr>
+          <w:p>
+            <w:r>
+              <w:rPr>
+                <w:sz w:val="17"/>
+              </w:rPr>
+              <w:t>**[機関名_01]**</w:t>
+            </w:r>
+          </w:p>
+        </w:tc>
+        <w:tc>
+          <w:tcPr>
+            <w:tcW w:type="dxa" w:w="1344"/>
+          </w:tcPr>
+          <w:p>
+            <w:r>
+              <w:rPr>
+                <w:sz w:val="17"/>
+              </w:rPr>
+              <w:t>**[期限_01]**</w:t>
+            </w:r>
+          </w:p>
+        </w:tc>
+        <w:tc>
+          <w:tcPr>
+            <w:tcW w:type="dxa" w:w="1344"/>
+          </w:tcPr>
+          <w:p>
+            <w:r>
+              <w:rPr>
+                <w:sz w:val="17"/>
+              </w:rPr>
+              <w:t>**[分野_01]**</w:t>
+            </w:r>
+          </w:p>
+        </w:tc>
+      </w:tr>
+      <w:tr>
+        <w:tc>
+          <w:tcPr>
+            <w:tcW w:type="dxa" w:w="1344"/>
+          </w:tcPr>
+          <w:p>
+            <w:r>
+              <w:rPr>
+                <w:sz w:val="17"/>
+              </w:rPr>
+              <w:t>2</w:t>
+            </w:r>
+          </w:p>
+        </w:tc>
+        <w:tc>
+          <w:tcPr>
+            <w:tcW w:type="dxa" w:w="1344"/>
+          </w:tcPr>
+          <w:p>
+            <w:r>
+              <w:rPr>
+                <w:sz w:val="17"/>
+              </w:rPr>
+              <w:t>**[氏名_02]**</w:t>
+            </w:r>
+          </w:p>
+        </w:tc>
+        <w:tc>
+          <w:tcPr>
+            <w:tcW w:type="dxa" w:w="1344"/>
+          </w:tcPr>
+          <w:p>
+            <w:r>
+              <w:rPr>
+                <w:sz w:val="17"/>
+              </w:rPr>
+              <w:t>**[国籍_02]**</w:t>
+            </w:r>
+          </w:p>
+        </w:tc>
+        <w:tc>
+          <w:tcPr>
+            <w:tcW w:type="dxa" w:w="1344"/>
+          </w:tcPr>
+          <w:p>
+            <w:r>
+              <w:rPr>
+                <w:sz w:val="17"/>
+              </w:rPr>
+              <w:t>**[番号_02]**</w:t>
+            </w:r>
+          </w:p>
+        </w:tc>
+        <w:tc>
+          <w:tcPr>
+            <w:tcW w:type="dxa" w:w="1344"/>
+          </w:tcPr>
+          <w:p>
+            <w:r>
+              <w:rPr>
+                <w:sz w:val="17"/>
+              </w:rPr>
+              <w:t>**[機関名_02]**</w:t>
+            </w:r>
+          </w:p>
+        </w:tc>
+        <w:tc>
+          <w:tcPr>
+            <w:tcW w:type="dxa" w:w="1344"/>
+          </w:tcPr>
+          <w:p>
+            <w:r>
+              <w:rPr>
+                <w:sz w:val="17"/>
+              </w:rPr>
+              <w:t>**[期限_02]**</w:t>
+            </w:r>
+          </w:p>
+        </w:tc>
+        <w:tc>
+          <w:tcPr>
+            <w:tcW w:type="dxa" w:w="1344"/>
+          </w:tcPr>
+          <w:p>
+            <w:r>
+              <w:rPr>
+                <w:sz w:val="17"/>
+              </w:rPr>
+              <w:t>**[分野_02]**</w:t>
+            </w:r>
+          </w:p>
+        </w:tc>
+      </w:tr>
+      <w:tr>
+        <w:tc>
+          <w:tcPr>
+            <w:tcW w:type="dxa" w:w="1344"/>
+          </w:tcPr>
+          <w:p>
+            <w:r>
+              <w:rPr>
+                <w:sz w:val="17"/>
+              </w:rPr>
+              <w:t>3</w:t>
+            </w:r>
+          </w:p>
+        </w:tc>
+        <w:tc>
+          <w:tcPr>
+            <w:tcW w:type="dxa" w:w="1344"/>
+          </w:tcPr>
+          <w:p>
+            <w:r>
+              <w:rPr>
+                <w:sz w:val="17"/>
+              </w:rPr>
+              <w:t>**[氏名_03]**</w:t>
+            </w:r>
+          </w:p>
+        </w:tc>
+        <w:tc>
+          <w:tcPr>
+            <w:tcW w:type="dxa" w:w="1344"/>
+          </w:tcPr>
+          <w:p>
+            <w:r>
+              <w:rPr>
+                <w:sz w:val="17"/>
+              </w:rPr>
+              <w:t>**[国籍_03]**</w:t>
+            </w:r>
+          </w:p>
+        </w:tc>
+        <w:tc>
+          <w:tcPr>
+            <w:tcW w:type="dxa" w:w="1344"/>
+          </w:tcPr>
+          <w:p>
+            <w:r>
+              <w:rPr>
+                <w:sz w:val="17"/>
+              </w:rPr>
+              <w:t>**[番号_03]**</w:t>
+            </w:r>
+          </w:p>
+        </w:tc>
+        <w:tc>
+          <w:tcPr>
+            <w:tcW w:type="dxa" w:w="1344"/>
+          </w:tcPr>
+          <w:p>
+            <w:r>
+              <w:rPr>
+                <w:sz w:val="17"/>
+              </w:rPr>
+              <w:t>**[機関名_03]**</w:t>
+            </w:r>
+          </w:p>
+        </w:tc>
+        <w:tc>
+          <w:tcPr>
+            <w:tcW w:type="dxa" w:w="1344"/>
+          </w:tcPr>
+          <w:p>
+            <w:r>
+              <w:rPr>
+                <w:sz w:val="17"/>
+              </w:rPr>
+              <w:t>**[期限_03]**</w:t>
+            </w:r>
+          </w:p>
+        </w:tc>
+        <w:tc>
+          <w:tcPr>
+            <w:tcW w:type="dxa" w:w="1344"/>
+          </w:tcPr>
+          <w:p>
+            <w:r>
+              <w:rPr>
+                <w:sz w:val="17"/>
+              </w:rPr>
+              <w:t>**[分野_03]**</w:t>
+            </w:r>
+          </w:p>
+        </w:tc>
+      </w:tr>
+    </w:tbl>
+    <w:p/>
+    <w:p/>
+    <w:p>
+      <w:r>
+        <w:rPr>
+          <w:sz w:val="16"/>
+        </w:rPr>
+        <w:t>──────────────────────────────────────────────────</w:t>
+      </w:r>
+    </w:p>
+    <w:p/>
+    <w:p>
+      <w:r>
+        <w:rPr>
+          <w:b/>
+          <w:sz w:val="24"/>
+        </w:rPr>
+        <w:t>▌義務的支援10項目・実施サマリー</w:t>
+      </w:r>
+    </w:p>
+    <w:p/>
+    <w:tbl>
+      <w:tblPr>
+        <w:tblStyle w:val="TableGrid"/>
+        <w:tblW w:type="auto" w:w="0"/>
+        <w:tblLook w:firstColumn="1" w:firstRow="1" w:lastColumn="0" w:lastRow="0" w:noHBand="0" w:noVBand="1" w:val="04A0"/>
+      </w:tblPr>
+      <w:tblGrid>
+        <w:gridCol w:w="1568"/>
+        <w:gridCol w:w="1568"/>
+        <w:gridCol w:w="1568"/>
+        <w:gridCol w:w="1568"/>
+        <w:gridCol w:w="1568"/>
+        <w:gridCol w:w="1568"/>
+      </w:tblGrid>
+      <w:tr>
+        <w:tc>
+          <w:tcPr>
+            <w:tcW w:type="dxa" w:w="1568"/>
+          </w:tcPr>
+          <w:p>
+            <w:r>
+              <w:rPr>
+                <w:b/>
+                <w:sz w:val="17"/>
+              </w:rPr>
+              <w:t>#</w:t>
+            </w:r>
+          </w:p>
+        </w:tc>
+        <w:tc>
+          <w:tcPr>
+            <w:tcW w:type="dxa" w:w="1568"/>
+          </w:tcPr>
+          <w:p>
+            <w:r>
+              <w:rPr>
+                <w:b/>
+                <w:sz w:val="17"/>
+              </w:rPr>
+              <w:t>支援項目</w:t>
+            </w:r>
+          </w:p>
+        </w:tc>
+        <w:tc>
+          <w:tcPr>
+            <w:tcW w:type="dxa" w:w="1568"/>
+          </w:tcPr>
+          <w:p>
+            <w:r>
+              <w:rPr>
+                <w:b/>
+                <w:sz w:val="17"/>
+              </w:rPr>
+              <w:t>実施</w:t>
+            </w:r>
+          </w:p>
+        </w:tc>
+        <w:tc>
+          <w:tcPr>
+            <w:tcW w:type="dxa" w:w="1568"/>
+          </w:tcPr>
+          <w:p>
+            <w:r>
+              <w:rPr>
+                <w:b/>
+                <w:sz w:val="17"/>
+              </w:rPr>
+              <w:t>件数</w:t>
+            </w:r>
+          </w:p>
+        </w:tc>
+        <w:tc>
+          <w:tcPr>
+            <w:tcW w:type="dxa" w:w="1568"/>
+          </w:tcPr>
+          <w:p>
+            <w:r>
+              <w:rPr>
+                <w:b/>
+                <w:sz w:val="17"/>
+              </w:rPr>
+              <w:t>方法</w:t>
+            </w:r>
+          </w:p>
+        </w:tc>
+        <w:tc>
+          <w:tcPr>
+            <w:tcW w:type="dxa" w:w="1568"/>
+          </w:tcPr>
+          <w:p>
+            <w:r>
+              <w:rPr>
+                <w:b/>
+                <w:sz w:val="17"/>
+              </w:rPr>
+              <w:t>言語</w:t>
+            </w:r>
+          </w:p>
+        </w:tc>
+      </w:tr>
+      <w:tr>
+        <w:tc>
+          <w:tcPr>
+            <w:tcW w:type="dxa" w:w="1568"/>
+          </w:tcPr>
+          <w:p>
+            <w:r>
+              <w:rPr>
+                <w:sz w:val="17"/>
+              </w:rPr>
+              <w:t>①</w:t>
+            </w:r>
+          </w:p>
+        </w:tc>
+        <w:tc>
+          <w:tcPr>
+            <w:tcW w:type="dxa" w:w="1568"/>
+          </w:tcPr>
+          <w:p>
+            <w:r>
+              <w:rPr>
+                <w:sz w:val="17"/>
+              </w:rPr>
+              <w:t>事前ガイダンス</w:t>
+            </w:r>
+          </w:p>
+        </w:tc>
+        <w:tc>
+          <w:tcPr>
+            <w:tcW w:type="dxa" w:w="1568"/>
+          </w:tcPr>
+          <w:p>
+            <w:r>
+              <w:rPr>
+                <w:sz w:val="17"/>
+              </w:rPr>
+              <w:t>□あり　□なし</w:t>
+            </w:r>
+          </w:p>
+        </w:tc>
+        <w:tc>
+          <w:tcPr>
+            <w:tcW w:type="dxa" w:w="1568"/>
+          </w:tcPr>
+          <w:p>
+            <w:r>
+              <w:rPr>
+                <w:sz w:val="17"/>
+              </w:rPr>
+              <w:t>**[件数_①]** 件</w:t>
+            </w:r>
+          </w:p>
+        </w:tc>
+        <w:tc>
+          <w:tcPr>
+            <w:tcW w:type="dxa" w:w="1568"/>
+          </w:tcPr>
+          <w:p>
+            <w:r>
+              <w:rPr>
+                <w:sz w:val="17"/>
+              </w:rPr>
+              <w:t>□対面　□オンライン　□書面</w:t>
+            </w:r>
+          </w:p>
+        </w:tc>
+        <w:tc>
+          <w:tcPr>
+            <w:tcW w:type="dxa" w:w="1568"/>
+          </w:tcPr>
+          <w:p>
+            <w:r>
+              <w:rPr>
+                <w:sz w:val="17"/>
+              </w:rPr>
+              <w:t>**[言語_①]**</w:t>
+            </w:r>
+          </w:p>
+        </w:tc>
+      </w:tr>
+      <w:tr>
+        <w:tc>
+          <w:tcPr>
+            <w:tcW w:type="dxa" w:w="1568"/>
+          </w:tcPr>
+          <w:p>
+            <w:r>
+              <w:rPr>
+                <w:sz w:val="17"/>
+              </w:rPr>
+              <w:t>②</w:t>
+            </w:r>
+          </w:p>
+        </w:tc>
+        <w:tc>
+          <w:tcPr>
+            <w:tcW w:type="dxa" w:w="1568"/>
+          </w:tcPr>
+          <w:p>
+            <w:r>
+              <w:rPr>
+                <w:sz w:val="17"/>
+              </w:rPr>
+              <w:t>出入国時の送迎</w:t>
+            </w:r>
+          </w:p>
+        </w:tc>
+        <w:tc>
+          <w:tcPr>
+            <w:tcW w:type="dxa" w:w="1568"/>
+          </w:tcPr>
+          <w:p>
+            <w:r>
+              <w:rPr>
+                <w:sz w:val="17"/>
+              </w:rPr>
+              <w:t>□あり　□なし</w:t>
+            </w:r>
+          </w:p>
+        </w:tc>
+        <w:tc>
+          <w:tcPr>
+            <w:tcW w:type="dxa" w:w="1568"/>
+          </w:tcPr>
+          <w:p>
+            <w:r>
+              <w:rPr>
+                <w:sz w:val="17"/>
+              </w:rPr>
+              <w:t>**[件数_②]** 件（入国 **[件数_入]** ／帰国 **[件数_帰]**）</w:t>
+            </w:r>
+          </w:p>
+        </w:tc>
+        <w:tc>
+          <w:tcPr>
+            <w:tcW w:type="dxa" w:w="1568"/>
+          </w:tcPr>
+          <w:p>
+            <w:r>
+              <w:rPr>
+                <w:sz w:val="17"/>
+              </w:rPr>
+              <w:t>□車　□公共交通　□代替</w:t>
+            </w:r>
+          </w:p>
+        </w:tc>
+        <w:tc>
+          <w:tcPr>
+            <w:tcW w:type="dxa" w:w="1568"/>
+          </w:tcPr>
+          <w:p>
+            <w:r>
+              <w:rPr>
+                <w:sz w:val="17"/>
+              </w:rPr>
+              <w:t>—</w:t>
+            </w:r>
+          </w:p>
+        </w:tc>
+      </w:tr>
+      <w:tr>
+        <w:tc>
+          <w:tcPr>
+            <w:tcW w:type="dxa" w:w="1568"/>
+          </w:tcPr>
+          <w:p>
+            <w:r>
+              <w:rPr>
+                <w:sz w:val="17"/>
+              </w:rPr>
+              <w:t>③</w:t>
+            </w:r>
+          </w:p>
+        </w:tc>
+        <w:tc>
+          <w:tcPr>
+            <w:tcW w:type="dxa" w:w="1568"/>
+          </w:tcPr>
+          <w:p>
+            <w:r>
+              <w:rPr>
+                <w:sz w:val="17"/>
+              </w:rPr>
+              <w:t>住居確保支援</w:t>
+            </w:r>
+          </w:p>
+        </w:tc>
+        <w:tc>
+          <w:tcPr>
+            <w:tcW w:type="dxa" w:w="1568"/>
+          </w:tcPr>
+          <w:p>
+            <w:r>
+              <w:rPr>
+                <w:sz w:val="17"/>
+              </w:rPr>
+              <w:t>□あり　□なし</w:t>
+            </w:r>
+          </w:p>
+        </w:tc>
+        <w:tc>
+          <w:tcPr>
+            <w:tcW w:type="dxa" w:w="1568"/>
+          </w:tcPr>
+          <w:p>
+            <w:r>
+              <w:rPr>
+                <w:sz w:val="17"/>
+              </w:rPr>
+              <w:t>**[件数_③]** 件</w:t>
+            </w:r>
+          </w:p>
+        </w:tc>
+        <w:tc>
+          <w:tcPr>
+            <w:tcW w:type="dxa" w:w="1568"/>
+          </w:tcPr>
+          <w:p>
+            <w:r>
+              <w:rPr>
+                <w:sz w:val="17"/>
+              </w:rPr>
+              <w:t>□物件紹介　□社宅　□保証人</w:t>
+            </w:r>
+          </w:p>
+        </w:tc>
+        <w:tc>
+          <w:tcPr>
+            <w:tcW w:type="dxa" w:w="1568"/>
+          </w:tcPr>
+          <w:p>
+            <w:r>
+              <w:rPr>
+                <w:sz w:val="17"/>
+              </w:rPr>
+              <w:t>—</w:t>
+            </w:r>
+          </w:p>
+        </w:tc>
+      </w:tr>
+      <w:tr>
+        <w:tc>
+          <w:tcPr>
+            <w:tcW w:type="dxa" w:w="1568"/>
+          </w:tcPr>
+          <w:p>
+            <w:r>
+              <w:rPr>
+                <w:sz w:val="17"/>
+              </w:rPr>
+              <w:t>④</w:t>
+            </w:r>
+          </w:p>
+        </w:tc>
+        <w:tc>
+          <w:tcPr>
+            <w:tcW w:type="dxa" w:w="1568"/>
+          </w:tcPr>
+          <w:p>
+            <w:r>
+              <w:rPr>
+                <w:sz w:val="17"/>
+              </w:rPr>
+              <w:t>生活オリエンテーション</w:t>
+            </w:r>
+          </w:p>
+        </w:tc>
+        <w:tc>
+          <w:tcPr>
+            <w:tcW w:type="dxa" w:w="1568"/>
+          </w:tcPr>
+          <w:p>
+            <w:r>
+              <w:rPr>
+                <w:sz w:val="17"/>
+              </w:rPr>
+              <w:t>□あり　□なし</w:t>
+            </w:r>
+          </w:p>
+        </w:tc>
+        <w:tc>
+          <w:tcPr>
+            <w:tcW w:type="dxa" w:w="1568"/>
+          </w:tcPr>
+          <w:p>
+            <w:r>
+              <w:rPr>
+                <w:sz w:val="17"/>
+              </w:rPr>
+              <w:t>**[件数_④]** 件</w:t>
+            </w:r>
+          </w:p>
+        </w:tc>
+        <w:tc>
+          <w:tcPr>
+            <w:tcW w:type="dxa" w:w="1568"/>
+          </w:tcPr>
+          <w:p>
+            <w:r>
+              <w:rPr>
+                <w:sz w:val="17"/>
+              </w:rPr>
+              <w:t>□対面　□オンライン</w:t>
+            </w:r>
+          </w:p>
+        </w:tc>
+        <w:tc>
+          <w:tcPr>
+            <w:tcW w:type="dxa" w:w="1568"/>
+          </w:tcPr>
+          <w:p>
+            <w:r>
+              <w:rPr>
+                <w:sz w:val="17"/>
+              </w:rPr>
+              <w:t>**[言語_④]**</w:t>
+            </w:r>
+          </w:p>
+        </w:tc>
+      </w:tr>
+      <w:tr>
+        <w:tc>
+          <w:tcPr>
+            <w:tcW w:type="dxa" w:w="1568"/>
+          </w:tcPr>
+          <w:p>
+            <w:r>
+              <w:rPr>
+                <w:sz w:val="17"/>
+              </w:rPr>
+              <w:t>⑤</w:t>
+            </w:r>
+          </w:p>
+        </w:tc>
+        <w:tc>
+          <w:tcPr>
+            <w:tcW w:type="dxa" w:w="1568"/>
+          </w:tcPr>
+          <w:p>
+            <w:r>
+              <w:rPr>
+                <w:sz w:val="17"/>
+              </w:rPr>
+              <w:t>公的手続同行</w:t>
+            </w:r>
+          </w:p>
+        </w:tc>
+        <w:tc>
+          <w:tcPr>
+            <w:tcW w:type="dxa" w:w="1568"/>
+          </w:tcPr>
+          <w:p>
+            <w:r>
+              <w:rPr>
+                <w:sz w:val="17"/>
+              </w:rPr>
+              <w:t>□あり　□なし</w:t>
+            </w:r>
+          </w:p>
+        </w:tc>
+        <w:tc>
+          <w:tcPr>
+            <w:tcW w:type="dxa" w:w="1568"/>
+          </w:tcPr>
+          <w:p>
+            <w:r>
+              <w:rPr>
+                <w:sz w:val="17"/>
+              </w:rPr>
+              <w:t>**[件数_⑤]** 件</w:t>
+            </w:r>
+          </w:p>
+        </w:tc>
+        <w:tc>
+          <w:tcPr>
+            <w:tcW w:type="dxa" w:w="1568"/>
+          </w:tcPr>
+          <w:p>
+            <w:r>
+              <w:rPr>
+                <w:sz w:val="17"/>
+              </w:rPr>
+              <w:t>□役所　□年金　□ハローワーク</w:t>
+            </w:r>
+          </w:p>
+        </w:tc>
+        <w:tc>
+          <w:tcPr>
+            <w:tcW w:type="dxa" w:w="1568"/>
+          </w:tcPr>
+          <w:p>
+            <w:r>
+              <w:rPr>
+                <w:sz w:val="17"/>
+              </w:rPr>
+              <w:t>**[言語_⑤]**</w:t>
+            </w:r>
+          </w:p>
+        </w:tc>
+      </w:tr>
+      <w:tr>
+        <w:tc>
+          <w:tcPr>
+            <w:tcW w:type="dxa" w:w="1568"/>
+          </w:tcPr>
+          <w:p>
+            <w:r>
+              <w:rPr>
+                <w:sz w:val="17"/>
+              </w:rPr>
+              <w:t>⑥</w:t>
+            </w:r>
+          </w:p>
+        </w:tc>
+        <w:tc>
+          <w:tcPr>
+            <w:tcW w:type="dxa" w:w="1568"/>
+          </w:tcPr>
+          <w:p>
+            <w:r>
+              <w:rPr>
+                <w:sz w:val="17"/>
+              </w:rPr>
+              <w:t>日本語学習支援</w:t>
+            </w:r>
+          </w:p>
+        </w:tc>
+        <w:tc>
+          <w:tcPr>
+            <w:tcW w:type="dxa" w:w="1568"/>
+          </w:tcPr>
+          <w:p>
+            <w:r>
+              <w:rPr>
+                <w:sz w:val="17"/>
+              </w:rPr>
+              <w:t>□あり　□なし</w:t>
+            </w:r>
+          </w:p>
+        </w:tc>
+        <w:tc>
+          <w:tcPr>
+            <w:tcW w:type="dxa" w:w="1568"/>
+          </w:tcPr>
+          <w:p>
+            <w:r>
+              <w:rPr>
+                <w:sz w:val="17"/>
+              </w:rPr>
+              <w:t>**[対象者数_⑥]** 名</w:t>
+            </w:r>
+          </w:p>
+        </w:tc>
+        <w:tc>
+          <w:tcPr>
+            <w:tcW w:type="dxa" w:w="1568"/>
+          </w:tcPr>
+          <w:p>
+            <w:r>
+              <w:rPr>
+                <w:sz w:val="17"/>
+              </w:rPr>
+              <w:t>□教室紹介　□教材　□費用補助</w:t>
+            </w:r>
+          </w:p>
+        </w:tc>
+        <w:tc>
+          <w:tcPr>
+            <w:tcW w:type="dxa" w:w="1568"/>
+          </w:tcPr>
+          <w:p>
+            <w:r>
+              <w:rPr>
+                <w:sz w:val="17"/>
+              </w:rPr>
+              <w:t>—</w:t>
+            </w:r>
+          </w:p>
+        </w:tc>
+      </w:tr>
+      <w:tr>
+        <w:tc>
+          <w:tcPr>
+            <w:tcW w:type="dxa" w:w="1568"/>
+          </w:tcPr>
+          <w:p>
+            <w:r>
+              <w:rPr>
+                <w:sz w:val="17"/>
+              </w:rPr>
+              <w:t>⑦</w:t>
+            </w:r>
+          </w:p>
+        </w:tc>
+        <w:tc>
+          <w:tcPr>
+            <w:tcW w:type="dxa" w:w="1568"/>
+          </w:tcPr>
+          <w:p>
+            <w:r>
+              <w:rPr>
+                <w:sz w:val="17"/>
+              </w:rPr>
+              <w:t>相談・苦情対応</w:t>
+            </w:r>
+          </w:p>
+        </w:tc>
+        <w:tc>
+          <w:tcPr>
+            <w:tcW w:type="dxa" w:w="1568"/>
+          </w:tcPr>
+          <w:p>
+            <w:r>
+              <w:rPr>
+                <w:sz w:val="17"/>
+              </w:rPr>
+              <w:t>□あり　□なし</w:t>
+            </w:r>
+          </w:p>
+        </w:tc>
+        <w:tc>
+          <w:tcPr>
+            <w:tcW w:type="dxa" w:w="1568"/>
+          </w:tcPr>
+          <w:p>
+            <w:r>
+              <w:rPr>
+                <w:sz w:val="17"/>
+              </w:rPr>
+              <w:t>**[相談件数_⑦]** 件</w:t>
+            </w:r>
+          </w:p>
+        </w:tc>
+        <w:tc>
+          <w:tcPr>
+            <w:tcW w:type="dxa" w:w="1568"/>
+          </w:tcPr>
+          <w:p>
+            <w:r>
+              <w:rPr>
+                <w:sz w:val="17"/>
+              </w:rPr>
+              <w:t>□対面　□電話　□LINE</w:t>
+            </w:r>
+          </w:p>
+        </w:tc>
+        <w:tc>
+          <w:tcPr>
+            <w:tcW w:type="dxa" w:w="1568"/>
+          </w:tcPr>
+          <w:p>
+            <w:r>
+              <w:rPr>
+                <w:sz w:val="17"/>
+              </w:rPr>
+              <w:t>**[言語_⑦]**</w:t>
+            </w:r>
+          </w:p>
+        </w:tc>
+      </w:tr>
+      <w:tr>
+        <w:tc>
+          <w:tcPr>
+            <w:tcW w:type="dxa" w:w="1568"/>
+          </w:tcPr>
+          <w:p>
+            <w:r>
+              <w:rPr>
+                <w:sz w:val="17"/>
+              </w:rPr>
+              <w:t>⑧</w:t>
+            </w:r>
+          </w:p>
+        </w:tc>
+        <w:tc>
+          <w:tcPr>
+            <w:tcW w:type="dxa" w:w="1568"/>
+          </w:tcPr>
+          <w:p>
+            <w:r>
+              <w:rPr>
+                <w:sz w:val="17"/>
+              </w:rPr>
+              <w:t>日本人との交流促進</w:t>
+            </w:r>
+          </w:p>
+        </w:tc>
+        <w:tc>
+          <w:tcPr>
+            <w:tcW w:type="dxa" w:w="1568"/>
+          </w:tcPr>
+          <w:p>
+            <w:r>
+              <w:rPr>
+                <w:sz w:val="17"/>
+              </w:rPr>
+              <w:t>□あり　□なし</w:t>
+            </w:r>
+          </w:p>
+        </w:tc>
+        <w:tc>
+          <w:tcPr>
+            <w:tcW w:type="dxa" w:w="1568"/>
+          </w:tcPr>
+          <w:p>
+            <w:r>
+              <w:rPr>
+                <w:sz w:val="17"/>
+              </w:rPr>
+              <w:t>**[対象者数_⑧]** 名</w:t>
+            </w:r>
+          </w:p>
+        </w:tc>
+        <w:tc>
+          <w:tcPr>
+            <w:tcW w:type="dxa" w:w="1568"/>
+          </w:tcPr>
+          <w:p>
+            <w:r>
+              <w:rPr>
+                <w:sz w:val="17"/>
+              </w:rPr>
+              <w:t>□地域行事　□イベント　□自治会</w:t>
+            </w:r>
+          </w:p>
+        </w:tc>
+        <w:tc>
+          <w:tcPr>
+            <w:tcW w:type="dxa" w:w="1568"/>
+          </w:tcPr>
+          <w:p>
+            <w:r>
+              <w:rPr>
+                <w:sz w:val="17"/>
+              </w:rPr>
+              <w:t>—</w:t>
+            </w:r>
+          </w:p>
+        </w:tc>
+      </w:tr>
+      <w:tr>
+        <w:tc>
+          <w:tcPr>
+            <w:tcW w:type="dxa" w:w="1568"/>
+          </w:tcPr>
+          <w:p>
+            <w:r>
+              <w:rPr>
+                <w:sz w:val="17"/>
+              </w:rPr>
+              <w:t>⑨</w:t>
+            </w:r>
+          </w:p>
+        </w:tc>
+        <w:tc>
+          <w:tcPr>
+            <w:tcW w:type="dxa" w:w="1568"/>
+          </w:tcPr>
+          <w:p>
+            <w:r>
+              <w:rPr>
+                <w:sz w:val="17"/>
+              </w:rPr>
+              <w:t>非自発的離職・転職支援</w:t>
+            </w:r>
+          </w:p>
+        </w:tc>
+        <w:tc>
+          <w:tcPr>
+            <w:tcW w:type="dxa" w:w="1568"/>
+          </w:tcPr>
+          <w:p>
+            <w:r>
+              <w:rPr>
+                <w:sz w:val="17"/>
+              </w:rPr>
+              <w:t>□発生なし　□発生あり</w:t>
+            </w:r>
+          </w:p>
+        </w:tc>
+        <w:tc>
+          <w:tcPr>
+            <w:tcW w:type="dxa" w:w="1568"/>
+          </w:tcPr>
+          <w:p>
+            <w:r>
+              <w:rPr>
+                <w:sz w:val="17"/>
+              </w:rPr>
+              <w:t>**[件数_⑨]** 件</w:t>
+            </w:r>
+          </w:p>
+        </w:tc>
+        <w:tc>
+          <w:tcPr>
+            <w:tcW w:type="dxa" w:w="1568"/>
+          </w:tcPr>
+          <w:p>
+            <w:r>
+              <w:rPr>
+                <w:sz w:val="17"/>
+              </w:rPr>
+              <w:t>□求人提供　□同行　□資格変更</w:t>
+            </w:r>
+          </w:p>
+        </w:tc>
+        <w:tc>
+          <w:tcPr>
+            <w:tcW w:type="dxa" w:w="1568"/>
+          </w:tcPr>
+          <w:p>
+            <w:r>
+              <w:rPr>
+                <w:sz w:val="17"/>
+              </w:rPr>
+              <w:t>—</w:t>
+            </w:r>
+          </w:p>
+        </w:tc>
+      </w:tr>
+      <w:tr>
+        <w:tc>
+          <w:tcPr>
+            <w:tcW w:type="dxa" w:w="1568"/>
+          </w:tcPr>
+          <w:p>
+            <w:r>
+              <w:rPr>
+                <w:sz w:val="17"/>
+              </w:rPr>
+              <w:t>⑩</w:t>
+            </w:r>
+          </w:p>
+        </w:tc>
+        <w:tc>
+          <w:tcPr>
+            <w:tcW w:type="dxa" w:w="1568"/>
+          </w:tcPr>
+          <w:p>
+            <w:r>
+              <w:rPr>
+                <w:sz w:val="17"/>
+              </w:rPr>
+              <w:t>定期面談</w:t>
+            </w:r>
+          </w:p>
+        </w:tc>
+        <w:tc>
+          <w:tcPr>
+            <w:tcW w:type="dxa" w:w="1568"/>
+          </w:tcPr>
+          <w:p>
+            <w:r>
+              <w:rPr>
+                <w:sz w:val="17"/>
+              </w:rPr>
+              <w:t>□あり　□なし</w:t>
+            </w:r>
+          </w:p>
+        </w:tc>
+        <w:tc>
+          <w:tcPr>
+            <w:tcW w:type="dxa" w:w="1568"/>
+          </w:tcPr>
+          <w:p>
+            <w:r>
+              <w:rPr>
+                <w:sz w:val="17"/>
+              </w:rPr>
+              <w:t>外国人 **[件数_⑩A]** 件／監督者 **[件数_⑩B]** 件</w:t>
+            </w:r>
+          </w:p>
+        </w:tc>
+        <w:tc>
+          <w:tcPr>
+            <w:tcW w:type="dxa" w:w="1568"/>
+          </w:tcPr>
+          <w:p>
+            <w:r>
+              <w:rPr>
+                <w:sz w:val="17"/>
+              </w:rPr>
+              <w:t>□対面　□オンライン　□電話</w:t>
+            </w:r>
+          </w:p>
+        </w:tc>
+        <w:tc>
+          <w:tcPr>
+            <w:tcW w:type="dxa" w:w="1568"/>
+          </w:tcPr>
+          <w:p>
+            <w:r>
+              <w:rPr>
+                <w:sz w:val="17"/>
+              </w:rPr>
+              <w:t>**[言語_⑩]**</w:t>
+            </w:r>
+          </w:p>
+        </w:tc>
+      </w:tr>
+    </w:tbl>
+    <w:p/>
+    <w:p/>
+    <w:p>
+      <w:r>
+        <w:rPr>
+          <w:sz w:val="16"/>
+        </w:rPr>
+        <w:t>──────────────────────────────────────────────────</w:t>
+      </w:r>
+    </w:p>
+    <w:p/>
+    <w:p>
+      <w:r>
+        <w:rPr>
+          <w:b/>
+          <w:sz w:val="24"/>
+        </w:rPr>
+        <w:t>▌各支援項目・実施内容チェック</w:t>
+      </w:r>
+    </w:p>
+    <w:p/>
+    <w:p>
+      <w:r>
+        <w:rPr>
+          <w:b/>
+          <w:sz w:val="22"/>
+        </w:rPr>
+        <w:t>① 事前ガイダンス　実施内容（☑で確認）</w:t>
+      </w:r>
+    </w:p>
+    <w:p/>
+    <w:tbl>
+      <w:tblPr>
+        <w:tblStyle w:val="TableGrid"/>
+        <w:tblW w:type="auto" w:w="0"/>
+        <w:tblLook w:firstColumn="1" w:firstRow="1" w:lastColumn="0" w:lastRow="0" w:noHBand="0" w:noVBand="1" w:val="04A0"/>
+      </w:tblPr>
+      <w:tblGrid>
+        <w:gridCol w:w="4703"/>
+        <w:gridCol w:w="4703"/>
+      </w:tblGrid>
+      <w:tr>
+        <w:tc>
+          <w:tcPr>
+            <w:tcW w:type="dxa" w:w="4703"/>
+          </w:tcPr>
+          <w:p>
+            <w:r>
+              <w:rPr>
+                <w:b/>
+                <w:sz w:val="17"/>
+              </w:rPr>
+              <w:t>確認項目</w:t>
+            </w:r>
+          </w:p>
+        </w:tc>
+        <w:tc>
+          <w:tcPr>
+            <w:tcW w:type="dxa" w:w="4703"/>
+          </w:tcPr>
+          <w:p>
+            <w:r>
+              <w:rPr>
+                <w:b/>
+                <w:sz w:val="17"/>
+              </w:rPr>
+              <w:t>実施</w:t>
+            </w:r>
+          </w:p>
+        </w:tc>
+      </w:tr>
+      <w:tr>
+        <w:tc>
+          <w:tcPr>
+            <w:tcW w:type="dxa" w:w="4703"/>
+          </w:tcPr>
+          <w:p>
+            <w:r>
+              <w:rPr>
+                <w:sz w:val="17"/>
+              </w:rPr>
+              <w:t>就労場所・担当業務の内容説明</w:t>
+            </w:r>
+          </w:p>
+        </w:tc>
+        <w:tc>
+          <w:tcPr>
+            <w:tcW w:type="dxa" w:w="4703"/>
+          </w:tcPr>
+          <w:p>
+            <w:r>
+              <w:rPr>
+                <w:sz w:val="17"/>
+              </w:rPr>
+              <w:t>□</w:t>
+            </w:r>
+          </w:p>
+        </w:tc>
+      </w:tr>
+      <w:tr>
+        <w:tc>
+          <w:tcPr>
+            <w:tcW w:type="dxa" w:w="4703"/>
+          </w:tcPr>
+          <w:p>
+            <w:r>
+              <w:rPr>
+                <w:sz w:val="17"/>
+              </w:rPr>
+              <w:t>賃金・労働時間・休日・残業の条件説明</w:t>
+            </w:r>
+          </w:p>
+        </w:tc>
+        <w:tc>
+          <w:tcPr>
+            <w:tcW w:type="dxa" w:w="4703"/>
+          </w:tcPr>
+          <w:p>
+            <w:r>
+              <w:rPr>
+                <w:sz w:val="17"/>
+              </w:rPr>
+              <w:t>□</w:t>
+            </w:r>
+          </w:p>
+        </w:tc>
+      </w:tr>
+      <w:tr>
+        <w:tc>
+          <w:tcPr>
+            <w:tcW w:type="dxa" w:w="4703"/>
+          </w:tcPr>
+          <w:p>
+            <w:r>
+              <w:rPr>
+                <w:sz w:val="17"/>
+              </w:rPr>
+              <w:t>給与明細の見方・控除内訳の説明</w:t>
+            </w:r>
+          </w:p>
+        </w:tc>
+        <w:tc>
+          <w:tcPr>
+            <w:tcW w:type="dxa" w:w="4703"/>
+          </w:tcPr>
+          <w:p>
+            <w:r>
+              <w:rPr>
+                <w:sz w:val="17"/>
+              </w:rPr>
+              <w:t>□</w:t>
+            </w:r>
+          </w:p>
+        </w:tc>
+      </w:tr>
+      <w:tr>
+        <w:tc>
+          <w:tcPr>
+            <w:tcW w:type="dxa" w:w="4703"/>
+          </w:tcPr>
+          <w:p>
+            <w:r>
+              <w:rPr>
+                <w:sz w:val="17"/>
+              </w:rPr>
+              <w:t>健康保険・厚生年金・雇用保険の仕組み説明</w:t>
+            </w:r>
+          </w:p>
+        </w:tc>
+        <w:tc>
+          <w:tcPr>
+            <w:tcW w:type="dxa" w:w="4703"/>
+          </w:tcPr>
+          <w:p>
+            <w:r>
+              <w:rPr>
+                <w:sz w:val="17"/>
+              </w:rPr>
+              <w:t>□</w:t>
+            </w:r>
+          </w:p>
+        </w:tc>
+      </w:tr>
+      <w:tr>
+        <w:tc>
+          <w:tcPr>
+            <w:tcW w:type="dxa" w:w="4703"/>
+          </w:tcPr>
+          <w:p>
+            <w:r>
+              <w:rPr>
+                <w:sz w:val="17"/>
+              </w:rPr>
+              <w:t>所得税・住民税の説明</w:t>
+            </w:r>
+          </w:p>
+        </w:tc>
+        <w:tc>
+          <w:tcPr>
+            <w:tcW w:type="dxa" w:w="4703"/>
+          </w:tcPr>
+          <w:p>
+            <w:r>
+              <w:rPr>
+                <w:sz w:val="17"/>
+              </w:rPr>
+              <w:t>□</w:t>
+            </w:r>
+          </w:p>
+        </w:tc>
+      </w:tr>
+      <w:tr>
+        <w:tc>
+          <w:tcPr>
+            <w:tcW w:type="dxa" w:w="4703"/>
+          </w:tcPr>
+          <w:p>
+            <w:r>
+              <w:rPr>
+                <w:sz w:val="17"/>
+              </w:rPr>
+              <w:t>就業規則・社内ルールの説明</w:t>
+            </w:r>
+          </w:p>
+        </w:tc>
+        <w:tc>
+          <w:tcPr>
+            <w:tcW w:type="dxa" w:w="4703"/>
+          </w:tcPr>
+          <w:p>
+            <w:r>
+              <w:rPr>
+                <w:sz w:val="17"/>
+              </w:rPr>
+              <w:t>□</w:t>
+            </w:r>
+          </w:p>
+        </w:tc>
+      </w:tr>
+      <w:tr>
+        <w:tc>
+          <w:tcPr>
+            <w:tcW w:type="dxa" w:w="4703"/>
+          </w:tcPr>
+          <w:p>
+            <w:r>
+              <w:rPr>
+                <w:sz w:val="17"/>
+              </w:rPr>
+              <w:t>相談窓口（当機関・労基署・法テラス・入管）の案内</w:t>
+            </w:r>
+          </w:p>
+        </w:tc>
+        <w:tc>
+          <w:tcPr>
+            <w:tcW w:type="dxa" w:w="4703"/>
+          </w:tcPr>
+          <w:p>
+            <w:r>
+              <w:rPr>
+                <w:sz w:val="17"/>
+              </w:rPr>
+              <w:t>□</w:t>
+            </w:r>
+          </w:p>
+        </w:tc>
+      </w:tr>
+      <w:tr>
+        <w:tc>
+          <w:tcPr>
+            <w:tcW w:type="dxa" w:w="4703"/>
+          </w:tcPr>
+          <w:p>
+            <w:r>
+              <w:rPr>
+                <w:sz w:val="17"/>
+              </w:rPr>
+              <w:t>転職・離職・帰国時の手続き説明</w:t>
+            </w:r>
+          </w:p>
+        </w:tc>
+        <w:tc>
+          <w:tcPr>
+            <w:tcW w:type="dxa" w:w="4703"/>
+          </w:tcPr>
+          <w:p>
+            <w:r>
+              <w:rPr>
+                <w:sz w:val="17"/>
+              </w:rPr>
+              <w:t>□</w:t>
+            </w:r>
+          </w:p>
+        </w:tc>
+      </w:tr>
+      <w:tr>
+        <w:tc>
+          <w:tcPr>
+            <w:tcW w:type="dxa" w:w="4703"/>
+          </w:tcPr>
+          <w:p>
+            <w:r>
+              <w:rPr>
+                <w:sz w:val="17"/>
+              </w:rPr>
+              <w:t>禁止事項（不法就労・他業種転籍・旅券譲渡等）の説明</w:t>
+            </w:r>
+          </w:p>
+        </w:tc>
+        <w:tc>
+          <w:tcPr>
+            <w:tcW w:type="dxa" w:w="4703"/>
+          </w:tcPr>
+          <w:p>
+            <w:r>
+              <w:rPr>
+                <w:sz w:val="17"/>
+              </w:rPr>
+              <w:t>□</w:t>
+            </w:r>
+          </w:p>
+        </w:tc>
+      </w:tr>
+    </w:tbl>
+    <w:p/>
+    <w:p/>
+    <w:p>
+      <w:r>
+        <w:rPr>
+          <w:sz w:val="19"/>
+        </w:rPr>
+        <w:t>未実施の場合の理由：**[未実施理由_①]**</w:t>
+      </w:r>
+    </w:p>
+    <w:p/>
+    <w:p>
+      <w:r>
+        <w:rPr>
+          <w:sz w:val="16"/>
+        </w:rPr>
+        <w:t>──────────────────────────────────────────────────</w:t>
+      </w:r>
+    </w:p>
+    <w:p/>
+    <w:p>
+      <w:r>
+        <w:rPr>
+          <w:b/>
+          <w:sz w:val="22"/>
+        </w:rPr>
+        <w:t>② 出入国時の送迎　実施内容（☑で確認）</w:t>
+      </w:r>
+    </w:p>
+    <w:p/>
+    <w:tbl>
+      <w:tblPr>
+        <w:tblStyle w:val="TableGrid"/>
+        <w:tblW w:type="auto" w:w="0"/>
+        <w:tblLook w:firstColumn="1" w:firstRow="1" w:lastColumn="0" w:lastRow="0" w:noHBand="0" w:noVBand="1" w:val="04A0"/>
+      </w:tblPr>
+      <w:tblGrid>
+        <w:gridCol w:w="4703"/>
+        <w:gridCol w:w="4703"/>
+      </w:tblGrid>
+      <w:tr>
+        <w:tc>
+          <w:tcPr>
+            <w:tcW w:type="dxa" w:w="4703"/>
+          </w:tcPr>
+          <w:p>
+            <w:r>
+              <w:rPr>
+                <w:b/>
+                <w:sz w:val="17"/>
+              </w:rPr>
+              <w:t>確認項目</w:t>
+            </w:r>
+          </w:p>
+        </w:tc>
+        <w:tc>
+          <w:tcPr>
+            <w:tcW w:type="dxa" w:w="4703"/>
+          </w:tcPr>
+          <w:p>
+            <w:r>
+              <w:rPr>
+                <w:b/>
+                <w:sz w:val="17"/>
+              </w:rPr>
+              <w:t>実施</w:t>
+            </w:r>
+          </w:p>
+        </w:tc>
+      </w:tr>
+      <w:tr>
+        <w:tc>
+          <w:tcPr>
+            <w:tcW w:type="dxa" w:w="4703"/>
+          </w:tcPr>
+          <w:p>
+            <w:r>
+              <w:rPr>
+                <w:sz w:val="17"/>
+              </w:rPr>
+              <w:t>入国時：空港での出迎え</w:t>
+            </w:r>
+          </w:p>
+        </w:tc>
+        <w:tc>
+          <w:tcPr>
+            <w:tcW w:type="dxa" w:w="4703"/>
+          </w:tcPr>
+          <w:p>
+            <w:r>
+              <w:rPr>
+                <w:sz w:val="17"/>
+              </w:rPr>
+              <w:t>□</w:t>
+            </w:r>
+          </w:p>
+        </w:tc>
+      </w:tr>
+      <w:tr>
+        <w:tc>
+          <w:tcPr>
+            <w:tcW w:type="dxa" w:w="4703"/>
+          </w:tcPr>
+          <w:p>
+            <w:r>
+              <w:rPr>
+                <w:sz w:val="17"/>
+              </w:rPr>
+              <w:t>入国時：住居への同行案内</w:t>
+            </w:r>
+          </w:p>
+        </w:tc>
+        <w:tc>
+          <w:tcPr>
+            <w:tcW w:type="dxa" w:w="4703"/>
+          </w:tcPr>
+          <w:p>
+            <w:r>
+              <w:rPr>
+                <w:sz w:val="17"/>
+              </w:rPr>
+              <w:t>□</w:t>
+            </w:r>
+          </w:p>
+        </w:tc>
+      </w:tr>
+      <w:tr>
+        <w:tc>
+          <w:tcPr>
+            <w:tcW w:type="dxa" w:w="4703"/>
+          </w:tcPr>
+          <w:p>
+            <w:r>
+              <w:rPr>
+                <w:sz w:val="17"/>
+              </w:rPr>
+              <w:t>入国時：交通経路・公共交通機関の説明</w:t>
+            </w:r>
+          </w:p>
+        </w:tc>
+        <w:tc>
+          <w:tcPr>
+            <w:tcW w:type="dxa" w:w="4703"/>
+          </w:tcPr>
+          <w:p>
+            <w:r>
+              <w:rPr>
+                <w:sz w:val="17"/>
+              </w:rPr>
+              <w:t>□</w:t>
+            </w:r>
+          </w:p>
+        </w:tc>
+      </w:tr>
+      <w:tr>
+        <w:tc>
+          <w:tcPr>
+            <w:tcW w:type="dxa" w:w="4703"/>
+          </w:tcPr>
+          <w:p>
+            <w:r>
+              <w:rPr>
+                <w:sz w:val="17"/>
+              </w:rPr>
+              <w:t>帰国時：空港への送迎</w:t>
+            </w:r>
+          </w:p>
+        </w:tc>
+        <w:tc>
+          <w:tcPr>
+            <w:tcW w:type="dxa" w:w="4703"/>
+          </w:tcPr>
+          <w:p>
+            <w:r>
+              <w:rPr>
+                <w:sz w:val="17"/>
+              </w:rPr>
+              <w:t>□</w:t>
+            </w:r>
+          </w:p>
+        </w:tc>
+      </w:tr>
+      <w:tr>
+        <w:tc>
+          <w:tcPr>
+            <w:tcW w:type="dxa" w:w="4703"/>
+          </w:tcPr>
+          <w:p>
+            <w:r>
+              <w:rPr>
+                <w:sz w:val="17"/>
+              </w:rPr>
+              <w:t>代替措置（公共交通費補助・経路書面提供）</w:t>
+            </w:r>
+          </w:p>
+        </w:tc>
+        <w:tc>
+          <w:tcPr>
+            <w:tcW w:type="dxa" w:w="4703"/>
+          </w:tcPr>
+          <w:p>
+            <w:r>
+              <w:rPr>
+                <w:sz w:val="17"/>
+              </w:rPr>
+              <w:t>□</w:t>
+            </w:r>
+          </w:p>
+        </w:tc>
+      </w:tr>
+    </w:tbl>
+    <w:p/>
+    <w:p/>
+    <w:p>
+      <w:r>
+        <w:rPr>
+          <w:sz w:val="19"/>
+        </w:rPr>
+        <w:t>未実施の場合の理由：**[未実施理由_②]**</w:t>
+      </w:r>
+    </w:p>
+    <w:p/>
+    <w:p>
+      <w:r>
+        <w:rPr>
+          <w:sz w:val="16"/>
+        </w:rPr>
+        <w:t>──────────────────────────────────────────────────</w:t>
+      </w:r>
+    </w:p>
+    <w:p/>
+    <w:p>
+      <w:r>
+        <w:rPr>
+          <w:b/>
+          <w:sz w:val="22"/>
+        </w:rPr>
+        <w:t>③ 住居確保支援　実施内容（☑で確認）</w:t>
+      </w:r>
+    </w:p>
+    <w:p/>
+    <w:tbl>
+      <w:tblPr>
+        <w:tblStyle w:val="TableGrid"/>
+        <w:tblW w:type="auto" w:w="0"/>
+        <w:tblLook w:firstColumn="1" w:firstRow="1" w:lastColumn="0" w:lastRow="0" w:noHBand="0" w:noVBand="1" w:val="04A0"/>
+      </w:tblPr>
+      <w:tblGrid>
+        <w:gridCol w:w="4703"/>
+        <w:gridCol w:w="4703"/>
+      </w:tblGrid>
+      <w:tr>
+        <w:tc>
+          <w:tcPr>
+            <w:tcW w:type="dxa" w:w="4703"/>
+          </w:tcPr>
+          <w:p>
+            <w:r>
+              <w:rPr>
+                <w:b/>
+                <w:sz w:val="17"/>
+              </w:rPr>
+              <w:t>確認項目</w:t>
+            </w:r>
+          </w:p>
+        </w:tc>
+        <w:tc>
+          <w:tcPr>
+            <w:tcW w:type="dxa" w:w="4703"/>
+          </w:tcPr>
+          <w:p>
+            <w:r>
+              <w:rPr>
+                <w:b/>
+                <w:sz w:val="17"/>
+              </w:rPr>
+              <w:t>実施</w:t>
+            </w:r>
+          </w:p>
+        </w:tc>
+      </w:tr>
+      <w:tr>
+        <w:tc>
+          <w:tcPr>
+            <w:tcW w:type="dxa" w:w="4703"/>
+          </w:tcPr>
+          <w:p>
+            <w:r>
+              <w:rPr>
+                <w:sz w:val="17"/>
+              </w:rPr>
+              <w:t>物件の紹介・内見同行</w:t>
+            </w:r>
+          </w:p>
+        </w:tc>
+        <w:tc>
+          <w:tcPr>
+            <w:tcW w:type="dxa" w:w="4703"/>
+          </w:tcPr>
+          <w:p>
+            <w:r>
+              <w:rPr>
+                <w:sz w:val="17"/>
+              </w:rPr>
+              <w:t>□</w:t>
+            </w:r>
+          </w:p>
+        </w:tc>
+      </w:tr>
+      <w:tr>
+        <w:tc>
+          <w:tcPr>
+            <w:tcW w:type="dxa" w:w="4703"/>
+          </w:tcPr>
+          <w:p>
+            <w:r>
+              <w:rPr>
+                <w:sz w:val="17"/>
+              </w:rPr>
+              <w:t>入居申込・契約手続きの補助</w:t>
+            </w:r>
+          </w:p>
+        </w:tc>
+        <w:tc>
+          <w:tcPr>
+            <w:tcW w:type="dxa" w:w="4703"/>
+          </w:tcPr>
+          <w:p>
+            <w:r>
+              <w:rPr>
+                <w:sz w:val="17"/>
+              </w:rPr>
+              <w:t>□</w:t>
+            </w:r>
+          </w:p>
+        </w:tc>
+      </w:tr>
+      <w:tr>
+        <w:tc>
+          <w:tcPr>
+            <w:tcW w:type="dxa" w:w="4703"/>
+          </w:tcPr>
+          <w:p>
+            <w:r>
+              <w:rPr>
+                <w:sz w:val="17"/>
+              </w:rPr>
+              <w:t>連帯保証人への就任</w:t>
+            </w:r>
+          </w:p>
+        </w:tc>
+        <w:tc>
+          <w:tcPr>
+            <w:tcW w:type="dxa" w:w="4703"/>
+          </w:tcPr>
+          <w:p>
+            <w:r>
+              <w:rPr>
+                <w:sz w:val="17"/>
+              </w:rPr>
+              <w:t>□</w:t>
+            </w:r>
+          </w:p>
+        </w:tc>
+      </w:tr>
+      <w:tr>
+        <w:tc>
+          <w:tcPr>
+            <w:tcW w:type="dxa" w:w="4703"/>
+          </w:tcPr>
+          <w:p>
+            <w:r>
+              <w:rPr>
+                <w:sz w:val="17"/>
+              </w:rPr>
+              <w:t>初期費用（敷金・礼金等）の説明</w:t>
+            </w:r>
+          </w:p>
+        </w:tc>
+        <w:tc>
+          <w:tcPr>
+            <w:tcW w:type="dxa" w:w="4703"/>
+          </w:tcPr>
+          <w:p>
+            <w:r>
+              <w:rPr>
+                <w:sz w:val="17"/>
+              </w:rPr>
+              <w:t>□</w:t>
+            </w:r>
+          </w:p>
+        </w:tc>
+      </w:tr>
+      <w:tr>
+        <w:tc>
+          <w:tcPr>
+            <w:tcW w:type="dxa" w:w="4703"/>
+          </w:tcPr>
+          <w:p>
+            <w:r>
+              <w:rPr>
+                <w:sz w:val="17"/>
+              </w:rPr>
+              <w:t>社宅・寮への入居案内</w:t>
+            </w:r>
+          </w:p>
+        </w:tc>
+        <w:tc>
+          <w:tcPr>
+            <w:tcW w:type="dxa" w:w="4703"/>
+          </w:tcPr>
+          <w:p>
+            <w:r>
+              <w:rPr>
+                <w:sz w:val="17"/>
+              </w:rPr>
+              <w:t>□</w:t>
+            </w:r>
+          </w:p>
+        </w:tc>
+      </w:tr>
+      <w:tr>
+        <w:tc>
+          <w:tcPr>
+            <w:tcW w:type="dxa" w:w="4703"/>
+          </w:tcPr>
+          <w:p>
+            <w:r>
+              <w:rPr>
+                <w:sz w:val="17"/>
+              </w:rPr>
+              <w:t>生活用品（寝具・家電等）の調達支援</w:t>
+            </w:r>
+          </w:p>
+        </w:tc>
+        <w:tc>
+          <w:tcPr>
+            <w:tcW w:type="dxa" w:w="4703"/>
+          </w:tcPr>
+          <w:p>
+            <w:r>
+              <w:rPr>
+                <w:sz w:val="17"/>
+              </w:rPr>
+              <w:t>□</w:t>
+            </w:r>
+          </w:p>
+        </w:tc>
+      </w:tr>
+    </w:tbl>
+    <w:p/>
+    <w:p/>
+    <w:p>
+      <w:r>
+        <w:rPr>
+          <w:sz w:val="19"/>
+        </w:rPr>
+        <w:t>未実施の場合の理由：**[未実施理由_③]**</w:t>
+      </w:r>
+    </w:p>
+    <w:p/>
+    <w:p>
+      <w:r>
+        <w:rPr>
+          <w:sz w:val="16"/>
+        </w:rPr>
+        <w:t>──────────────────────────────────────────────────</w:t>
+      </w:r>
+    </w:p>
+    <w:p/>
+    <w:p>
+      <w:r>
+        <w:rPr>
+          <w:b/>
+          <w:sz w:val="22"/>
+        </w:rPr>
+        <w:t>④ 生活オリエンテーション　実施内容（☑で確認）</w:t>
+      </w:r>
+    </w:p>
+    <w:p/>
+    <w:tbl>
+      <w:tblPr>
+        <w:tblStyle w:val="TableGrid"/>
+        <w:tblW w:type="auto" w:w="0"/>
+        <w:tblLook w:firstColumn="1" w:firstRow="1" w:lastColumn="0" w:lastRow="0" w:noHBand="0" w:noVBand="1" w:val="04A0"/>
+      </w:tblPr>
+      <w:tblGrid>
+        <w:gridCol w:w="4703"/>
+        <w:gridCol w:w="4703"/>
+      </w:tblGrid>
+      <w:tr>
+        <w:tc>
+          <w:tcPr>
+            <w:tcW w:type="dxa" w:w="4703"/>
+          </w:tcPr>
+          <w:p>
+            <w:r>
+              <w:rPr>
+                <w:b/>
+                <w:sz w:val="17"/>
+              </w:rPr>
+              <w:t>確認項目</w:t>
+            </w:r>
+          </w:p>
+        </w:tc>
+        <w:tc>
+          <w:tcPr>
+            <w:tcW w:type="dxa" w:w="4703"/>
+          </w:tcPr>
+          <w:p>
+            <w:r>
+              <w:rPr>
+                <w:b/>
+                <w:sz w:val="17"/>
+              </w:rPr>
+              <w:t>実施</w:t>
+            </w:r>
+          </w:p>
+        </w:tc>
+      </w:tr>
+      <w:tr>
+        <w:tc>
+          <w:tcPr>
+            <w:tcW w:type="dxa" w:w="4703"/>
+          </w:tcPr>
+          <w:p>
+            <w:r>
+              <w:rPr>
+                <w:sz w:val="17"/>
+              </w:rPr>
+              <w:t>**銀行口座の開設方法の案内・同行**</w:t>
+            </w:r>
+          </w:p>
+        </w:tc>
+        <w:tc>
+          <w:tcPr>
+            <w:tcW w:type="dxa" w:w="4703"/>
+          </w:tcPr>
+          <w:p>
+            <w:r>
+              <w:rPr>
+                <w:sz w:val="17"/>
+              </w:rPr>
+              <w:t>□</w:t>
+            </w:r>
+          </w:p>
+        </w:tc>
+      </w:tr>
+      <w:tr>
+        <w:tc>
+          <w:tcPr>
+            <w:tcW w:type="dxa" w:w="4703"/>
+          </w:tcPr>
+          <w:p>
+            <w:r>
+              <w:rPr>
+                <w:sz w:val="17"/>
+              </w:rPr>
+              <w:t>**市区町村役所：住民登録（転入届）の手続き同行**</w:t>
+            </w:r>
+          </w:p>
+        </w:tc>
+        <w:tc>
+          <w:tcPr>
+            <w:tcW w:type="dxa" w:w="4703"/>
+          </w:tcPr>
+          <w:p>
+            <w:r>
+              <w:rPr>
+                <w:sz w:val="17"/>
+              </w:rPr>
+              <w:t>□</w:t>
+            </w:r>
+          </w:p>
+        </w:tc>
+      </w:tr>
+      <w:tr>
+        <w:tc>
+          <w:tcPr>
+            <w:tcW w:type="dxa" w:w="4703"/>
+          </w:tcPr>
+          <w:p>
+            <w:r>
+              <w:rPr>
+                <w:sz w:val="17"/>
+              </w:rPr>
+              <w:t>**市区町村役所：マイナンバーカード申請の案内**</w:t>
+            </w:r>
+          </w:p>
+        </w:tc>
+        <w:tc>
+          <w:tcPr>
+            <w:tcW w:type="dxa" w:w="4703"/>
+          </w:tcPr>
+          <w:p>
+            <w:r>
+              <w:rPr>
+                <w:sz w:val="17"/>
+              </w:rPr>
+              <w:t>□</w:t>
+            </w:r>
+          </w:p>
+        </w:tc>
+      </w:tr>
+      <w:tr>
+        <w:tc>
+          <w:tcPr>
+            <w:tcW w:type="dxa" w:w="4703"/>
+          </w:tcPr>
+          <w:p>
+            <w:r>
+              <w:rPr>
+                <w:sz w:val="17"/>
+              </w:rPr>
+              <w:t>**国民健康保険加入手続きの案内**</w:t>
+            </w:r>
+          </w:p>
+        </w:tc>
+        <w:tc>
+          <w:tcPr>
+            <w:tcW w:type="dxa" w:w="4703"/>
+          </w:tcPr>
+          <w:p>
+            <w:r>
+              <w:rPr>
+                <w:sz w:val="17"/>
+              </w:rPr>
+              <w:t>□</w:t>
+            </w:r>
+          </w:p>
+        </w:tc>
+      </w:tr>
+      <w:tr>
+        <w:tc>
+          <w:tcPr>
+            <w:tcW w:type="dxa" w:w="4703"/>
+          </w:tcPr>
+          <w:p>
+            <w:r>
+              <w:rPr>
+                <w:sz w:val="17"/>
+              </w:rPr>
+              <w:t>**国民年金加入手続きの案内**</w:t>
+            </w:r>
+          </w:p>
+        </w:tc>
+        <w:tc>
+          <w:tcPr>
+            <w:tcW w:type="dxa" w:w="4703"/>
+          </w:tcPr>
+          <w:p>
+            <w:r>
+              <w:rPr>
+                <w:sz w:val="17"/>
+              </w:rPr>
+              <w:t>□</w:t>
+            </w:r>
+          </w:p>
+        </w:tc>
+      </w:tr>
+      <w:tr>
+        <w:tc>
+          <w:tcPr>
+            <w:tcW w:type="dxa" w:w="4703"/>
+          </w:tcPr>
+          <w:p>
+            <w:r>
+              <w:rPr>
+                <w:sz w:val="17"/>
+              </w:rPr>
+              <w:t>**交通ルール（車・自転車・歩行者・公共交通）**</w:t>
+            </w:r>
+          </w:p>
+        </w:tc>
+        <w:tc>
+          <w:tcPr>
+            <w:tcW w:type="dxa" w:w="4703"/>
+          </w:tcPr>
+          <w:p>
+            <w:r>
+              <w:rPr>
+                <w:sz w:val="17"/>
+              </w:rPr>
+              <w:t>□</w:t>
+            </w:r>
+          </w:p>
+        </w:tc>
+      </w:tr>
+      <w:tr>
+        <w:tc>
+          <w:tcPr>
+            <w:tcW w:type="dxa" w:w="4703"/>
+          </w:tcPr>
+          <w:p>
+            <w:r>
+              <w:rPr>
+                <w:sz w:val="17"/>
+              </w:rPr>
+              <w:t>**ゴミ分別ルール・収集曜日・出し方の説明**</w:t>
+            </w:r>
+          </w:p>
+        </w:tc>
+        <w:tc>
+          <w:tcPr>
+            <w:tcW w:type="dxa" w:w="4703"/>
+          </w:tcPr>
+          <w:p>
+            <w:r>
+              <w:rPr>
+                <w:sz w:val="17"/>
+              </w:rPr>
+              <w:t>□</w:t>
+            </w:r>
+          </w:p>
+        </w:tc>
+      </w:tr>
+      <w:tr>
+        <w:tc>
+          <w:tcPr>
+            <w:tcW w:type="dxa" w:w="4703"/>
+          </w:tcPr>
+          <w:p>
+            <w:r>
+              <w:rPr>
+                <w:sz w:val="17"/>
+              </w:rPr>
+              <w:t>**防犯指導（詐欺・盗難・SNSトラブル・不審者対応）**</w:t>
+            </w:r>
+          </w:p>
+        </w:tc>
+        <w:tc>
+          <w:tcPr>
+            <w:tcW w:type="dxa" w:w="4703"/>
+          </w:tcPr>
+          <w:p>
+            <w:r>
+              <w:rPr>
+                <w:sz w:val="17"/>
+              </w:rPr>
+              <w:t>□</w:t>
+            </w:r>
+          </w:p>
+        </w:tc>
+      </w:tr>
+      <w:tr>
+        <w:tc>
+          <w:tcPr>
+            <w:tcW w:type="dxa" w:w="4703"/>
+          </w:tcPr>
+          <w:p>
+            <w:r>
+              <w:rPr>
+                <w:sz w:val="17"/>
+              </w:rPr>
+              <w:t>**防災指導（地震・台風・避難場所・避難経路）**</w:t>
+            </w:r>
+          </w:p>
+        </w:tc>
+        <w:tc>
+          <w:tcPr>
+            <w:tcW w:type="dxa" w:w="4703"/>
+          </w:tcPr>
+          <w:p>
+            <w:r>
+              <w:rPr>
+                <w:sz w:val="17"/>
+              </w:rPr>
+              <w:t>□</w:t>
+            </w:r>
+          </w:p>
+        </w:tc>
+      </w:tr>
+      <w:tr>
+        <w:tc>
+          <w:tcPr>
+            <w:tcW w:type="dxa" w:w="4703"/>
+          </w:tcPr>
+          <w:p>
+            <w:r>
+              <w:rPr>
+                <w:sz w:val="17"/>
+              </w:rPr>
+              <w:t>**緊急連絡先：110（警察）・119（救急・火災）・#7119**</w:t>
+            </w:r>
+          </w:p>
+        </w:tc>
+        <w:tc>
+          <w:tcPr>
+            <w:tcW w:type="dxa" w:w="4703"/>
+          </w:tcPr>
+          <w:p>
+            <w:r>
+              <w:rPr>
+                <w:sz w:val="17"/>
+              </w:rPr>
+              <w:t>□</w:t>
+            </w:r>
+          </w:p>
+        </w:tc>
+      </w:tr>
+      <w:tr>
+        <w:tc>
+          <w:tcPr>
+            <w:tcW w:type="dxa" w:w="4703"/>
+          </w:tcPr>
+          <w:p>
+            <w:r>
+              <w:rPr>
+                <w:sz w:val="17"/>
+              </w:rPr>
+              <w:t>**近隣の病院・薬局・スーパー・コンビニの案内**</w:t>
+            </w:r>
+          </w:p>
+        </w:tc>
+        <w:tc>
+          <w:tcPr>
+            <w:tcW w:type="dxa" w:w="4703"/>
+          </w:tcPr>
+          <w:p>
+            <w:r>
+              <w:rPr>
+                <w:sz w:val="17"/>
+              </w:rPr>
+              <w:t>□</w:t>
+            </w:r>
+          </w:p>
+        </w:tc>
+      </w:tr>
+      <w:tr>
+        <w:tc>
+          <w:tcPr>
+            <w:tcW w:type="dxa" w:w="4703"/>
+          </w:tcPr>
+          <w:p>
+            <w:r>
+              <w:rPr>
+                <w:sz w:val="17"/>
+              </w:rPr>
+              <w:t>日本の生活マナー（騒音・喫煙・ゴミの不法投棄等）</w:t>
+            </w:r>
+          </w:p>
+        </w:tc>
+        <w:tc>
+          <w:tcPr>
+            <w:tcW w:type="dxa" w:w="4703"/>
+          </w:tcPr>
+          <w:p>
+            <w:r>
+              <w:rPr>
+                <w:sz w:val="17"/>
+              </w:rPr>
+              <w:t>□</w:t>
+            </w:r>
+          </w:p>
+        </w:tc>
+      </w:tr>
+      <w:tr>
+        <w:tc>
+          <w:tcPr>
+            <w:tcW w:type="dxa" w:w="4703"/>
+          </w:tcPr>
+          <w:p>
+            <w:r>
+              <w:rPr>
+                <w:sz w:val="17"/>
+              </w:rPr>
+              <w:t>インターネット・SNS利用時の注意（詐欺・個人情報）</w:t>
+            </w:r>
+          </w:p>
+        </w:tc>
+        <w:tc>
+          <w:tcPr>
+            <w:tcW w:type="dxa" w:w="4703"/>
+          </w:tcPr>
+          <w:p>
+            <w:r>
+              <w:rPr>
+                <w:sz w:val="17"/>
+              </w:rPr>
+              <w:t>□</w:t>
+            </w:r>
+          </w:p>
+        </w:tc>
+      </w:tr>
+      <w:tr>
+        <w:tc>
+          <w:tcPr>
+            <w:tcW w:type="dxa" w:w="4703"/>
+          </w:tcPr>
+          <w:p>
+            <w:r>
+              <w:rPr>
+                <w:sz w:val="17"/>
+              </w:rPr>
+              <w:t>人身売買・不当労働被害時の相談先案内</w:t>
+            </w:r>
+          </w:p>
+        </w:tc>
+        <w:tc>
+          <w:tcPr>
+            <w:tcW w:type="dxa" w:w="4703"/>
+          </w:tcPr>
+          <w:p>
+            <w:r>
+              <w:rPr>
+                <w:sz w:val="17"/>
+              </w:rPr>
+              <w:t>□</w:t>
+            </w:r>
+          </w:p>
+        </w:tc>
+      </w:tr>
+      <w:tr>
+        <w:tc>
+          <w:tcPr>
+            <w:tcW w:type="dxa" w:w="4703"/>
+          </w:tcPr>
+          <w:p>
+            <w:r>
+              <w:rPr>
+                <w:sz w:val="17"/>
+              </w:rPr>
+              <w:t>海外送金の方法・注意点の案内</w:t>
+            </w:r>
+          </w:p>
+        </w:tc>
+        <w:tc>
+          <w:tcPr>
+            <w:tcW w:type="dxa" w:w="4703"/>
+          </w:tcPr>
+          <w:p>
+            <w:r>
+              <w:rPr>
+                <w:sz w:val="17"/>
+              </w:rPr>
+              <w:t>□</w:t>
+            </w:r>
+          </w:p>
+        </w:tc>
+      </w:tr>
+    </w:tbl>
+    <w:p/>
+    <w:p/>
+    <w:p>
+      <w:r>
+        <w:rPr>
+          <w:sz w:val="19"/>
+        </w:rPr>
+        <w:t xml:space="preserve">使用言語：**[使用言語_④]**　／　通訳：□なし　□あり（**[通訳者氏名_④]**）  </w:t>
+      </w:r>
+    </w:p>
+    <w:p>
+      <w:r>
+        <w:rPr>
+          <w:sz w:val="19"/>
+        </w:rPr>
+        <w:t>未実施の場合の理由：**[未実施理由_④]**</w:t>
+      </w:r>
+    </w:p>
+    <w:p/>
+    <w:p>
+      <w:r>
+        <w:rPr>
+          <w:sz w:val="16"/>
+        </w:rPr>
+        <w:t>──────────────────────────────────────────────────</w:t>
+      </w:r>
+    </w:p>
+    <w:p/>
+    <w:p>
+      <w:r>
+        <w:rPr>
+          <w:b/>
+          <w:sz w:val="22"/>
+        </w:rPr>
+        <w:t>⑤ 公的手続同行　実施内容（☑で確認）</w:t>
+      </w:r>
+    </w:p>
+    <w:p/>
+    <w:tbl>
+      <w:tblPr>
+        <w:tblStyle w:val="TableGrid"/>
+        <w:tblW w:type="auto" w:w="0"/>
+        <w:tblLook w:firstColumn="1" w:firstRow="1" w:lastColumn="0" w:lastRow="0" w:noHBand="0" w:noVBand="1" w:val="04A0"/>
+      </w:tblPr>
+      <w:tblGrid>
+        <w:gridCol w:w="3135"/>
+        <w:gridCol w:w="3135"/>
+        <w:gridCol w:w="3135"/>
+      </w:tblGrid>
+      <w:tr>
+        <w:tc>
+          <w:tcPr>
+            <w:tcW w:type="dxa" w:w="3135"/>
+          </w:tcPr>
+          <w:p>
+            <w:r>
+              <w:rPr>
+                <w:b/>
+                <w:sz w:val="17"/>
+              </w:rPr>
+              <w:t>同行先</w:t>
+            </w:r>
+          </w:p>
+        </w:tc>
+        <w:tc>
+          <w:tcPr>
+            <w:tcW w:type="dxa" w:w="3135"/>
+          </w:tcPr>
+          <w:p>
+            <w:r>
+              <w:rPr>
+                <w:b/>
+                <w:sz w:val="17"/>
+              </w:rPr>
+              <w:t>手続き内容</w:t>
+            </w:r>
+          </w:p>
+        </w:tc>
+        <w:tc>
+          <w:tcPr>
+            <w:tcW w:type="dxa" w:w="3135"/>
+          </w:tcPr>
+          <w:p>
+            <w:r>
+              <w:rPr>
+                <w:b/>
+                <w:sz w:val="17"/>
+              </w:rPr>
+              <w:t>実施</w:t>
+            </w:r>
+          </w:p>
+        </w:tc>
+      </w:tr>
+      <w:tr>
+        <w:tc>
+          <w:tcPr>
+            <w:tcW w:type="dxa" w:w="3135"/>
+          </w:tcPr>
+          <w:p>
+            <w:r>
+              <w:rPr>
+                <w:sz w:val="17"/>
+              </w:rPr>
+              <w:t>市区町村役所</w:t>
+            </w:r>
+          </w:p>
+        </w:tc>
+        <w:tc>
+          <w:tcPr>
+            <w:tcW w:type="dxa" w:w="3135"/>
+          </w:tcPr>
+          <w:p>
+            <w:r>
+              <w:rPr>
+                <w:sz w:val="17"/>
+              </w:rPr>
+              <w:t>住民登録・転出入届</w:t>
+            </w:r>
+          </w:p>
+        </w:tc>
+        <w:tc>
+          <w:tcPr>
+            <w:tcW w:type="dxa" w:w="3135"/>
+          </w:tcPr>
+          <w:p>
+            <w:r>
+              <w:rPr>
+                <w:sz w:val="17"/>
+              </w:rPr>
+              <w:t>□</w:t>
+            </w:r>
+          </w:p>
+        </w:tc>
+      </w:tr>
+      <w:tr>
+        <w:tc>
+          <w:tcPr>
+            <w:tcW w:type="dxa" w:w="3135"/>
+          </w:tcPr>
+          <w:p>
+            <w:r>
+              <w:rPr>
+                <w:sz w:val="17"/>
+              </w:rPr>
+              <w:t>市区町村役所</w:t>
+            </w:r>
+          </w:p>
+        </w:tc>
+        <w:tc>
+          <w:tcPr>
+            <w:tcW w:type="dxa" w:w="3135"/>
+          </w:tcPr>
+          <w:p>
+            <w:r>
+              <w:rPr>
+                <w:sz w:val="17"/>
+              </w:rPr>
+              <w:t>国民健康保険加入</w:t>
+            </w:r>
+          </w:p>
+        </w:tc>
+        <w:tc>
+          <w:tcPr>
+            <w:tcW w:type="dxa" w:w="3135"/>
+          </w:tcPr>
+          <w:p>
+            <w:r>
+              <w:rPr>
+                <w:sz w:val="17"/>
+              </w:rPr>
+              <w:t>□</w:t>
+            </w:r>
+          </w:p>
+        </w:tc>
+      </w:tr>
+      <w:tr>
+        <w:tc>
+          <w:tcPr>
+            <w:tcW w:type="dxa" w:w="3135"/>
+          </w:tcPr>
+          <w:p>
+            <w:r>
+              <w:rPr>
+                <w:sz w:val="17"/>
+              </w:rPr>
+              <w:t>市区町村役所</w:t>
+            </w:r>
+          </w:p>
+        </w:tc>
+        <w:tc>
+          <w:tcPr>
+            <w:tcW w:type="dxa" w:w="3135"/>
+          </w:tcPr>
+          <w:p>
+            <w:r>
+              <w:rPr>
+                <w:sz w:val="17"/>
+              </w:rPr>
+              <w:t>マイナンバー申請</w:t>
+            </w:r>
+          </w:p>
+        </w:tc>
+        <w:tc>
+          <w:tcPr>
+            <w:tcW w:type="dxa" w:w="3135"/>
+          </w:tcPr>
+          <w:p>
+            <w:r>
+              <w:rPr>
+                <w:sz w:val="17"/>
+              </w:rPr>
+              <w:t>□</w:t>
+            </w:r>
+          </w:p>
+        </w:tc>
+      </w:tr>
+      <w:tr>
+        <w:tc>
+          <w:tcPr>
+            <w:tcW w:type="dxa" w:w="3135"/>
+          </w:tcPr>
+          <w:p>
+            <w:r>
+              <w:rPr>
+                <w:sz w:val="17"/>
+              </w:rPr>
+              <w:t>年金事務所</w:t>
+            </w:r>
+          </w:p>
+        </w:tc>
+        <w:tc>
+          <w:tcPr>
+            <w:tcW w:type="dxa" w:w="3135"/>
+          </w:tcPr>
+          <w:p>
+            <w:r>
+              <w:rPr>
+                <w:sz w:val="17"/>
+              </w:rPr>
+              <w:t>国民年金加入・第三号被保険者手続き</w:t>
+            </w:r>
+          </w:p>
+        </w:tc>
+        <w:tc>
+          <w:tcPr>
+            <w:tcW w:type="dxa" w:w="3135"/>
+          </w:tcPr>
+          <w:p>
+            <w:r>
+              <w:rPr>
+                <w:sz w:val="17"/>
+              </w:rPr>
+              <w:t>□</w:t>
+            </w:r>
+          </w:p>
+        </w:tc>
+      </w:tr>
+      <w:tr>
+        <w:tc>
+          <w:tcPr>
+            <w:tcW w:type="dxa" w:w="3135"/>
+          </w:tcPr>
+          <w:p>
+            <w:r>
+              <w:rPr>
+                <w:sz w:val="17"/>
+              </w:rPr>
+              <w:t>ハローワーク</w:t>
+            </w:r>
+          </w:p>
+        </w:tc>
+        <w:tc>
+          <w:tcPr>
+            <w:tcW w:type="dxa" w:w="3135"/>
+          </w:tcPr>
+          <w:p>
+            <w:r>
+              <w:rPr>
+                <w:sz w:val="17"/>
+              </w:rPr>
+              <w:t>雇用保険加入・求職手続き</w:t>
+            </w:r>
+          </w:p>
+        </w:tc>
+        <w:tc>
+          <w:tcPr>
+            <w:tcW w:type="dxa" w:w="3135"/>
+          </w:tcPr>
+          <w:p>
+            <w:r>
+              <w:rPr>
+                <w:sz w:val="17"/>
+              </w:rPr>
+              <w:t>□</w:t>
+            </w:r>
+          </w:p>
+        </w:tc>
+      </w:tr>
+      <w:tr>
+        <w:tc>
+          <w:tcPr>
+            <w:tcW w:type="dxa" w:w="3135"/>
+          </w:tcPr>
+          <w:p>
+            <w:r>
+              <w:rPr>
+                <w:sz w:val="17"/>
+              </w:rPr>
+              <w:t>税務署</w:t>
+            </w:r>
+          </w:p>
+        </w:tc>
+        <w:tc>
+          <w:tcPr>
+            <w:tcW w:type="dxa" w:w="3135"/>
+          </w:tcPr>
+          <w:p>
+            <w:r>
+              <w:rPr>
+                <w:sz w:val="17"/>
+              </w:rPr>
+              <w:t>確定申告・住民税手続き</w:t>
+            </w:r>
+          </w:p>
+        </w:tc>
+        <w:tc>
+          <w:tcPr>
+            <w:tcW w:type="dxa" w:w="3135"/>
+          </w:tcPr>
+          <w:p>
+            <w:r>
+              <w:rPr>
+                <w:sz w:val="17"/>
+              </w:rPr>
+              <w:t>□</w:t>
+            </w:r>
+          </w:p>
+        </w:tc>
+      </w:tr>
+      <w:tr>
+        <w:tc>
+          <w:tcPr>
+            <w:tcW w:type="dxa" w:w="3135"/>
+          </w:tcPr>
+          <w:p>
+            <w:r>
+              <w:rPr>
+                <w:sz w:val="17"/>
+              </w:rPr>
+              <w:t>出入国在留管理局</w:t>
+            </w:r>
+          </w:p>
+        </w:tc>
+        <w:tc>
+          <w:tcPr>
+            <w:tcW w:type="dxa" w:w="3135"/>
+          </w:tcPr>
+          <w:p>
+            <w:r>
+              <w:rPr>
+                <w:sz w:val="17"/>
+              </w:rPr>
+              <w:t>在留期間更新・資格変更</w:t>
+            </w:r>
+          </w:p>
+        </w:tc>
+        <w:tc>
+          <w:tcPr>
+            <w:tcW w:type="dxa" w:w="3135"/>
+          </w:tcPr>
+          <w:p>
+            <w:r>
+              <w:rPr>
+                <w:sz w:val="17"/>
+              </w:rPr>
+              <w:t>□</w:t>
+            </w:r>
+          </w:p>
+        </w:tc>
+      </w:tr>
+      <w:tr>
+        <w:tc>
+          <w:tcPr>
+            <w:tcW w:type="dxa" w:w="3135"/>
+          </w:tcPr>
+          <w:p>
+            <w:r>
+              <w:rPr>
+                <w:sz w:val="17"/>
+              </w:rPr>
+              <w:t>その他</w:t>
+            </w:r>
+          </w:p>
+        </w:tc>
+        <w:tc>
+          <w:tcPr>
+            <w:tcW w:type="dxa" w:w="3135"/>
+          </w:tcPr>
+          <w:p>
+            <w:r>
+              <w:rPr>
+                <w:sz w:val="17"/>
+              </w:rPr>
+              <w:t>**[その他手続き内容_⑤]**</w:t>
+            </w:r>
+          </w:p>
+        </w:tc>
+        <w:tc>
+          <w:tcPr>
+            <w:tcW w:type="dxa" w:w="3135"/>
+          </w:tcPr>
+          <w:p>
+            <w:r>
+              <w:rPr>
+                <w:sz w:val="17"/>
+              </w:rPr>
+              <w:t>□</w:t>
+            </w:r>
+          </w:p>
+        </w:tc>
+      </w:tr>
+    </w:tbl>
+    <w:p/>
+    <w:p/>
+    <w:p>
+      <w:r>
+        <w:rPr>
+          <w:sz w:val="19"/>
+        </w:rPr>
+        <w:t>未実施の場合の理由：**[未実施理由_⑤]**</w:t>
+      </w:r>
+    </w:p>
+    <w:p/>
+    <w:p>
+      <w:r>
+        <w:rPr>
+          <w:sz w:val="16"/>
+        </w:rPr>
+        <w:t>──────────────────────────────────────────────────</w:t>
+      </w:r>
+    </w:p>
+    <w:p/>
+    <w:p>
+      <w:r>
+        <w:rPr>
+          <w:b/>
+          <w:sz w:val="22"/>
+        </w:rPr>
+        <w:t>⑥ 日本語学習支援　実施内容（☑で確認）</w:t>
+      </w:r>
+    </w:p>
+    <w:p/>
+    <w:tbl>
+      <w:tblPr>
+        <w:tblStyle w:val="TableGrid"/>
+        <w:tblW w:type="auto" w:w="0"/>
+        <w:tblLook w:firstColumn="1" w:firstRow="1" w:lastColumn="0" w:lastRow="0" w:noHBand="0" w:noVBand="1" w:val="04A0"/>
+      </w:tblPr>
+      <w:tblGrid>
+        <w:gridCol w:w="4703"/>
+        <w:gridCol w:w="4703"/>
+      </w:tblGrid>
+      <w:tr>
+        <w:tc>
+          <w:tcPr>
+            <w:tcW w:type="dxa" w:w="4703"/>
+          </w:tcPr>
+          <w:p>
+            <w:r>
+              <w:rPr>
+                <w:b/>
+                <w:sz w:val="17"/>
+              </w:rPr>
+              <w:t>確認項目</w:t>
+            </w:r>
+          </w:p>
+        </w:tc>
+        <w:tc>
+          <w:tcPr>
+            <w:tcW w:type="dxa" w:w="4703"/>
+          </w:tcPr>
+          <w:p>
+            <w:r>
+              <w:rPr>
+                <w:b/>
+                <w:sz w:val="17"/>
+              </w:rPr>
+              <w:t>実施</w:t>
+            </w:r>
+          </w:p>
+        </w:tc>
+      </w:tr>
+      <w:tr>
+        <w:tc>
+          <w:tcPr>
+            <w:tcW w:type="dxa" w:w="4703"/>
+          </w:tcPr>
+          <w:p>
+            <w:r>
+              <w:rPr>
+                <w:sz w:val="17"/>
+              </w:rPr>
+              <w:t>地域の日本語教室・日本語学校の紹介・申込同行</w:t>
+            </w:r>
+          </w:p>
+        </w:tc>
+        <w:tc>
+          <w:tcPr>
+            <w:tcW w:type="dxa" w:w="4703"/>
+          </w:tcPr>
+          <w:p>
+            <w:r>
+              <w:rPr>
+                <w:sz w:val="17"/>
+              </w:rPr>
+              <w:t>□</w:t>
+            </w:r>
+          </w:p>
+        </w:tc>
+      </w:tr>
+      <w:tr>
+        <w:tc>
+          <w:tcPr>
+            <w:tcW w:type="dxa" w:w="4703"/>
+          </w:tcPr>
+          <w:p>
+            <w:r>
+              <w:rPr>
+                <w:sz w:val="17"/>
+              </w:rPr>
+              <w:t>オンライン日本語学習サービスの紹介（NHKゴガク等）</w:t>
+            </w:r>
+          </w:p>
+        </w:tc>
+        <w:tc>
+          <w:tcPr>
+            <w:tcW w:type="dxa" w:w="4703"/>
+          </w:tcPr>
+          <w:p>
+            <w:r>
+              <w:rPr>
+                <w:sz w:val="17"/>
+              </w:rPr>
+              <w:t>□</w:t>
+            </w:r>
+          </w:p>
+        </w:tc>
+      </w:tr>
+      <w:tr>
+        <w:tc>
+          <w:tcPr>
+            <w:tcW w:type="dxa" w:w="4703"/>
+          </w:tcPr>
+          <w:p>
+            <w:r>
+              <w:rPr>
+                <w:sz w:val="17"/>
+              </w:rPr>
+              <w:t>日本語学習教材（書籍・アプリ）の提供</w:t>
+            </w:r>
+          </w:p>
+        </w:tc>
+        <w:tc>
+          <w:tcPr>
+            <w:tcW w:type="dxa" w:w="4703"/>
+          </w:tcPr>
+          <w:p>
+            <w:r>
+              <w:rPr>
+                <w:sz w:val="17"/>
+              </w:rPr>
+              <w:t>□</w:t>
+            </w:r>
+          </w:p>
+        </w:tc>
+      </w:tr>
+      <w:tr>
+        <w:tc>
+          <w:tcPr>
+            <w:tcW w:type="dxa" w:w="4703"/>
+          </w:tcPr>
+          <w:p>
+            <w:r>
+              <w:rPr>
+                <w:sz w:val="17"/>
+              </w:rPr>
+              <w:t>日本語学習費用の補助（上限：**[補助上限額_⑥]** 円）</w:t>
+            </w:r>
+          </w:p>
+        </w:tc>
+        <w:tc>
+          <w:tcPr>
+            <w:tcW w:type="dxa" w:w="4703"/>
+          </w:tcPr>
+          <w:p>
+            <w:r>
+              <w:rPr>
+                <w:sz w:val="17"/>
+              </w:rPr>
+              <w:t>□</w:t>
+            </w:r>
+          </w:p>
+        </w:tc>
+      </w:tr>
+      <w:tr>
+        <w:tc>
+          <w:tcPr>
+            <w:tcW w:type="dxa" w:w="4703"/>
+          </w:tcPr>
+          <w:p>
+            <w:r>
+              <w:rPr>
+                <w:sz w:val="17"/>
+              </w:rPr>
+              <w:t>社内日本語研修・勉強会の実施・案内</w:t>
+            </w:r>
+          </w:p>
+        </w:tc>
+        <w:tc>
+          <w:tcPr>
+            <w:tcW w:type="dxa" w:w="4703"/>
+          </w:tcPr>
+          <w:p>
+            <w:r>
+              <w:rPr>
+                <w:sz w:val="17"/>
+              </w:rPr>
+              <w:t>□</w:t>
+            </w:r>
+          </w:p>
+        </w:tc>
+      </w:tr>
+    </w:tbl>
+    <w:p/>
+    <w:p/>
+    <w:p>
+      <w:r>
+        <w:rPr>
+          <w:sz w:val="19"/>
+        </w:rPr>
+        <w:t>対象者数：**[対象者数_⑥]** 名　／　未実施の場合の理由：**[未実施理由_⑥]**</w:t>
+      </w:r>
+    </w:p>
+    <w:p/>
+    <w:p>
+      <w:r>
+        <w:rPr>
+          <w:sz w:val="16"/>
+        </w:rPr>
+        <w:t>──────────────────────────────────────────────────</w:t>
+      </w:r>
+    </w:p>
+    <w:p/>
+    <w:p>
+      <w:r>
+        <w:rPr>
+          <w:b/>
+          <w:sz w:val="22"/>
+        </w:rPr>
+        <w:t>⑦ 相談・苦情対応　実施内容（☑で確認）</w:t>
+      </w:r>
+    </w:p>
+    <w:p/>
+    <w:tbl>
+      <w:tblPr>
+        <w:tblStyle w:val="TableGrid"/>
+        <w:tblW w:type="auto" w:w="0"/>
+        <w:tblLook w:firstColumn="1" w:firstRow="1" w:lastColumn="0" w:lastRow="0" w:noHBand="0" w:noVBand="1" w:val="04A0"/>
+      </w:tblPr>
+      <w:tblGrid>
+        <w:gridCol w:w="3135"/>
+        <w:gridCol w:w="3135"/>
+        <w:gridCol w:w="3135"/>
+      </w:tblGrid>
+      <w:tr>
+        <w:tc>
+          <w:tcPr>
+            <w:tcW w:type="dxa" w:w="3135"/>
+          </w:tcPr>
+          <w:p>
+            <w:r>
+              <w:rPr>
+                <w:b/>
+                <w:sz w:val="17"/>
+              </w:rPr>
+              <w:t>区分</w:t>
+            </w:r>
+          </w:p>
+        </w:tc>
+        <w:tc>
+          <w:tcPr>
+            <w:tcW w:type="dxa" w:w="3135"/>
+          </w:tcPr>
+          <w:p>
+            <w:r>
+              <w:rPr>
+                <w:b/>
+                <w:sz w:val="17"/>
+              </w:rPr>
+              <w:t>件数</w:t>
+            </w:r>
+          </w:p>
+        </w:tc>
+        <w:tc>
+          <w:tcPr>
+            <w:tcW w:type="dxa" w:w="3135"/>
+          </w:tcPr>
+          <w:p>
+            <w:r>
+              <w:rPr>
+                <w:b/>
+                <w:sz w:val="17"/>
+              </w:rPr>
+              <w:t>対応状況</w:t>
+            </w:r>
+          </w:p>
+        </w:tc>
+      </w:tr>
+      <w:tr>
+        <w:tc>
+          <w:tcPr>
+            <w:tcW w:type="dxa" w:w="3135"/>
+          </w:tcPr>
+          <w:p>
+            <w:r>
+              <w:rPr>
+                <w:sz w:val="17"/>
+              </w:rPr>
+              <w:t>労働条件・職場環境</w:t>
+            </w:r>
+          </w:p>
+        </w:tc>
+        <w:tc>
+          <w:tcPr>
+            <w:tcW w:type="dxa" w:w="3135"/>
+          </w:tcPr>
+          <w:p>
+            <w:r>
+              <w:rPr>
+                <w:sz w:val="17"/>
+              </w:rPr>
+              <w:t>**[件数_⑦労]** 件</w:t>
+            </w:r>
+          </w:p>
+        </w:tc>
+        <w:tc>
+          <w:tcPr>
+            <w:tcW w:type="dxa" w:w="3135"/>
+          </w:tcPr>
+          <w:p>
+            <w:r>
+              <w:rPr>
+                <w:sz w:val="17"/>
+              </w:rPr>
+              <w:t>□解決　□対応中　□専門機関紹介</w:t>
+            </w:r>
+          </w:p>
+        </w:tc>
+      </w:tr>
+      <w:tr>
+        <w:tc>
+          <w:tcPr>
+            <w:tcW w:type="dxa" w:w="3135"/>
+          </w:tcPr>
+          <w:p>
+            <w:r>
+              <w:rPr>
+                <w:sz w:val="17"/>
+              </w:rPr>
+              <w:t>賃金・給与・控除</w:t>
+            </w:r>
+          </w:p>
+        </w:tc>
+        <w:tc>
+          <w:tcPr>
+            <w:tcW w:type="dxa" w:w="3135"/>
+          </w:tcPr>
+          <w:p>
+            <w:r>
+              <w:rPr>
+                <w:sz w:val="17"/>
+              </w:rPr>
+              <w:t>**[件数_⑦賃]** 件</w:t>
+            </w:r>
+          </w:p>
+        </w:tc>
+        <w:tc>
+          <w:tcPr>
+            <w:tcW w:type="dxa" w:w="3135"/>
+          </w:tcPr>
+          <w:p>
+            <w:r>
+              <w:rPr>
+                <w:sz w:val="17"/>
+              </w:rPr>
+              <w:t>□解決　□対応中　□専門機関紹介</w:t>
+            </w:r>
+          </w:p>
+        </w:tc>
+      </w:tr>
+      <w:tr>
+        <w:tc>
+          <w:tcPr>
+            <w:tcW w:type="dxa" w:w="3135"/>
+          </w:tcPr>
+          <w:p>
+            <w:r>
+              <w:rPr>
+                <w:sz w:val="17"/>
+              </w:rPr>
+              <w:t>職場の人間関係・ハラスメント</w:t>
+            </w:r>
+          </w:p>
+        </w:tc>
+        <w:tc>
+          <w:tcPr>
+            <w:tcW w:type="dxa" w:w="3135"/>
+          </w:tcPr>
+          <w:p>
+            <w:r>
+              <w:rPr>
+                <w:sz w:val="17"/>
+              </w:rPr>
+              <w:t>**[件数_⑦人]** 件</w:t>
+            </w:r>
+          </w:p>
+        </w:tc>
+        <w:tc>
+          <w:tcPr>
+            <w:tcW w:type="dxa" w:w="3135"/>
+          </w:tcPr>
+          <w:p>
+            <w:r>
+              <w:rPr>
+                <w:sz w:val="17"/>
+              </w:rPr>
+              <w:t>□解決　□対応中　□専門機関紹介</w:t>
+            </w:r>
+          </w:p>
+        </w:tc>
+      </w:tr>
+      <w:tr>
+        <w:tc>
+          <w:tcPr>
+            <w:tcW w:type="dxa" w:w="3135"/>
+          </w:tcPr>
+          <w:p>
+            <w:r>
+              <w:rPr>
+                <w:sz w:val="17"/>
+              </w:rPr>
+              <w:t>住居・生活環境</w:t>
+            </w:r>
+          </w:p>
+        </w:tc>
+        <w:tc>
+          <w:tcPr>
+            <w:tcW w:type="dxa" w:w="3135"/>
+          </w:tcPr>
+          <w:p>
+            <w:r>
+              <w:rPr>
+                <w:sz w:val="17"/>
+              </w:rPr>
+              <w:t>**[件数_⑦住]** 件</w:t>
+            </w:r>
+          </w:p>
+        </w:tc>
+        <w:tc>
+          <w:tcPr>
+            <w:tcW w:type="dxa" w:w="3135"/>
+          </w:tcPr>
+          <w:p>
+            <w:r>
+              <w:rPr>
+                <w:sz w:val="17"/>
+              </w:rPr>
+              <w:t>□解決　□対応中　□専門機関紹介</w:t>
+            </w:r>
+          </w:p>
+        </w:tc>
+      </w:tr>
+      <w:tr>
+        <w:tc>
+          <w:tcPr>
+            <w:tcW w:type="dxa" w:w="3135"/>
+          </w:tcPr>
+          <w:p>
+            <w:r>
+              <w:rPr>
+                <w:sz w:val="17"/>
+              </w:rPr>
+              <w:t>体調・医療</w:t>
+            </w:r>
+          </w:p>
+        </w:tc>
+        <w:tc>
+          <w:tcPr>
+            <w:tcW w:type="dxa" w:w="3135"/>
+          </w:tcPr>
+          <w:p>
+            <w:r>
+              <w:rPr>
+                <w:sz w:val="17"/>
+              </w:rPr>
+              <w:t>**[件数_⑦医]** 件</w:t>
+            </w:r>
+          </w:p>
+        </w:tc>
+        <w:tc>
+          <w:tcPr>
+            <w:tcW w:type="dxa" w:w="3135"/>
+          </w:tcPr>
+          <w:p>
+            <w:r>
+              <w:rPr>
+                <w:sz w:val="17"/>
+              </w:rPr>
+              <w:t>□解決　□対応中　□専門機関紹介</w:t>
+            </w:r>
+          </w:p>
+        </w:tc>
+      </w:tr>
+      <w:tr>
+        <w:tc>
+          <w:tcPr>
+            <w:tcW w:type="dxa" w:w="3135"/>
+          </w:tcPr>
+          <w:p>
+            <w:r>
+              <w:rPr>
+                <w:sz w:val="17"/>
+              </w:rPr>
+              <w:t>その他</w:t>
+            </w:r>
+          </w:p>
+        </w:tc>
+        <w:tc>
+          <w:tcPr>
+            <w:tcW w:type="dxa" w:w="3135"/>
+          </w:tcPr>
+          <w:p>
+            <w:r>
+              <w:rPr>
+                <w:sz w:val="17"/>
+              </w:rPr>
+              <w:t>**[件数_⑦他]** 件</w:t>
+            </w:r>
+          </w:p>
+        </w:tc>
+        <w:tc>
+          <w:tcPr>
+            <w:tcW w:type="dxa" w:w="3135"/>
+          </w:tcPr>
+          <w:p>
+            <w:r>
+              <w:rPr>
+                <w:sz w:val="17"/>
+              </w:rPr>
+              <w:t>□解決　□対応中　□専門機関紹介</w:t>
+            </w:r>
+          </w:p>
+        </w:tc>
+      </w:tr>
+    </w:tbl>
+    <w:p/>
+    <w:p/>
+    <w:p>
+      <w:r>
+        <w:rPr>
+          <w:sz w:val="19"/>
+        </w:rPr>
+        <w:t xml:space="preserve">行政機関への通報：□なし　□あり（機関名：**[通報先機関名_⑦]**）  </w:t>
+      </w:r>
+    </w:p>
+    <w:p>
+      <w:r>
+        <w:rPr>
+          <w:sz w:val="19"/>
+        </w:rPr>
+        <w:t>未実施の場合の理由：**[未実施理由_⑦]**</w:t>
+      </w:r>
+    </w:p>
+    <w:p/>
+    <w:p>
+      <w:r>
+        <w:rPr>
+          <w:sz w:val="16"/>
+        </w:rPr>
+        <w:t>──────────────────────────────────────────────────</w:t>
+      </w:r>
+    </w:p>
+    <w:p/>
+    <w:p>
+      <w:r>
+        <w:rPr>
+          <w:b/>
+          <w:sz w:val="22"/>
+        </w:rPr>
+        <w:t>⑧ 日本人との交流促進　実施内容（☑で確認）</w:t>
+      </w:r>
+    </w:p>
+    <w:p/>
+    <w:tbl>
+      <w:tblPr>
+        <w:tblStyle w:val="TableGrid"/>
+        <w:tblW w:type="auto" w:w="0"/>
+        <w:tblLook w:firstColumn="1" w:firstRow="1" w:lastColumn="0" w:lastRow="0" w:noHBand="0" w:noVBand="1" w:val="04A0"/>
+      </w:tblPr>
+      <w:tblGrid>
+        <w:gridCol w:w="4703"/>
+        <w:gridCol w:w="4703"/>
+      </w:tblGrid>
+      <w:tr>
+        <w:tc>
+          <w:tcPr>
+            <w:tcW w:type="dxa" w:w="4703"/>
+          </w:tcPr>
+          <w:p>
+            <w:r>
+              <w:rPr>
+                <w:b/>
+                <w:sz w:val="17"/>
+              </w:rPr>
+              <w:t>確認項目</w:t>
+            </w:r>
+          </w:p>
+        </w:tc>
+        <w:tc>
+          <w:tcPr>
+            <w:tcW w:type="dxa" w:w="4703"/>
+          </w:tcPr>
+          <w:p>
+            <w:r>
+              <w:rPr>
+                <w:b/>
+                <w:sz w:val="17"/>
+              </w:rPr>
+              <w:t>実施</w:t>
+            </w:r>
+          </w:p>
+        </w:tc>
+      </w:tr>
+      <w:tr>
+        <w:tc>
+          <w:tcPr>
+            <w:tcW w:type="dxa" w:w="4703"/>
+          </w:tcPr>
+          <w:p>
+            <w:r>
+              <w:rPr>
+                <w:sz w:val="17"/>
+              </w:rPr>
+              <w:t>地域自治会・町内会への加入支援</w:t>
+            </w:r>
+          </w:p>
+        </w:tc>
+        <w:tc>
+          <w:tcPr>
+            <w:tcW w:type="dxa" w:w="4703"/>
+          </w:tcPr>
+          <w:p>
+            <w:r>
+              <w:rPr>
+                <w:sz w:val="17"/>
+              </w:rPr>
+              <w:t>□</w:t>
+            </w:r>
+          </w:p>
+        </w:tc>
+      </w:tr>
+      <w:tr>
+        <w:tc>
+          <w:tcPr>
+            <w:tcW w:type="dxa" w:w="4703"/>
+          </w:tcPr>
+          <w:p>
+            <w:r>
+              <w:rPr>
+                <w:sz w:val="17"/>
+              </w:rPr>
+              <w:t>地域行事（夏祭り・防災訓練等）への参加案内</w:t>
+            </w:r>
+          </w:p>
+        </w:tc>
+        <w:tc>
+          <w:tcPr>
+            <w:tcW w:type="dxa" w:w="4703"/>
+          </w:tcPr>
+          <w:p>
+            <w:r>
+              <w:rPr>
+                <w:sz w:val="17"/>
+              </w:rPr>
+              <w:t>□</w:t>
+            </w:r>
+          </w:p>
+        </w:tc>
+      </w:tr>
+      <w:tr>
+        <w:tc>
+          <w:tcPr>
+            <w:tcW w:type="dxa" w:w="4703"/>
+          </w:tcPr>
+          <w:p>
+            <w:r>
+              <w:rPr>
+                <w:sz w:val="17"/>
+              </w:rPr>
+              <w:t>日本人との交流イベントの開催</w:t>
+            </w:r>
+          </w:p>
+        </w:tc>
+        <w:tc>
+          <w:tcPr>
+            <w:tcW w:type="dxa" w:w="4703"/>
+          </w:tcPr>
+          <w:p>
+            <w:r>
+              <w:rPr>
+                <w:sz w:val="17"/>
+              </w:rPr>
+              <w:t>□</w:t>
+            </w:r>
+          </w:p>
+        </w:tc>
+      </w:tr>
+      <w:tr>
+        <w:tc>
+          <w:tcPr>
+            <w:tcW w:type="dxa" w:w="4703"/>
+          </w:tcPr>
+          <w:p>
+            <w:r>
+              <w:rPr>
+                <w:sz w:val="17"/>
+              </w:rPr>
+              <w:t>ボランティア・NPO活動の紹介</w:t>
+            </w:r>
+          </w:p>
+        </w:tc>
+        <w:tc>
+          <w:tcPr>
+            <w:tcW w:type="dxa" w:w="4703"/>
+          </w:tcPr>
+          <w:p>
+            <w:r>
+              <w:rPr>
+                <w:sz w:val="17"/>
+              </w:rPr>
+              <w:t>□</w:t>
+            </w:r>
+          </w:p>
+        </w:tc>
+      </w:tr>
+    </w:tbl>
+    <w:p/>
+    <w:p/>
+    <w:p>
+      <w:r>
+        <w:rPr>
+          <w:sz w:val="19"/>
+        </w:rPr>
+        <w:t>対象者数：**[対象者数_⑧]** 名　／　未実施の場合の理由：**[未実施理由_⑧]**</w:t>
+      </w:r>
+    </w:p>
+    <w:p/>
+    <w:p>
+      <w:r>
+        <w:rPr>
+          <w:sz w:val="16"/>
+        </w:rPr>
+        <w:t>──────────────────────────────────────────────────</w:t>
+      </w:r>
+    </w:p>
+    <w:p/>
+    <w:p>
+      <w:r>
+        <w:rPr>
+          <w:b/>
+          <w:sz w:val="22"/>
+        </w:rPr>
+        <w:t>⑨ 非自発的離職・転職支援</w:t>
+      </w:r>
+    </w:p>
+    <w:p/>
+    <w:tbl>
+      <w:tblPr>
+        <w:tblStyle w:val="TableGrid"/>
+        <w:tblW w:type="auto" w:w="0"/>
+        <w:tblLook w:firstColumn="1" w:firstRow="1" w:lastColumn="0" w:lastRow="0" w:noHBand="0" w:noVBand="1" w:val="04A0"/>
+      </w:tblPr>
+      <w:tblGrid>
+        <w:gridCol w:w="4703"/>
+        <w:gridCol w:w="4703"/>
+      </w:tblGrid>
+      <w:tr>
+        <w:tc>
+          <w:tcPr>
+            <w:tcW w:type="dxa" w:w="4703"/>
+          </w:tcPr>
+          <w:p>
+            <w:r>
+              <w:rPr>
+                <w:b/>
+                <w:sz w:val="17"/>
+              </w:rPr>
+              <w:t>項目</w:t>
+            </w:r>
+          </w:p>
+        </w:tc>
+        <w:tc>
+          <w:tcPr>
+            <w:tcW w:type="dxa" w:w="4703"/>
+          </w:tcPr>
+          <w:p>
+            <w:r>
+              <w:rPr>
+                <w:b/>
+                <w:sz w:val="17"/>
+              </w:rPr>
+              <w:t>内容</w:t>
+            </w:r>
+          </w:p>
+        </w:tc>
+      </w:tr>
+      <w:tr>
+        <w:tc>
+          <w:tcPr>
+            <w:tcW w:type="dxa" w:w="4703"/>
+          </w:tcPr>
+          <w:p>
+            <w:r>
+              <w:rPr>
+                <w:sz w:val="17"/>
+              </w:rPr>
+              <w:t>対象者発生</w:t>
+            </w:r>
+          </w:p>
+        </w:tc>
+        <w:tc>
+          <w:tcPr>
+            <w:tcW w:type="dxa" w:w="4703"/>
+          </w:tcPr>
+          <w:p>
+            <w:r>
+              <w:rPr>
+                <w:sz w:val="17"/>
+              </w:rPr>
+              <w:t>□ 発生なし　□ 発生あり：**[件数_⑨]** 件</w:t>
+            </w:r>
+          </w:p>
+        </w:tc>
+      </w:tr>
+      <w:tr>
+        <w:tc>
+          <w:tcPr>
+            <w:tcW w:type="dxa" w:w="4703"/>
+          </w:tcPr>
+          <w:p>
+            <w:r>
+              <w:rPr>
+                <w:sz w:val="17"/>
+              </w:rPr>
+              <w:t>離職理由</w:t>
+            </w:r>
+          </w:p>
+        </w:tc>
+        <w:tc>
+          <w:tcPr>
+            <w:tcW w:type="dxa" w:w="4703"/>
+          </w:tcPr>
+          <w:p>
+            <w:r>
+              <w:rPr>
+                <w:sz w:val="17"/>
+              </w:rPr>
+              <w:t>□受入機関都合　□事業縮小　□その他（**[理由_⑨]**）</w:t>
+            </w:r>
+          </w:p>
+        </w:tc>
+      </w:tr>
+      <w:tr>
+        <w:tc>
+          <w:tcPr>
+            <w:tcW w:type="dxa" w:w="4703"/>
+          </w:tcPr>
+          <w:p>
+            <w:r>
+              <w:rPr>
+                <w:sz w:val="17"/>
+              </w:rPr>
+              <w:t>求人情報提供</w:t>
+            </w:r>
+          </w:p>
+        </w:tc>
+        <w:tc>
+          <w:tcPr>
+            <w:tcW w:type="dxa" w:w="4703"/>
+          </w:tcPr>
+          <w:p>
+            <w:r>
+              <w:rPr>
+                <w:sz w:val="17"/>
+              </w:rPr>
+              <w:t>□実施　□未実施</w:t>
+            </w:r>
+          </w:p>
+        </w:tc>
+      </w:tr>
+      <w:tr>
+        <w:tc>
+          <w:tcPr>
+            <w:tcW w:type="dxa" w:w="4703"/>
+          </w:tcPr>
+          <w:p>
+            <w:r>
+              <w:rPr>
+                <w:sz w:val="17"/>
+              </w:rPr>
+              <w:t>ハローワーク・職業紹介同行</w:t>
+            </w:r>
+          </w:p>
+        </w:tc>
+        <w:tc>
+          <w:tcPr>
+            <w:tcW w:type="dxa" w:w="4703"/>
+          </w:tcPr>
+          <w:p>
+            <w:r>
+              <w:rPr>
+                <w:sz w:val="17"/>
+              </w:rPr>
+              <w:t>□実施　□未実施</w:t>
+            </w:r>
+          </w:p>
+        </w:tc>
+      </w:tr>
+      <w:tr>
+        <w:tc>
+          <w:tcPr>
+            <w:tcW w:type="dxa" w:w="4703"/>
+          </w:tcPr>
+          <w:p>
+            <w:r>
+              <w:rPr>
+                <w:sz w:val="17"/>
+              </w:rPr>
+              <w:t>在留資格変更・更新支援</w:t>
+            </w:r>
+          </w:p>
+        </w:tc>
+        <w:tc>
+          <w:tcPr>
+            <w:tcW w:type="dxa" w:w="4703"/>
+          </w:tcPr>
+          <w:p>
+            <w:r>
+              <w:rPr>
+                <w:sz w:val="17"/>
+              </w:rPr>
+              <w:t>□実施　□未実施</w:t>
+            </w:r>
+          </w:p>
+        </w:tc>
+      </w:tr>
+      <w:tr>
+        <w:tc>
+          <w:tcPr>
+            <w:tcW w:type="dxa" w:w="4703"/>
+          </w:tcPr>
+          <w:p>
+            <w:r>
+              <w:rPr>
+                <w:sz w:val="17"/>
+              </w:rPr>
+              <w:t>転職先決定状況</w:t>
+            </w:r>
+          </w:p>
+        </w:tc>
+        <w:tc>
+          <w:tcPr>
+            <w:tcW w:type="dxa" w:w="4703"/>
+          </w:tcPr>
+          <w:p>
+            <w:r>
+              <w:rPr>
+                <w:sz w:val="17"/>
+              </w:rPr>
+              <w:t>□決定（**[転職先名_⑨]**）　□未定（在留期限：**[在留期限_⑨]**）</w:t>
+            </w:r>
+          </w:p>
+        </w:tc>
+      </w:tr>
+    </w:tbl>
+    <w:p/>
+    <w:p/>
+    <w:p>
+      <w:r>
+        <w:rPr>
+          <w:sz w:val="16"/>
+        </w:rPr>
+        <w:t>──────────────────────────────────────────────────</w:t>
+      </w:r>
+    </w:p>
+    <w:p/>
+    <w:p>
+      <w:r>
+        <w:rPr>
+          <w:b/>
+          <w:sz w:val="22"/>
+        </w:rPr>
+        <w:t>⑩ 定期面談</w:t>
+      </w:r>
+    </w:p>
+    <w:p/>
+    <w:tbl>
+      <w:tblPr>
+        <w:tblStyle w:val="TableGrid"/>
+        <w:tblW w:type="auto" w:w="0"/>
+        <w:tblLook w:firstColumn="1" w:firstRow="1" w:lastColumn="0" w:lastRow="0" w:noHBand="0" w:noVBand="1" w:val="04A0"/>
+      </w:tblPr>
+      <w:tblGrid>
+        <w:gridCol w:w="1881"/>
+        <w:gridCol w:w="1881"/>
+        <w:gridCol w:w="1881"/>
+        <w:gridCol w:w="1881"/>
+        <w:gridCol w:w="1881"/>
+      </w:tblGrid>
+      <w:tr>
+        <w:tc>
+          <w:tcPr>
+            <w:tcW w:type="dxa" w:w="1881"/>
+          </w:tcPr>
+          <w:p>
+            <w:r>
+              <w:rPr>
+                <w:b/>
+                <w:sz w:val="17"/>
+              </w:rPr>
+              <w:t>区分</w:t>
+            </w:r>
+          </w:p>
+        </w:tc>
+        <w:tc>
+          <w:tcPr>
+            <w:tcW w:type="dxa" w:w="1881"/>
+          </w:tcPr>
+          <w:p>
+            <w:r>
+              <w:rPr>
+                <w:b/>
+                <w:sz w:val="17"/>
+              </w:rPr>
+              <w:t>実施件数</w:t>
+            </w:r>
+          </w:p>
+        </w:tc>
+        <w:tc>
+          <w:tcPr>
+            <w:tcW w:type="dxa" w:w="1881"/>
+          </w:tcPr>
+          <w:p>
+            <w:r>
+              <w:rPr>
+                <w:b/>
+                <w:sz w:val="17"/>
+              </w:rPr>
+              <w:t>方法</w:t>
+            </w:r>
+          </w:p>
+        </w:tc>
+        <w:tc>
+          <w:tcPr>
+            <w:tcW w:type="dxa" w:w="1881"/>
+          </w:tcPr>
+          <w:p>
+            <w:r>
+              <w:rPr>
+                <w:b/>
+                <w:sz w:val="17"/>
+              </w:rPr>
+              <w:t>言語</w:t>
+            </w:r>
+          </w:p>
+        </w:tc>
+        <w:tc>
+          <w:tcPr>
+            <w:tcW w:type="dxa" w:w="1881"/>
+          </w:tcPr>
+          <w:p>
+            <w:r>
+              <w:rPr>
+                <w:b/>
+                <w:sz w:val="17"/>
+              </w:rPr>
+              <w:t>人権侵害等の把握</w:t>
+            </w:r>
+          </w:p>
+        </w:tc>
+      </w:tr>
+      <w:tr>
+        <w:tc>
+          <w:tcPr>
+            <w:tcW w:type="dxa" w:w="1881"/>
+          </w:tcPr>
+          <w:p>
+            <w:r>
+              <w:rPr>
+                <w:sz w:val="17"/>
+              </w:rPr>
+              <w:t>外国人本人との面談</w:t>
+            </w:r>
+          </w:p>
+        </w:tc>
+        <w:tc>
+          <w:tcPr>
+            <w:tcW w:type="dxa" w:w="1881"/>
+          </w:tcPr>
+          <w:p>
+            <w:r>
+              <w:rPr>
+                <w:sz w:val="17"/>
+              </w:rPr>
+              <w:t>**[件数_⑩A]** 件</w:t>
+            </w:r>
+          </w:p>
+        </w:tc>
+        <w:tc>
+          <w:tcPr>
+            <w:tcW w:type="dxa" w:w="1881"/>
+          </w:tcPr>
+          <w:p>
+            <w:r>
+              <w:rPr>
+                <w:sz w:val="17"/>
+              </w:rPr>
+              <w:t>□対面　□オンライン　□電話</w:t>
+            </w:r>
+          </w:p>
+        </w:tc>
+        <w:tc>
+          <w:tcPr>
+            <w:tcW w:type="dxa" w:w="1881"/>
+          </w:tcPr>
+          <w:p>
+            <w:r>
+              <w:rPr>
+                <w:sz w:val="17"/>
+              </w:rPr>
+              <w:t>**[言語_⑩]**</w:t>
+            </w:r>
+          </w:p>
+        </w:tc>
+        <w:tc>
+          <w:tcPr>
+            <w:tcW w:type="dxa" w:w="1881"/>
+          </w:tcPr>
+          <w:p>
+            <w:r>
+              <w:rPr>
+                <w:sz w:val="17"/>
+              </w:rPr>
+              <w:t>□なし　□あり</w:t>
+            </w:r>
+          </w:p>
+        </w:tc>
+      </w:tr>
+      <w:tr>
+        <w:tc>
+          <w:tcPr>
+            <w:tcW w:type="dxa" w:w="1881"/>
+          </w:tcPr>
+          <w:p>
+            <w:r>
+              <w:rPr>
+                <w:sz w:val="17"/>
+              </w:rPr>
+              <w:t>監督者との面談</w:t>
+            </w:r>
+          </w:p>
+        </w:tc>
+        <w:tc>
+          <w:tcPr>
+            <w:tcW w:type="dxa" w:w="1881"/>
+          </w:tcPr>
+          <w:p>
+            <w:r>
+              <w:rPr>
+                <w:sz w:val="17"/>
+              </w:rPr>
+              <w:t>**[件数_⑩B]** 件</w:t>
+            </w:r>
+          </w:p>
+        </w:tc>
+        <w:tc>
+          <w:tcPr>
+            <w:tcW w:type="dxa" w:w="1881"/>
+          </w:tcPr>
+          <w:p>
+            <w:r>
+              <w:rPr>
+                <w:sz w:val="17"/>
+              </w:rPr>
+              <w:t>□対面　□オンライン　□電話</w:t>
+            </w:r>
+          </w:p>
+        </w:tc>
+        <w:tc>
+          <w:tcPr>
+            <w:tcW w:type="dxa" w:w="1881"/>
+          </w:tcPr>
+          <w:p>
+            <w:r>
+              <w:rPr>
+                <w:sz w:val="17"/>
+              </w:rPr>
+              <w:t>—</w:t>
+            </w:r>
+          </w:p>
+        </w:tc>
+        <w:tc>
+          <w:tcPr>
+            <w:tcW w:type="dxa" w:w="1881"/>
+          </w:tcPr>
+          <w:p>
+            <w:r>
+              <w:rPr>
+                <w:sz w:val="17"/>
+              </w:rPr>
+              <w:t>□なし　□あり</w:t>
+            </w:r>
+          </w:p>
+        </w:tc>
+      </w:tr>
+    </w:tbl>
+    <w:p/>
+    <w:p/>
+    <w:p>
+      <w:r>
+        <w:rPr>
+          <w:sz w:val="19"/>
+        </w:rPr>
+        <w:t>行政機関への通報：□なし　□あり（機関名：**[通報先機関名_⑩]**）</w:t>
+      </w:r>
+    </w:p>
+    <w:p/>
+    <w:p>
+      <w:r>
+        <w:rPr>
+          <w:sz w:val="16"/>
+        </w:rPr>
+        <w:t>──────────────────────────────────────────────────</w:t>
+      </w:r>
+    </w:p>
+    <w:p/>
+    <w:p>
+      <w:r>
+        <w:rPr>
+          <w:b/>
+          <w:sz w:val="24"/>
+        </w:rPr>
+        <w:t>▌特記事項・添付書類</w:t>
+      </w:r>
+    </w:p>
+    <w:p/>
+    <w:tbl>
+      <w:tblPr>
+        <w:tblStyle w:val="TableGrid"/>
+        <w:tblW w:type="auto" w:w="0"/>
+        <w:tblLook w:firstColumn="1" w:firstRow="1" w:lastColumn="0" w:lastRow="0" w:noHBand="0" w:noVBand="1" w:val="04A0"/>
+      </w:tblPr>
+      <w:tblGrid>
+        <w:gridCol w:w="4703"/>
+        <w:gridCol w:w="4703"/>
+      </w:tblGrid>
+      <w:tr>
+        <w:tc>
+          <w:tcPr>
+            <w:tcW w:type="dxa" w:w="4703"/>
+          </w:tcPr>
+          <w:p>
+            <w:r>
+              <w:rPr>
+                <w:b/>
+                <w:sz w:val="17"/>
+              </w:rPr>
+              <w:t>項目</w:t>
+            </w:r>
+          </w:p>
+        </w:tc>
+        <w:tc>
+          <w:tcPr>
+            <w:tcW w:type="dxa" w:w="4703"/>
+          </w:tcPr>
+          <w:p>
+            <w:r>
+              <w:rPr>
+                <w:b/>
+                <w:sz w:val="17"/>
+              </w:rPr>
+              <w:t>内容</w:t>
+            </w:r>
+          </w:p>
+        </w:tc>
+      </w:tr>
+      <w:tr>
+        <w:tc>
+          <w:tcPr>
+            <w:tcW w:type="dxa" w:w="4703"/>
+          </w:tcPr>
+          <w:p>
+            <w:r>
+              <w:rPr>
+                <w:sz w:val="17"/>
+              </w:rPr>
+              <w:t>特記事項</w:t>
+            </w:r>
+          </w:p>
+        </w:tc>
+        <w:tc>
+          <w:tcPr>
+            <w:tcW w:type="dxa" w:w="4703"/>
+          </w:tcPr>
+          <w:p>
+            <w:r>
+              <w:rPr>
+                <w:sz w:val="17"/>
+              </w:rPr>
+              <w:t>**[特記事項]**（なければ「特になし」）</w:t>
+            </w:r>
+          </w:p>
+        </w:tc>
+      </w:tr>
+      <w:tr>
+        <w:tc>
+          <w:tcPr>
+            <w:tcW w:type="dxa" w:w="4703"/>
+          </w:tcPr>
+          <w:p>
+            <w:r>
+              <w:rPr>
+                <w:sz w:val="17"/>
+              </w:rPr>
+              <w:t>添付①支援実施記録書（様式第４－２号）</w:t>
+            </w:r>
+          </w:p>
+        </w:tc>
+        <w:tc>
+          <w:tcPr>
+            <w:tcW w:type="dxa" w:w="4703"/>
+          </w:tcPr>
+          <w:p>
+            <w:r>
+              <w:rPr>
+                <w:sz w:val="17"/>
+              </w:rPr>
+              <w:t>**[添付件数_②]** 件分</w:t>
+            </w:r>
+          </w:p>
+        </w:tc>
+      </w:tr>
+      <w:tr>
+        <w:tc>
+          <w:tcPr>
+            <w:tcW w:type="dxa" w:w="4703"/>
+          </w:tcPr>
+          <w:p>
+            <w:r>
+              <w:rPr>
+                <w:sz w:val="17"/>
+              </w:rPr>
+              <w:t>添付②定期面談報告書・外国人用（様式第４－３号）</w:t>
+            </w:r>
+          </w:p>
+        </w:tc>
+        <w:tc>
+          <w:tcPr>
+            <w:tcW w:type="dxa" w:w="4703"/>
+          </w:tcPr>
+          <w:p>
+            <w:r>
+              <w:rPr>
+                <w:sz w:val="17"/>
+              </w:rPr>
+              <w:t>**[添付件数_③]** 件分</w:t>
+            </w:r>
+          </w:p>
+        </w:tc>
+      </w:tr>
+      <w:tr>
+        <w:tc>
+          <w:tcPr>
+            <w:tcW w:type="dxa" w:w="4703"/>
+          </w:tcPr>
+          <w:p>
+            <w:r>
+              <w:rPr>
+                <w:sz w:val="17"/>
+              </w:rPr>
+              <w:t>添付③定期面談報告書・監督者用（様式第４－４号）</w:t>
+            </w:r>
+          </w:p>
+        </w:tc>
+        <w:tc>
+          <w:tcPr>
+            <w:tcW w:type="dxa" w:w="4703"/>
+          </w:tcPr>
+          <w:p>
+            <w:r>
+              <w:rPr>
+                <w:sz w:val="17"/>
+              </w:rPr>
+              <w:t>**[添付件数_④]** 件分</w:t>
+            </w:r>
+          </w:p>
+        </w:tc>
+      </w:tr>
+    </w:tbl>
+    <w:p/>
+    <w:p/>
+    <w:p>
+      <w:r>
+        <w:rPr>
+          <w:sz w:val="16"/>
+        </w:rPr>
+        <w:t>──────────────────────────────────────────────────</w:t>
+      </w:r>
+    </w:p>
+    <w:p/>
+    <w:p>
+      <w:r>
+        <w:rPr>
+          <w:b/>
+          <w:sz w:val="24"/>
+        </w:rPr>
+        <w:t>▌署名</w:t>
       </w:r>
     </w:p>
     <w:p/>
@@ -2227,9 +4881,9 @@
             <w:r>
               <w:rPr>
                 <w:b/>
-                <w:sz w:val="18"/>
-              </w:rPr>
-              <w:t>カテゴリ</w:t>
+                <w:sz w:val="17"/>
+              </w:rPr>
+              <w:t>役割</w:t>
             </w:r>
           </w:p>
         </w:tc>
@@ -2241,9 +4895,9 @@
             <w:r>
               <w:rPr>
                 <w:b/>
-                <w:sz w:val="18"/>
-              </w:rPr>
-              <w:t>変数名</w:t>
+                <w:sz w:val="17"/>
+              </w:rPr>
+              <w:t>氏名</w:t>
             </w:r>
           </w:p>
         </w:tc>
@@ -2255,9 +4909,9 @@
             <w:r>
               <w:rPr>
                 <w:b/>
-                <w:sz w:val="18"/>
-              </w:rPr>
-              <w:t>記入内容</w:t>
+                <w:sz w:val="17"/>
+              </w:rPr>
+              <w:t>日付</w:t>
             </w:r>
           </w:p>
         </w:tc>
@@ -2269,9 +4923,9 @@
             <w:r>
               <w:rPr>
                 <w:b/>
-                <w:sz w:val="18"/>
-              </w:rPr>
-              <w:t>入力例</w:t>
+                <w:sz w:val="17"/>
+              </w:rPr>
+              <w:t>署名・押印</w:t>
             </w:r>
           </w:p>
         </w:tc>
@@ -2284,9 +4938,9 @@
           <w:p>
             <w:r>
               <w:rPr>
-                <w:sz w:val="18"/>
-              </w:rPr>
-              <w:t>**★毎四半期**</w:t>
+                <w:sz w:val="17"/>
+              </w:rPr>
+              <w:t>作成者</w:t>
             </w:r>
           </w:p>
         </w:tc>
@@ -2297,9 +4951,9 @@
           <w:p>
             <w:r>
               <w:rPr>
-                <w:sz w:val="18"/>
-              </w:rPr>
-              <w:t>`[届出年][届出月][届出日]`</w:t>
+                <w:sz w:val="17"/>
+              </w:rPr>
+              <w:t>[担当者氏名]</w:t>
             </w:r>
           </w:p>
         </w:tc>
@@ -2310,9 +4964,9 @@
           <w:p>
             <w:r>
               <w:rPr>
-                <w:sz w:val="18"/>
-              </w:rPr>
-              <w:t>届出日付</w:t>
+                <w:sz w:val="17"/>
+              </w:rPr>
+              <w:t>令和 **[作成年]** 年 **[作成月]** 月 **[作成日]** 日</w:t>
             </w:r>
           </w:p>
         </w:tc>
@@ -2323,9 +4977,9 @@
           <w:p>
             <w:r>
               <w:rPr>
-                <w:sz w:val="18"/>
-              </w:rPr>
-              <w:t>7年7月10日</w:t>
+                <w:sz w:val="17"/>
+              </w:rPr>
+              <w:t>印</w:t>
             </w:r>
           </w:p>
         </w:tc>
@@ -2338,8 +4992,9 @@
           <w:p>
             <w:r>
               <w:rPr>
-                <w:sz w:val="18"/>
-              </w:rPr>
+                <w:sz w:val="17"/>
+              </w:rPr>
+              <w:t>確認者</w:t>
             </w:r>
           </w:p>
         </w:tc>
@@ -2350,9 +5005,9 @@
           <w:p>
             <w:r>
               <w:rPr>
-                <w:sz w:val="18"/>
-              </w:rPr>
-              <w:t>`[管轄入国管理局名]`</w:t>
+                <w:sz w:val="17"/>
+              </w:rPr>
+              <w:t>[確認者氏名・役職]</w:t>
             </w:r>
           </w:p>
         </w:tc>
@@ -2363,9 +5018,9 @@
           <w:p>
             <w:r>
               <w:rPr>
-                <w:sz w:val="18"/>
-              </w:rPr>
-              <w:t>管轄入管局</w:t>
+                <w:sz w:val="17"/>
+              </w:rPr>
+              <w:t>同上</w:t>
             </w:r>
           </w:p>
         </w:tc>
@@ -2376,9 +5031,9 @@
           <w:p>
             <w:r>
               <w:rPr>
-                <w:sz w:val="18"/>
-              </w:rPr>
-              <w:t>東京出入国在留管理局</w:t>
+                <w:sz w:val="17"/>
+              </w:rPr>
+              <w:t>印</w:t>
             </w:r>
           </w:p>
         </w:tc>
@@ -2391,8 +5046,9 @@
           <w:p>
             <w:r>
               <w:rPr>
-                <w:sz w:val="18"/>
-              </w:rPr>
+                <w:sz w:val="17"/>
+              </w:rPr>
+              <w:t>代表者</w:t>
             </w:r>
           </w:p>
         </w:tc>
@@ -2403,9 +5059,9 @@
           <w:p>
             <w:r>
               <w:rPr>
-                <w:sz w:val="18"/>
-              </w:rPr>
-              <w:t>`[報告年][開始月][終了月]`</w:t>
+                <w:sz w:val="17"/>
+              </w:rPr>
+              <w:t>[代表者氏名]</w:t>
             </w:r>
           </w:p>
         </w:tc>
@@ -2416,9 +5072,9 @@
           <w:p>
             <w:r>
               <w:rPr>
-                <w:sz w:val="18"/>
-              </w:rPr>
-              <w:t>四半期期間</w:t>
+                <w:sz w:val="17"/>
+              </w:rPr>
+              <w:t>同上</w:t>
             </w:r>
           </w:p>
         </w:tc>
@@ -2429,864 +5085,15 @@
           <w:p>
             <w:r>
               <w:rPr>
-                <w:sz w:val="18"/>
-              </w:rPr>
-              <w:t>7年・7月・9月</w:t>
-            </w:r>
-          </w:p>
-        </w:tc>
-      </w:tr>
-      <w:tr>
-        <w:tc>
-          <w:tcPr>
-            <w:tcW w:type="dxa" w:w="2351"/>
-          </w:tcPr>
-          <w:p>
-            <w:r>
-              <w:rPr>
-                <w:sz w:val="18"/>
-              </w:rPr>
-            </w:r>
-          </w:p>
-        </w:tc>
-        <w:tc>
-          <w:tcPr>
-            <w:tcW w:type="dxa" w:w="2351"/>
-          </w:tcPr>
-          <w:p>
-            <w:r>
-              <w:rPr>
-                <w:sz w:val="18"/>
-              </w:rPr>
-              <w:t>`[支援人数]`</w:t>
-            </w:r>
-          </w:p>
-        </w:tc>
-        <w:tc>
-          <w:tcPr>
-            <w:tcW w:type="dxa" w:w="2351"/>
-          </w:tcPr>
-          <w:p>
-            <w:r>
-              <w:rPr>
-                <w:sz w:val="18"/>
-              </w:rPr>
-              <w:t>当該四半期の支援外国人数</w:t>
-            </w:r>
-          </w:p>
-        </w:tc>
-        <w:tc>
-          <w:tcPr>
-            <w:tcW w:type="dxa" w:w="2351"/>
-          </w:tcPr>
-          <w:p>
-            <w:r>
-              <w:rPr>
-                <w:sz w:val="18"/>
-              </w:rPr>
-              <w:t>5名</w:t>
-            </w:r>
-          </w:p>
-        </w:tc>
-      </w:tr>
-      <w:tr>
-        <w:tc>
-          <w:tcPr>
-            <w:tcW w:type="dxa" w:w="2351"/>
-          </w:tcPr>
-          <w:p>
-            <w:r>
-              <w:rPr>
-                <w:sz w:val="18"/>
-              </w:rPr>
-            </w:r>
-          </w:p>
-        </w:tc>
-        <w:tc>
-          <w:tcPr>
-            <w:tcW w:type="dxa" w:w="2351"/>
-          </w:tcPr>
-          <w:p>
-            <w:r>
-              <w:rPr>
-                <w:sz w:val="18"/>
-              </w:rPr>
-              <w:t>`[件数_①〜⑩]`</w:t>
-            </w:r>
-          </w:p>
-        </w:tc>
-        <w:tc>
-          <w:tcPr>
-            <w:tcW w:type="dxa" w:w="2351"/>
-          </w:tcPr>
-          <w:p>
-            <w:r>
-              <w:rPr>
-                <w:sz w:val="18"/>
-              </w:rPr>
-              <w:t>各支援項目の実施件数</w:t>
-            </w:r>
-          </w:p>
-        </w:tc>
-        <w:tc>
-          <w:tcPr>
-            <w:tcW w:type="dxa" w:w="2351"/>
-          </w:tcPr>
-          <w:p>
-            <w:r>
-              <w:rPr>
-                <w:sz w:val="18"/>
-              </w:rPr>
-              <w:t>5件</w:t>
-            </w:r>
-          </w:p>
-        </w:tc>
-      </w:tr>
-      <w:tr>
-        <w:tc>
-          <w:tcPr>
-            <w:tcW w:type="dxa" w:w="2351"/>
-          </w:tcPr>
-          <w:p>
-            <w:r>
-              <w:rPr>
-                <w:sz w:val="18"/>
-              </w:rPr>
-            </w:r>
-          </w:p>
-        </w:tc>
-        <w:tc>
-          <w:tcPr>
-            <w:tcW w:type="dxa" w:w="2351"/>
-          </w:tcPr>
-          <w:p>
-            <w:r>
-              <w:rPr>
-                <w:sz w:val="18"/>
-              </w:rPr>
-              <w:t>`[内容概要_①〜⑩]`</w:t>
-            </w:r>
-          </w:p>
-        </w:tc>
-        <w:tc>
-          <w:tcPr>
-            <w:tcW w:type="dxa" w:w="2351"/>
-          </w:tcPr>
-          <w:p>
-            <w:r>
-              <w:rPr>
-                <w:sz w:val="18"/>
-              </w:rPr>
-              <w:t>各支援の内容概要（2〜3行）</w:t>
-            </w:r>
-          </w:p>
-        </w:tc>
-        <w:tc>
-          <w:tcPr>
-            <w:tcW w:type="dxa" w:w="2351"/>
-          </w:tcPr>
-          <w:p>
-            <w:r>
-              <w:rPr>
-                <w:sz w:val="18"/>
-              </w:rPr>
-              <w:t>—</w:t>
-            </w:r>
-          </w:p>
-        </w:tc>
-      </w:tr>
-      <w:tr>
-        <w:tc>
-          <w:tcPr>
-            <w:tcW w:type="dxa" w:w="2351"/>
-          </w:tcPr>
-          <w:p>
-            <w:r>
-              <w:rPr>
-                <w:sz w:val="18"/>
-              </w:rPr>
-            </w:r>
-          </w:p>
-        </w:tc>
-        <w:tc>
-          <w:tcPr>
-            <w:tcW w:type="dxa" w:w="2351"/>
-          </w:tcPr>
-          <w:p>
-            <w:r>
-              <w:rPr>
-                <w:sz w:val="18"/>
-              </w:rPr>
-              <w:t>`[相談件数_⑦]`</w:t>
-            </w:r>
-          </w:p>
-        </w:tc>
-        <w:tc>
-          <w:tcPr>
-            <w:tcW w:type="dxa" w:w="2351"/>
-          </w:tcPr>
-          <w:p>
-            <w:r>
-              <w:rPr>
-                <w:sz w:val="18"/>
-              </w:rPr>
-              <w:t>相談・苦情受付総件数</w:t>
-            </w:r>
-          </w:p>
-        </w:tc>
-        <w:tc>
-          <w:tcPr>
-            <w:tcW w:type="dxa" w:w="2351"/>
-          </w:tcPr>
-          <w:p>
-            <w:r>
-              <w:rPr>
-                <w:sz w:val="18"/>
-              </w:rPr>
-              <w:t>2件</w:t>
-            </w:r>
-          </w:p>
-        </w:tc>
-      </w:tr>
-      <w:tr>
-        <w:tc>
-          <w:tcPr>
-            <w:tcW w:type="dxa" w:w="2351"/>
-          </w:tcPr>
-          <w:p>
-            <w:r>
-              <w:rPr>
-                <w:sz w:val="18"/>
-              </w:rPr>
-            </w:r>
-          </w:p>
-        </w:tc>
-        <w:tc>
-          <w:tcPr>
-            <w:tcW w:type="dxa" w:w="2351"/>
-          </w:tcPr>
-          <w:p>
-            <w:r>
-              <w:rPr>
-                <w:sz w:val="18"/>
-              </w:rPr>
-              <w:t>`[面談把握事項_⑩]`</w:t>
-            </w:r>
-          </w:p>
-        </w:tc>
-        <w:tc>
-          <w:tcPr>
-            <w:tcW w:type="dxa" w:w="2351"/>
-          </w:tcPr>
-          <w:p>
-            <w:r>
-              <w:rPr>
-                <w:sz w:val="18"/>
-              </w:rPr>
-              <w:t>面談で把握した事項</w:t>
-            </w:r>
-          </w:p>
-        </w:tc>
-        <w:tc>
-          <w:tcPr>
-            <w:tcW w:type="dxa" w:w="2351"/>
-          </w:tcPr>
-          <w:p>
-            <w:r>
-              <w:rPr>
-                <w:sz w:val="18"/>
-              </w:rPr>
-              <w:t>特段の問題なし</w:t>
-            </w:r>
-          </w:p>
-        </w:tc>
-      </w:tr>
-      <w:tr>
-        <w:tc>
-          <w:tcPr>
-            <w:tcW w:type="dxa" w:w="2351"/>
-          </w:tcPr>
-          <w:p>
-            <w:r>
-              <w:rPr>
-                <w:sz w:val="18"/>
-              </w:rPr>
-              <w:t>**★毎人（対象者一覧）**</w:t>
-            </w:r>
-          </w:p>
-        </w:tc>
-        <w:tc>
-          <w:tcPr>
-            <w:tcW w:type="dxa" w:w="2351"/>
-          </w:tcPr>
-          <w:p>
-            <w:r>
-              <w:rPr>
-                <w:sz w:val="18"/>
-              </w:rPr>
-              <w:t>`[氏名_NN]`</w:t>
-            </w:r>
-          </w:p>
-        </w:tc>
-        <w:tc>
-          <w:tcPr>
-            <w:tcW w:type="dxa" w:w="2351"/>
-          </w:tcPr>
-          <w:p>
-            <w:r>
-              <w:rPr>
-                <w:sz w:val="18"/>
-              </w:rPr>
-              <w:t>ローマ字氏名</w:t>
-            </w:r>
-          </w:p>
-        </w:tc>
-        <w:tc>
-          <w:tcPr>
-            <w:tcW w:type="dxa" w:w="2351"/>
-          </w:tcPr>
-          <w:p>
-            <w:r>
-              <w:rPr>
-                <w:sz w:val="18"/>
-              </w:rPr>
-              <w:t>NGUYEN VAN A</w:t>
-            </w:r>
-          </w:p>
-        </w:tc>
-      </w:tr>
-      <w:tr>
-        <w:tc>
-          <w:tcPr>
-            <w:tcW w:type="dxa" w:w="2351"/>
-          </w:tcPr>
-          <w:p>
-            <w:r>
-              <w:rPr>
-                <w:sz w:val="18"/>
-              </w:rPr>
-            </w:r>
-          </w:p>
-        </w:tc>
-        <w:tc>
-          <w:tcPr>
-            <w:tcW w:type="dxa" w:w="2351"/>
-          </w:tcPr>
-          <w:p>
-            <w:r>
-              <w:rPr>
-                <w:sz w:val="18"/>
-              </w:rPr>
-              <w:t>`[国籍_NN]`</w:t>
-            </w:r>
-          </w:p>
-        </w:tc>
-        <w:tc>
-          <w:tcPr>
-            <w:tcW w:type="dxa" w:w="2351"/>
-          </w:tcPr>
-          <w:p>
-            <w:r>
-              <w:rPr>
-                <w:sz w:val="18"/>
-              </w:rPr>
-              <w:t>国籍</w:t>
-            </w:r>
-          </w:p>
-        </w:tc>
-        <w:tc>
-          <w:tcPr>
-            <w:tcW w:type="dxa" w:w="2351"/>
-          </w:tcPr>
-          <w:p>
-            <w:r>
-              <w:rPr>
-                <w:sz w:val="18"/>
-              </w:rPr>
-              <w:t>ベトナム</w:t>
-            </w:r>
-          </w:p>
-        </w:tc>
-      </w:tr>
-      <w:tr>
-        <w:tc>
-          <w:tcPr>
-            <w:tcW w:type="dxa" w:w="2351"/>
-          </w:tcPr>
-          <w:p>
-            <w:r>
-              <w:rPr>
-                <w:sz w:val="18"/>
-              </w:rPr>
-            </w:r>
-          </w:p>
-        </w:tc>
-        <w:tc>
-          <w:tcPr>
-            <w:tcW w:type="dxa" w:w="2351"/>
-          </w:tcPr>
-          <w:p>
-            <w:r>
-              <w:rPr>
-                <w:sz w:val="18"/>
-              </w:rPr>
-              <w:t>`[在留カード番号_NN]`</w:t>
-            </w:r>
-          </w:p>
-        </w:tc>
-        <w:tc>
-          <w:tcPr>
-            <w:tcW w:type="dxa" w:w="2351"/>
-          </w:tcPr>
-          <w:p>
-            <w:r>
-              <w:rPr>
-                <w:sz w:val="18"/>
-              </w:rPr>
-              <w:t>在留カード番号</w:t>
-            </w:r>
-          </w:p>
-        </w:tc>
-        <w:tc>
-          <w:tcPr>
-            <w:tcW w:type="dxa" w:w="2351"/>
-          </w:tcPr>
-          <w:p>
-            <w:r>
-              <w:rPr>
-                <w:sz w:val="18"/>
-              </w:rPr>
-              <w:t>AA12345678AB</w:t>
-            </w:r>
-          </w:p>
-        </w:tc>
-      </w:tr>
-      <w:tr>
-        <w:tc>
-          <w:tcPr>
-            <w:tcW w:type="dxa" w:w="2351"/>
-          </w:tcPr>
-          <w:p>
-            <w:r>
-              <w:rPr>
-                <w:sz w:val="18"/>
-              </w:rPr>
-            </w:r>
-          </w:p>
-        </w:tc>
-        <w:tc>
-          <w:tcPr>
-            <w:tcW w:type="dxa" w:w="2351"/>
-          </w:tcPr>
-          <w:p>
-            <w:r>
-              <w:rPr>
-                <w:sz w:val="18"/>
-              </w:rPr>
-              <w:t>`[受入機関名_NN]`</w:t>
-            </w:r>
-          </w:p>
-        </w:tc>
-        <w:tc>
-          <w:tcPr>
-            <w:tcW w:type="dxa" w:w="2351"/>
-          </w:tcPr>
-          <w:p>
-            <w:r>
-              <w:rPr>
-                <w:sz w:val="18"/>
-              </w:rPr>
-              <w:t>受入機関の正式名称</w:t>
-            </w:r>
-          </w:p>
-        </w:tc>
-        <w:tc>
-          <w:tcPr>
-            <w:tcW w:type="dxa" w:w="2351"/>
-          </w:tcPr>
-          <w:p>
-            <w:r>
-              <w:rPr>
-                <w:sz w:val="18"/>
-              </w:rPr>
-              <w:t>株式会社〇〇食品</w:t>
-            </w:r>
-          </w:p>
-        </w:tc>
-      </w:tr>
-      <w:tr>
-        <w:tc>
-          <w:tcPr>
-            <w:tcW w:type="dxa" w:w="2351"/>
-          </w:tcPr>
-          <w:p>
-            <w:r>
-              <w:rPr>
-                <w:sz w:val="18"/>
-              </w:rPr>
-            </w:r>
-          </w:p>
-        </w:tc>
-        <w:tc>
-          <w:tcPr>
-            <w:tcW w:type="dxa" w:w="2351"/>
-          </w:tcPr>
-          <w:p>
-            <w:r>
-              <w:rPr>
-                <w:sz w:val="18"/>
-              </w:rPr>
-              <w:t>`[満了年_NN][満了月_NN][満了日_NN]`</w:t>
-            </w:r>
-          </w:p>
-        </w:tc>
-        <w:tc>
-          <w:tcPr>
-            <w:tcW w:type="dxa" w:w="2351"/>
-          </w:tcPr>
-          <w:p>
-            <w:r>
-              <w:rPr>
-                <w:sz w:val="18"/>
-              </w:rPr>
-              <w:t>在留期間満了日</w:t>
-            </w:r>
-          </w:p>
-        </w:tc>
-        <w:tc>
-          <w:tcPr>
-            <w:tcW w:type="dxa" w:w="2351"/>
-          </w:tcPr>
-          <w:p>
-            <w:r>
-              <w:rPr>
-                <w:sz w:val="18"/>
-              </w:rPr>
-              <w:t>令和9年3月31日</w:t>
-            </w:r>
-          </w:p>
-        </w:tc>
-      </w:tr>
-      <w:tr>
-        <w:tc>
-          <w:tcPr>
-            <w:tcW w:type="dxa" w:w="2351"/>
-          </w:tcPr>
-          <w:p>
-            <w:r>
-              <w:rPr>
-                <w:sz w:val="18"/>
-              </w:rPr>
-            </w:r>
-          </w:p>
-        </w:tc>
-        <w:tc>
-          <w:tcPr>
-            <w:tcW w:type="dxa" w:w="2351"/>
-          </w:tcPr>
-          <w:p>
-            <w:r>
-              <w:rPr>
-                <w:sz w:val="18"/>
-              </w:rPr>
-              <w:t>`[分野_NN]`</w:t>
-            </w:r>
-          </w:p>
-        </w:tc>
-        <w:tc>
-          <w:tcPr>
-            <w:tcW w:type="dxa" w:w="2351"/>
-          </w:tcPr>
-          <w:p>
-            <w:r>
-              <w:rPr>
-                <w:sz w:val="18"/>
-              </w:rPr>
-              <w:t>特定技能分野</w:t>
-            </w:r>
-          </w:p>
-        </w:tc>
-        <w:tc>
-          <w:tcPr>
-            <w:tcW w:type="dxa" w:w="2351"/>
-          </w:tcPr>
-          <w:p>
-            <w:r>
-              <w:rPr>
-                <w:sz w:val="18"/>
-              </w:rPr>
-              <w:t>飲食料品製造業</w:t>
-            </w:r>
-          </w:p>
-        </w:tc>
-      </w:tr>
-      <w:tr>
-        <w:tc>
-          <w:tcPr>
-            <w:tcW w:type="dxa" w:w="2351"/>
-          </w:tcPr>
-          <w:p>
-            <w:r>
-              <w:rPr>
-                <w:sz w:val="18"/>
-              </w:rPr>
-              <w:t>**██固定（初回のみ）██**</w:t>
-            </w:r>
-          </w:p>
-        </w:tc>
-        <w:tc>
-          <w:tcPr>
-            <w:tcW w:type="dxa" w:w="2351"/>
-          </w:tcPr>
-          <w:p>
-            <w:r>
-              <w:rPr>
-                <w:sz w:val="18"/>
-              </w:rPr>
-              <w:t>`[自社名称]`</w:t>
-            </w:r>
-          </w:p>
-        </w:tc>
-        <w:tc>
-          <w:tcPr>
-            <w:tcW w:type="dxa" w:w="2351"/>
-          </w:tcPr>
-          <w:p>
-            <w:r>
-              <w:rPr>
-                <w:sz w:val="18"/>
-              </w:rPr>
-              <w:t>登録支援機関の正式名称</w:t>
-            </w:r>
-          </w:p>
-        </w:tc>
-        <w:tc>
-          <w:tcPr>
-            <w:tcW w:type="dxa" w:w="2351"/>
-          </w:tcPr>
-          <w:p>
-            <w:r>
-              <w:rPr>
-                <w:sz w:val="18"/>
-              </w:rPr>
-              <w:t>株式会社〇〇サポート</w:t>
-            </w:r>
-          </w:p>
-        </w:tc>
-      </w:tr>
-      <w:tr>
-        <w:tc>
-          <w:tcPr>
-            <w:tcW w:type="dxa" w:w="2351"/>
-          </w:tcPr>
-          <w:p>
-            <w:r>
-              <w:rPr>
-                <w:sz w:val="18"/>
-              </w:rPr>
-            </w:r>
-          </w:p>
-        </w:tc>
-        <w:tc>
-          <w:tcPr>
-            <w:tcW w:type="dxa" w:w="2351"/>
-          </w:tcPr>
-          <w:p>
-            <w:r>
-              <w:rPr>
-                <w:sz w:val="18"/>
-              </w:rPr>
-              <w:t>`19登－XXXXXXXX`</w:t>
-            </w:r>
-          </w:p>
-        </w:tc>
-        <w:tc>
-          <w:tcPr>
-            <w:tcW w:type="dxa" w:w="2351"/>
-          </w:tcPr>
-          <w:p>
-            <w:r>
-              <w:rPr>
-                <w:sz w:val="18"/>
-              </w:rPr>
-              <w:t>登録番号</w:t>
-            </w:r>
-          </w:p>
-        </w:tc>
-        <w:tc>
-          <w:tcPr>
-            <w:tcW w:type="dxa" w:w="2351"/>
-          </w:tcPr>
-          <w:p>
-            <w:r>
-              <w:rPr>
-                <w:sz w:val="18"/>
-              </w:rPr>
-              <w:t>永久固定</w:t>
-            </w:r>
-          </w:p>
-        </w:tc>
-      </w:tr>
-      <w:tr>
-        <w:tc>
-          <w:tcPr>
-            <w:tcW w:type="dxa" w:w="2351"/>
-          </w:tcPr>
-          <w:p>
-            <w:r>
-              <w:rPr>
-                <w:sz w:val="18"/>
-              </w:rPr>
-            </w:r>
-          </w:p>
-        </w:tc>
-        <w:tc>
-          <w:tcPr>
-            <w:tcW w:type="dxa" w:w="2351"/>
-          </w:tcPr>
-          <w:p>
-            <w:r>
-              <w:rPr>
-                <w:sz w:val="18"/>
-              </w:rPr>
-              <w:t>`[代表者氏名]`</w:t>
-            </w:r>
-          </w:p>
-        </w:tc>
-        <w:tc>
-          <w:tcPr>
-            <w:tcW w:type="dxa" w:w="2351"/>
-          </w:tcPr>
-          <w:p>
-            <w:r>
-              <w:rPr>
-                <w:sz w:val="18"/>
-              </w:rPr>
-              <w:t>代表取締役氏名</w:t>
-            </w:r>
-          </w:p>
-        </w:tc>
-        <w:tc>
-          <w:tcPr>
-            <w:tcW w:type="dxa" w:w="2351"/>
-          </w:tcPr>
-          <w:p>
-            <w:r>
-              <w:rPr>
-                <w:sz w:val="18"/>
-              </w:rPr>
-              <w:t>永久固定</w:t>
-            </w:r>
-          </w:p>
-        </w:tc>
-      </w:tr>
-      <w:tr>
-        <w:tc>
-          <w:tcPr>
-            <w:tcW w:type="dxa" w:w="2351"/>
-          </w:tcPr>
-          <w:p>
-            <w:r>
-              <w:rPr>
-                <w:sz w:val="18"/>
-              </w:rPr>
-            </w:r>
-          </w:p>
-        </w:tc>
-        <w:tc>
-          <w:tcPr>
-            <w:tcW w:type="dxa" w:w="2351"/>
-          </w:tcPr>
-          <w:p>
-            <w:r>
-              <w:rPr>
-                <w:sz w:val="18"/>
-              </w:rPr>
-              <w:t>`[担当者氏名]`</w:t>
-            </w:r>
-          </w:p>
-        </w:tc>
-        <w:tc>
-          <w:tcPr>
-            <w:tcW w:type="dxa" w:w="2351"/>
-          </w:tcPr>
-          <w:p>
-            <w:r>
-              <w:rPr>
-                <w:sz w:val="18"/>
-              </w:rPr>
-              <w:t>担当者氏名</w:t>
-            </w:r>
-          </w:p>
-        </w:tc>
-        <w:tc>
-          <w:tcPr>
-            <w:tcW w:type="dxa" w:w="2351"/>
-          </w:tcPr>
-          <w:p>
-            <w:r>
-              <w:rPr>
-                <w:sz w:val="18"/>
-              </w:rPr>
-              <w:t>永久固定</w:t>
-            </w:r>
-          </w:p>
-        </w:tc>
-      </w:tr>
-      <w:tr>
-        <w:tc>
-          <w:tcPr>
-            <w:tcW w:type="dxa" w:w="2351"/>
-          </w:tcPr>
-          <w:p>
-            <w:r>
-              <w:rPr>
-                <w:sz w:val="18"/>
-              </w:rPr>
-            </w:r>
-          </w:p>
-        </w:tc>
-        <w:tc>
-          <w:tcPr>
-            <w:tcW w:type="dxa" w:w="2351"/>
-          </w:tcPr>
-          <w:p>
-            <w:r>
-              <w:rPr>
-                <w:sz w:val="18"/>
-              </w:rPr>
-              <w:t>住所・TEL</w:t>
-            </w:r>
-          </w:p>
-        </w:tc>
-        <w:tc>
-          <w:tcPr>
-            <w:tcW w:type="dxa" w:w="2351"/>
-          </w:tcPr>
-          <w:p>
-            <w:r>
-              <w:rPr>
-                <w:sz w:val="18"/>
-              </w:rPr>
-              <w:t>本社所在地・連絡先</w:t>
-            </w:r>
-          </w:p>
-        </w:tc>
-        <w:tc>
-          <w:tcPr>
-            <w:tcW w:type="dxa" w:w="2351"/>
-          </w:tcPr>
-          <w:p>
-            <w:r>
-              <w:rPr>
-                <w:sz w:val="18"/>
-              </w:rPr>
-              <w:t>永久固定</w:t>
+                <w:sz w:val="17"/>
+              </w:rPr>
+              <w:t>印</w:t>
             </w:r>
           </w:p>
         </w:tc>
       </w:tr>
     </w:tbl>
+    <w:p/>
     <w:p/>
     <w:sectPr>
       <w:pgSz w:w="12240" w:h="15840"/>
@@ -3663,7 +5470,7 @@
     <w:rsid w:val="00FC693F"/>
     <w:rPr>
       <w:rFonts w:ascii="MS Gothic" w:hAnsi="MS Gothic"/>
-      <w:sz w:val="20"/>
+      <w:sz w:val="19"/>
     </w:rPr>
   </w:style>
   <w:style w:type="paragraph" w:styleId="Header">
